--- a/桌面程序/报告.docx
+++ b/桌面程序/报告.docx
@@ -209,9 +209,11 @@
         <w:ind w:left="2029" w:leftChars="966"/>
         <w:jc w:val="left"/>
         <w:rPr>
+          <w:rFonts w:hint="eastAsia"/>
           <w:kern w:val="0"/>
           <w:sz w:val="28"/>
           <w:szCs w:val="24"/>
+          <w:lang w:val="en-US" w:eastAsia="zh-CN"/>
         </w:rPr>
       </w:pPr>
       <w:r>
@@ -245,30 +247,28 @@
       </w:r>
       <w:r>
         <w:rPr>
-          <w:b/>
-          <w:bCs/>
+          <w:rFonts w:hint="eastAsia"/>
           <w:kern w:val="0"/>
           <w:sz w:val="28"/>
           <w:szCs w:val="24"/>
-        </w:rPr>
-        <w:t> </w:t>
-      </w:r>
-      <w:r>
-        <w:rPr>
+          <w:lang w:val="en-US" w:eastAsia="zh-CN"/>
+        </w:rPr>
+        <w:t>桌面程序</w:t>
+      </w:r>
+    </w:p>
+    <w:p>
+      <w:pPr>
+        <w:spacing w:line="360" w:lineRule="auto"/>
+        <w:ind w:left="2029" w:leftChars="966"/>
+        <w:jc w:val="left"/>
+        <w:rPr>
+          <w:rFonts w:hint="default" w:eastAsiaTheme="minorEastAsia"/>
           <w:kern w:val="0"/>
           <w:sz w:val="28"/>
           <w:szCs w:val="24"/>
-        </w:rPr>
-        <w:t>____________________</w:t>
-      </w:r>
-      <w:r>
-        <w:rPr>
-          <w:kern w:val="0"/>
-          <w:sz w:val="28"/>
-          <w:szCs w:val="24"/>
-        </w:rPr>
-        <w:br w:type="textWrapping"/>
-      </w:r>
+          <w:lang w:val="en-US" w:eastAsia="zh-CN"/>
+        </w:rPr>
+      </w:pPr>
       <w:r>
         <w:rPr>
           <w:b/>
@@ -306,7 +306,7 @@
           <w:sz w:val="28"/>
           <w:szCs w:val="24"/>
         </w:rPr>
-        <w:t> ________</w:t>
+        <w:t> </w:t>
       </w:r>
       <w:r>
         <w:rPr>
@@ -314,25 +314,9 @@
           <w:kern w:val="0"/>
           <w:sz w:val="28"/>
           <w:szCs w:val="24"/>
-        </w:rPr>
-        <w:t>姓名：</w:t>
-      </w:r>
-      <w:r>
-        <w:rPr>
-          <w:kern w:val="0"/>
-          <w:sz w:val="28"/>
-          <w:szCs w:val="24"/>
-        </w:rPr>
-        <w:t> _</w:t>
-      </w:r>
-      <w:r>
-        <w:rPr>
-          <w:kern w:val="0"/>
-          <w:sz w:val="28"/>
-          <w:szCs w:val="24"/>
-          <w:u w:val="single"/>
-        </w:rPr>
-        <w:t>___</w:t>
+          <w:lang w:val="en-US" w:eastAsia="zh-CN"/>
+        </w:rPr>
+        <w:t>25050601</w:t>
       </w:r>
       <w:r>
         <w:rPr>
@@ -340,18 +324,8 @@
           <w:kern w:val="0"/>
           <w:sz w:val="28"/>
           <w:szCs w:val="24"/>
-          <w:u w:val="single"/>
-        </w:rPr>
-        <w:t xml:space="preserve">    </w:t>
-      </w:r>
-      <w:r>
-        <w:rPr>
-          <w:kern w:val="0"/>
-          <w:sz w:val="28"/>
-          <w:szCs w:val="24"/>
-          <w:u w:val="single"/>
-        </w:rPr>
-        <w:t>___</w:t>
+        </w:rPr>
+        <w:t>姓名：</w:t>
       </w:r>
       <w:r>
         <w:rPr>
@@ -359,18 +333,9 @@
           <w:kern w:val="0"/>
           <w:sz w:val="28"/>
           <w:szCs w:val="24"/>
-          <w:u w:val="single"/>
-        </w:rPr>
-        <w:t xml:space="preserve"> </w:t>
-      </w:r>
-      <w:r>
-        <w:rPr>
-          <w:kern w:val="0"/>
-          <w:sz w:val="28"/>
-          <w:szCs w:val="24"/>
-          <w:u w:val="single"/>
-        </w:rPr>
-        <w:t>_</w:t>
+          <w:lang w:val="en-US" w:eastAsia="zh-CN"/>
+        </w:rPr>
+        <w:t>冯美娟</w:t>
       </w:r>
       <w:r>
         <w:rPr>
@@ -417,7 +382,7 @@
           <w:sz w:val="28"/>
           <w:szCs w:val="24"/>
         </w:rPr>
-        <w:t> ________</w:t>
+        <w:t> </w:t>
       </w:r>
       <w:r>
         <w:rPr>
@@ -425,25 +390,9 @@
           <w:kern w:val="0"/>
           <w:sz w:val="28"/>
           <w:szCs w:val="24"/>
-        </w:rPr>
-        <w:t>姓名</w:t>
-      </w:r>
-      <w:r>
-        <w:rPr>
-          <w:kern w:val="0"/>
-          <w:sz w:val="28"/>
-          <w:szCs w:val="24"/>
-        </w:rPr>
-        <w:t> ：__</w:t>
-      </w:r>
-      <w:r>
-        <w:rPr>
-          <w:kern w:val="0"/>
-          <w:sz w:val="28"/>
-          <w:szCs w:val="24"/>
-          <w:u w:val="single"/>
-        </w:rPr>
-        <w:t>__</w:t>
+          <w:lang w:val="en-US" w:eastAsia="zh-CN"/>
+        </w:rPr>
+        <w:t>25050603</w:t>
       </w:r>
       <w:r>
         <w:rPr>
@@ -451,26 +400,26 @@
           <w:kern w:val="0"/>
           <w:sz w:val="28"/>
           <w:szCs w:val="24"/>
-          <w:u w:val="single"/>
-        </w:rPr>
-        <w:t xml:space="preserve">     </w:t>
+        </w:rPr>
+        <w:t>姓名</w:t>
       </w:r>
       <w:r>
         <w:rPr>
           <w:kern w:val="0"/>
           <w:sz w:val="28"/>
           <w:szCs w:val="24"/>
-          <w:u w:val="single"/>
-        </w:rPr>
-        <w:t>___</w:t>
-      </w:r>
-      <w:r>
-        <w:rPr>
+        </w:rPr>
+        <w:t> ：</w:t>
+      </w:r>
+      <w:r>
+        <w:rPr>
+          <w:rFonts w:hint="eastAsia"/>
           <w:kern w:val="0"/>
           <w:sz w:val="28"/>
           <w:szCs w:val="24"/>
-        </w:rPr>
-        <w:t>_</w:t>
+          <w:lang w:val="en-US" w:eastAsia="zh-CN"/>
+        </w:rPr>
+        <w:t>夏涵欣</w:t>
       </w:r>
       <w:r>
         <w:rPr>
@@ -496,7 +445,17 @@
           <w:sz w:val="28"/>
           <w:szCs w:val="24"/>
         </w:rPr>
-        <w:t> _________________________</w:t>
+        <w:t> </w:t>
+      </w:r>
+      <w:r>
+        <w:rPr>
+          <w:rFonts w:hint="eastAsia"/>
+          <w:kern w:val="0"/>
+          <w:sz w:val="28"/>
+          <w:szCs w:val="24"/>
+          <w:lang w:val="en-US" w:eastAsia="zh-CN"/>
+        </w:rPr>
+        <w:t>2026.06.08</w:t>
       </w:r>
     </w:p>
     <w:p>
@@ -1453,6 +1412,7 @@
     </w:p>
     <w:tbl>
       <w:tblPr>
+        <w:tblStyle w:val="9"/>
         <w:tblW w:w="9690" w:type="dxa"/>
         <w:tblInd w:w="-332" w:type="dxa"/>
         <w:tblBorders>
@@ -1543,7 +1503,6 @@
                 <w:kern w:val="0"/>
                 <w:sz w:val="21"/>
                 <w:szCs w:val="21"/>
-                <w:bdr w:val="none" w:color="auto" w:sz="0" w:space="0"/>
                 <w:lang w:val="en-US" w:eastAsia="zh-CN" w:bidi="ar"/>
               </w:rPr>
               <w:t>类名</w:t>
@@ -1595,7 +1554,6 @@
                 <w:kern w:val="0"/>
                 <w:sz w:val="21"/>
                 <w:szCs w:val="21"/>
-                <w:bdr w:val="none" w:color="auto" w:sz="0" w:space="0"/>
                 <w:lang w:val="en-US" w:eastAsia="zh-CN" w:bidi="ar"/>
               </w:rPr>
               <w:t>作用</w:t>
@@ -1647,514 +1605,9 @@
                 <w:kern w:val="0"/>
                 <w:sz w:val="21"/>
                 <w:szCs w:val="21"/>
-                <w:bdr w:val="none" w:color="auto" w:sz="0" w:space="0"/>
                 <w:lang w:val="en-US" w:eastAsia="zh-CN" w:bidi="ar"/>
               </w:rPr>
               <w:t>关系</w:t>
-            </w:r>
-          </w:p>
-        </w:tc>
-      </w:tr>
-      <w:tr>
-        <w:tblPrEx>
-          <w:tblBorders>
-            <w:top w:val="none" w:color="auto" w:sz="0" w:space="0"/>
-            <w:left w:val="none" w:color="auto" w:sz="0" w:space="0"/>
-            <w:bottom w:val="none" w:color="auto" w:sz="0" w:space="0"/>
-            <w:right w:val="none" w:color="auto" w:sz="0" w:space="0"/>
-            <w:insideH w:val="none" w:color="auto" w:sz="0" w:space="0"/>
-            <w:insideV w:val="none" w:color="auto" w:sz="0" w:space="0"/>
-          </w:tblBorders>
-          <w:tblCellMar>
-            <w:top w:w="15" w:type="dxa"/>
-            <w:left w:w="15" w:type="dxa"/>
-            <w:bottom w:w="15" w:type="dxa"/>
-            <w:right w:w="15" w:type="dxa"/>
-          </w:tblCellMar>
-        </w:tblPrEx>
-        <w:tc>
-          <w:tcPr>
-            <w:tcW w:w="1890" w:type="dxa"/>
-            <w:shd w:val="clear" w:color="auto" w:fill="FFFFFF"/>
-            <w:tcMar>
-              <w:top w:w="100" w:type="dxa"/>
-              <w:left w:w="0" w:type="dxa"/>
-              <w:bottom w:w="100" w:type="dxa"/>
-              <w:right w:w="160" w:type="dxa"/>
-            </w:tcMar>
-            <w:vAlign w:val="center"/>
-          </w:tcPr>
-          <w:p>
-            <w:pPr>
-              <w:keepNext w:val="0"/>
-              <w:keepLines w:val="0"/>
-              <w:widowControl/>
-              <w:suppressLineNumbers w:val="0"/>
-              <w:spacing w:line="250" w:lineRule="atLeast"/>
-              <w:jc w:val="left"/>
-              <w:rPr>
-                <w:rFonts w:hint="default" w:ascii="Segoe UI" w:hAnsi="Segoe UI" w:eastAsia="Segoe UI" w:cs="Segoe UI"/>
-                <w:i w:val="0"/>
-                <w:iCs w:val="0"/>
-                <w:caps w:val="0"/>
-                <w:color w:val="0F1115"/>
-                <w:spacing w:val="0"/>
-                <w:kern w:val="0"/>
-                <w:sz w:val="21"/>
-                <w:szCs w:val="21"/>
-                <w:lang w:val="en-US" w:eastAsia="zh-CN" w:bidi="ar"/>
-              </w:rPr>
-            </w:pPr>
-            <w:r>
-              <w:rPr>
-                <w:rFonts w:hint="default" w:ascii="Segoe UI" w:hAnsi="Segoe UI" w:eastAsia="Segoe UI" w:cs="Segoe UI"/>
-                <w:i w:val="0"/>
-                <w:iCs w:val="0"/>
-                <w:caps w:val="0"/>
-                <w:color w:val="0F1115"/>
-                <w:spacing w:val="0"/>
-                <w:kern w:val="0"/>
-                <w:sz w:val="21"/>
-                <w:szCs w:val="21"/>
-                <w:lang w:val="en-US" w:eastAsia="zh-CN" w:bidi="ar"/>
-              </w:rPr>
-              <w:t>Room (抽象)</w:t>
-            </w:r>
-          </w:p>
-        </w:tc>
-        <w:tc>
-          <w:tcPr>
-            <w:tcW w:w="3160" w:type="dxa"/>
-            <w:shd w:val="clear" w:color="auto" w:fill="FFFFFF"/>
-            <w:tcMar>
-              <w:top w:w="100" w:type="dxa"/>
-              <w:left w:w="160" w:type="dxa"/>
-              <w:bottom w:w="100" w:type="dxa"/>
-              <w:right w:w="160" w:type="dxa"/>
-            </w:tcMar>
-            <w:vAlign w:val="center"/>
-          </w:tcPr>
-          <w:p>
-            <w:pPr>
-              <w:keepNext w:val="0"/>
-              <w:keepLines w:val="0"/>
-              <w:widowControl/>
-              <w:suppressLineNumbers w:val="0"/>
-              <w:spacing w:line="250" w:lineRule="atLeast"/>
-              <w:jc w:val="left"/>
-              <w:rPr>
-                <w:rFonts w:hint="default" w:ascii="Segoe UI" w:hAnsi="Segoe UI" w:eastAsia="Segoe UI" w:cs="Segoe UI"/>
-                <w:i w:val="0"/>
-                <w:iCs w:val="0"/>
-                <w:caps w:val="0"/>
-                <w:color w:val="0F1115"/>
-                <w:spacing w:val="0"/>
-                <w:kern w:val="0"/>
-                <w:sz w:val="21"/>
-                <w:szCs w:val="21"/>
-                <w:lang w:val="en-US" w:eastAsia="zh-CN" w:bidi="ar"/>
-              </w:rPr>
-            </w:pPr>
-            <w:r>
-              <w:rPr>
-                <w:rFonts w:hint="default" w:ascii="Segoe UI" w:hAnsi="Segoe UI" w:eastAsia="Segoe UI" w:cs="Segoe UI"/>
-                <w:i w:val="0"/>
-                <w:iCs w:val="0"/>
-                <w:caps w:val="0"/>
-                <w:color w:val="0F1115"/>
-                <w:spacing w:val="0"/>
-                <w:kern w:val="0"/>
-                <w:sz w:val="21"/>
-                <w:szCs w:val="21"/>
-                <w:lang w:val="en-US" w:eastAsia="zh-CN" w:bidi="ar"/>
-              </w:rPr>
-              <w:t>房间基类，定义公共属性和抽象计费方法</w:t>
-            </w:r>
-          </w:p>
-        </w:tc>
-        <w:tc>
-          <w:tcPr>
-            <w:tcW w:w="4640" w:type="dxa"/>
-            <w:shd w:val="clear" w:color="auto" w:fill="FFFFFF"/>
-            <w:tcMar>
-              <w:top w:w="100" w:type="dxa"/>
-              <w:left w:w="160" w:type="dxa"/>
-              <w:bottom w:w="100" w:type="dxa"/>
-              <w:right w:w="0" w:type="dxa"/>
-            </w:tcMar>
-            <w:vAlign w:val="center"/>
-          </w:tcPr>
-          <w:p>
-            <w:pPr>
-              <w:keepNext w:val="0"/>
-              <w:keepLines w:val="0"/>
-              <w:widowControl/>
-              <w:suppressLineNumbers w:val="0"/>
-              <w:spacing w:line="250" w:lineRule="atLeast"/>
-              <w:jc w:val="left"/>
-              <w:rPr>
-                <w:rFonts w:hint="default" w:ascii="Segoe UI" w:hAnsi="Segoe UI" w:eastAsia="Segoe UI" w:cs="Segoe UI"/>
-                <w:i w:val="0"/>
-                <w:iCs w:val="0"/>
-                <w:caps w:val="0"/>
-                <w:color w:val="0F1115"/>
-                <w:spacing w:val="0"/>
-                <w:kern w:val="0"/>
-                <w:sz w:val="21"/>
-                <w:szCs w:val="21"/>
-                <w:lang w:val="en-US" w:eastAsia="zh-CN" w:bidi="ar"/>
-              </w:rPr>
-            </w:pPr>
-            <w:r>
-              <w:rPr>
-                <w:rFonts w:hint="default" w:ascii="Segoe UI" w:hAnsi="Segoe UI" w:eastAsia="Segoe UI" w:cs="Segoe UI"/>
-                <w:i w:val="0"/>
-                <w:iCs w:val="0"/>
-                <w:caps w:val="0"/>
-                <w:color w:val="0F1115"/>
-                <w:spacing w:val="0"/>
-                <w:kern w:val="0"/>
-                <w:sz w:val="21"/>
-                <w:szCs w:val="21"/>
-                <w:lang w:val="en-US" w:eastAsia="zh-CN" w:bidi="ar"/>
-              </w:rPr>
-              <w:t>被 StdRoom、VIPRoom 继承</w:t>
-            </w:r>
-          </w:p>
-        </w:tc>
-      </w:tr>
-      <w:tr>
-        <w:tblPrEx>
-          <w:tblBorders>
-            <w:top w:val="none" w:color="auto" w:sz="0" w:space="0"/>
-            <w:left w:val="none" w:color="auto" w:sz="0" w:space="0"/>
-            <w:bottom w:val="none" w:color="auto" w:sz="0" w:space="0"/>
-            <w:right w:val="none" w:color="auto" w:sz="0" w:space="0"/>
-            <w:insideH w:val="none" w:color="auto" w:sz="0" w:space="0"/>
-            <w:insideV w:val="none" w:color="auto" w:sz="0" w:space="0"/>
-          </w:tblBorders>
-          <w:tblCellMar>
-            <w:top w:w="15" w:type="dxa"/>
-            <w:left w:w="15" w:type="dxa"/>
-            <w:bottom w:w="15" w:type="dxa"/>
-            <w:right w:w="15" w:type="dxa"/>
-          </w:tblCellMar>
-        </w:tblPrEx>
-        <w:tc>
-          <w:tcPr>
-            <w:tcW w:w="1890" w:type="dxa"/>
-            <w:shd w:val="clear" w:color="auto" w:fill="FFFFFF"/>
-            <w:tcMar>
-              <w:top w:w="100" w:type="dxa"/>
-              <w:left w:w="0" w:type="dxa"/>
-              <w:bottom w:w="100" w:type="dxa"/>
-              <w:right w:w="160" w:type="dxa"/>
-            </w:tcMar>
-            <w:vAlign w:val="center"/>
-          </w:tcPr>
-          <w:p>
-            <w:pPr>
-              <w:keepNext w:val="0"/>
-              <w:keepLines w:val="0"/>
-              <w:widowControl/>
-              <w:suppressLineNumbers w:val="0"/>
-              <w:spacing w:line="250" w:lineRule="atLeast"/>
-              <w:jc w:val="left"/>
-              <w:rPr>
-                <w:rFonts w:hint="default" w:ascii="Segoe UI" w:hAnsi="Segoe UI" w:eastAsia="Segoe UI" w:cs="Segoe UI"/>
-                <w:i w:val="0"/>
-                <w:iCs w:val="0"/>
-                <w:caps w:val="0"/>
-                <w:color w:val="0F1115"/>
-                <w:spacing w:val="0"/>
-                <w:kern w:val="0"/>
-                <w:sz w:val="21"/>
-                <w:szCs w:val="21"/>
-                <w:lang w:val="en-US" w:eastAsia="zh-CN" w:bidi="ar"/>
-              </w:rPr>
-            </w:pPr>
-            <w:r>
-              <w:rPr>
-                <w:rFonts w:hint="default" w:ascii="Segoe UI" w:hAnsi="Segoe UI" w:eastAsia="Segoe UI" w:cs="Segoe UI"/>
-                <w:i w:val="0"/>
-                <w:iCs w:val="0"/>
-                <w:caps w:val="0"/>
-                <w:color w:val="0F1115"/>
-                <w:spacing w:val="0"/>
-                <w:kern w:val="0"/>
-                <w:sz w:val="21"/>
-                <w:szCs w:val="21"/>
-                <w:lang w:val="en-US" w:eastAsia="zh-CN" w:bidi="ar"/>
-              </w:rPr>
-              <w:t>StdRoom</w:t>
-            </w:r>
-          </w:p>
-        </w:tc>
-        <w:tc>
-          <w:tcPr>
-            <w:tcW w:w="3160" w:type="dxa"/>
-            <w:shd w:val="clear" w:color="auto" w:fill="FFFFFF"/>
-            <w:tcMar>
-              <w:top w:w="100" w:type="dxa"/>
-              <w:left w:w="160" w:type="dxa"/>
-              <w:bottom w:w="100" w:type="dxa"/>
-              <w:right w:w="160" w:type="dxa"/>
-            </w:tcMar>
-            <w:vAlign w:val="center"/>
-          </w:tcPr>
-          <w:p>
-            <w:pPr>
-              <w:keepNext w:val="0"/>
-              <w:keepLines w:val="0"/>
-              <w:widowControl/>
-              <w:suppressLineNumbers w:val="0"/>
-              <w:spacing w:line="250" w:lineRule="atLeast"/>
-              <w:jc w:val="left"/>
-              <w:rPr>
-                <w:rFonts w:hint="default" w:ascii="Segoe UI" w:hAnsi="Segoe UI" w:eastAsia="Segoe UI" w:cs="Segoe UI"/>
-                <w:i w:val="0"/>
-                <w:iCs w:val="0"/>
-                <w:caps w:val="0"/>
-                <w:color w:val="0F1115"/>
-                <w:spacing w:val="0"/>
-                <w:kern w:val="0"/>
-                <w:sz w:val="21"/>
-                <w:szCs w:val="21"/>
-                <w:lang w:val="en-US" w:eastAsia="zh-CN" w:bidi="ar"/>
-              </w:rPr>
-            </w:pPr>
-            <w:r>
-              <w:rPr>
-                <w:rFonts w:hint="default" w:ascii="Segoe UI" w:hAnsi="Segoe UI" w:eastAsia="Segoe UI" w:cs="Segoe UI"/>
-                <w:i w:val="0"/>
-                <w:iCs w:val="0"/>
-                <w:caps w:val="0"/>
-                <w:color w:val="0F1115"/>
-                <w:spacing w:val="0"/>
-                <w:kern w:val="0"/>
-                <w:sz w:val="21"/>
-                <w:szCs w:val="21"/>
-                <w:lang w:val="en-US" w:eastAsia="zh-CN" w:bidi="ar"/>
-              </w:rPr>
-              <w:t>标准间，实现普通计费</w:t>
-            </w:r>
-          </w:p>
-        </w:tc>
-        <w:tc>
-          <w:tcPr>
-            <w:tcW w:w="4640" w:type="dxa"/>
-            <w:shd w:val="clear" w:color="auto" w:fill="FFFFFF"/>
-            <w:tcMar>
-              <w:top w:w="100" w:type="dxa"/>
-              <w:left w:w="160" w:type="dxa"/>
-              <w:bottom w:w="100" w:type="dxa"/>
-              <w:right w:w="0" w:type="dxa"/>
-            </w:tcMar>
-            <w:vAlign w:val="center"/>
-          </w:tcPr>
-          <w:p>
-            <w:pPr>
-              <w:keepNext w:val="0"/>
-              <w:keepLines w:val="0"/>
-              <w:widowControl/>
-              <w:suppressLineNumbers w:val="0"/>
-              <w:spacing w:line="250" w:lineRule="atLeast"/>
-              <w:jc w:val="left"/>
-              <w:rPr>
-                <w:rFonts w:hint="default" w:ascii="Segoe UI" w:hAnsi="Segoe UI" w:eastAsia="Segoe UI" w:cs="Segoe UI"/>
-                <w:i w:val="0"/>
-                <w:iCs w:val="0"/>
-                <w:caps w:val="0"/>
-                <w:color w:val="0F1115"/>
-                <w:spacing w:val="0"/>
-                <w:kern w:val="0"/>
-                <w:sz w:val="21"/>
-                <w:szCs w:val="21"/>
-                <w:lang w:val="en-US" w:eastAsia="zh-CN" w:bidi="ar"/>
-              </w:rPr>
-            </w:pPr>
-            <w:r>
-              <w:rPr>
-                <w:rFonts w:hint="default" w:ascii="Segoe UI" w:hAnsi="Segoe UI" w:eastAsia="Segoe UI" w:cs="Segoe UI"/>
-                <w:i w:val="0"/>
-                <w:iCs w:val="0"/>
-                <w:caps w:val="0"/>
-                <w:color w:val="0F1115"/>
-                <w:spacing w:val="0"/>
-                <w:kern w:val="0"/>
-                <w:sz w:val="21"/>
-                <w:szCs w:val="21"/>
-                <w:lang w:val="en-US" w:eastAsia="zh-CN" w:bidi="ar"/>
-              </w:rPr>
-              <w:t>继承 Room</w:t>
-            </w:r>
-          </w:p>
-        </w:tc>
-      </w:tr>
-      <w:tr>
-        <w:tblPrEx>
-          <w:tblBorders>
-            <w:top w:val="none" w:color="auto" w:sz="0" w:space="0"/>
-            <w:left w:val="none" w:color="auto" w:sz="0" w:space="0"/>
-            <w:bottom w:val="none" w:color="auto" w:sz="0" w:space="0"/>
-            <w:right w:val="none" w:color="auto" w:sz="0" w:space="0"/>
-            <w:insideH w:val="none" w:color="auto" w:sz="0" w:space="0"/>
-            <w:insideV w:val="none" w:color="auto" w:sz="0" w:space="0"/>
-          </w:tblBorders>
-          <w:tblCellMar>
-            <w:top w:w="15" w:type="dxa"/>
-            <w:left w:w="15" w:type="dxa"/>
-            <w:bottom w:w="15" w:type="dxa"/>
-            <w:right w:w="15" w:type="dxa"/>
-          </w:tblCellMar>
-        </w:tblPrEx>
-        <w:tc>
-          <w:tcPr>
-            <w:tcW w:w="1890" w:type="dxa"/>
-            <w:shd w:val="clear" w:color="auto" w:fill="FFFFFF"/>
-            <w:tcMar>
-              <w:top w:w="100" w:type="dxa"/>
-              <w:left w:w="0" w:type="dxa"/>
-              <w:bottom w:w="100" w:type="dxa"/>
-              <w:right w:w="160" w:type="dxa"/>
-            </w:tcMar>
-            <w:vAlign w:val="center"/>
-          </w:tcPr>
-          <w:p>
-            <w:pPr>
-              <w:keepNext w:val="0"/>
-              <w:keepLines w:val="0"/>
-              <w:widowControl/>
-              <w:suppressLineNumbers w:val="0"/>
-              <w:spacing w:line="250" w:lineRule="atLeast"/>
-              <w:jc w:val="left"/>
-              <w:rPr>
-                <w:rFonts w:hint="default" w:ascii="Segoe UI" w:hAnsi="Segoe UI" w:eastAsia="Segoe UI" w:cs="Segoe UI"/>
-                <w:i w:val="0"/>
-                <w:iCs w:val="0"/>
-                <w:caps w:val="0"/>
-                <w:color w:val="0F1115"/>
-                <w:spacing w:val="0"/>
-                <w:kern w:val="0"/>
-                <w:sz w:val="21"/>
-                <w:szCs w:val="21"/>
-                <w:lang w:val="en-US" w:eastAsia="zh-CN" w:bidi="ar"/>
-              </w:rPr>
-            </w:pPr>
-            <w:r>
-              <w:rPr>
-                <w:rFonts w:hint="default" w:ascii="Segoe UI" w:hAnsi="Segoe UI" w:eastAsia="Segoe UI" w:cs="Segoe UI"/>
-                <w:i w:val="0"/>
-                <w:iCs w:val="0"/>
-                <w:caps w:val="0"/>
-                <w:color w:val="0F1115"/>
-                <w:spacing w:val="0"/>
-                <w:kern w:val="0"/>
-                <w:sz w:val="21"/>
-                <w:szCs w:val="21"/>
-                <w:lang w:val="en-US" w:eastAsia="zh-CN" w:bidi="ar"/>
-              </w:rPr>
-              <w:t>VIPRoom</w:t>
-            </w:r>
-          </w:p>
-        </w:tc>
-        <w:tc>
-          <w:tcPr>
-            <w:tcW w:w="3160" w:type="dxa"/>
-            <w:shd w:val="clear" w:color="auto" w:fill="FFFFFF"/>
-            <w:tcMar>
-              <w:top w:w="100" w:type="dxa"/>
-              <w:left w:w="160" w:type="dxa"/>
-              <w:bottom w:w="100" w:type="dxa"/>
-              <w:right w:w="160" w:type="dxa"/>
-            </w:tcMar>
-            <w:vAlign w:val="center"/>
-          </w:tcPr>
-          <w:p>
-            <w:pPr>
-              <w:keepNext w:val="0"/>
-              <w:keepLines w:val="0"/>
-              <w:widowControl/>
-              <w:suppressLineNumbers w:val="0"/>
-              <w:spacing w:line="250" w:lineRule="atLeast"/>
-              <w:jc w:val="left"/>
-              <w:rPr>
-                <w:rFonts w:hint="default" w:ascii="Segoe UI" w:hAnsi="Segoe UI" w:eastAsia="Segoe UI" w:cs="Segoe UI"/>
-                <w:i w:val="0"/>
-                <w:iCs w:val="0"/>
-                <w:caps w:val="0"/>
-                <w:color w:val="0F1115"/>
-                <w:spacing w:val="0"/>
-                <w:kern w:val="0"/>
-                <w:sz w:val="21"/>
-                <w:szCs w:val="21"/>
-                <w:lang w:val="en-US" w:eastAsia="zh-CN" w:bidi="ar"/>
-              </w:rPr>
-            </w:pPr>
-            <w:r>
-              <w:rPr>
-                <w:rFonts w:hint="default" w:ascii="Segoe UI" w:hAnsi="Segoe UI" w:eastAsia="Segoe UI" w:cs="Segoe UI"/>
-                <w:i w:val="0"/>
-                <w:iCs w:val="0"/>
-                <w:caps w:val="0"/>
-                <w:color w:val="0F1115"/>
-                <w:spacing w:val="0"/>
-                <w:kern w:val="0"/>
-                <w:sz w:val="21"/>
-                <w:szCs w:val="21"/>
-                <w:lang w:val="en-US" w:eastAsia="zh-CN" w:bidi="ar"/>
-              </w:rPr>
-              <w:t>VIP 间，计费加收 20% 服务费</w:t>
-            </w:r>
-          </w:p>
-        </w:tc>
-        <w:tc>
-          <w:tcPr>
-            <w:tcW w:w="4640" w:type="dxa"/>
-            <w:shd w:val="clear" w:color="auto" w:fill="FFFFFF"/>
-            <w:tcMar>
-              <w:top w:w="100" w:type="dxa"/>
-              <w:left w:w="160" w:type="dxa"/>
-              <w:bottom w:w="100" w:type="dxa"/>
-              <w:right w:w="0" w:type="dxa"/>
-            </w:tcMar>
-            <w:vAlign w:val="center"/>
-          </w:tcPr>
-          <w:p>
-            <w:pPr>
-              <w:keepNext w:val="0"/>
-              <w:keepLines w:val="0"/>
-              <w:widowControl/>
-              <w:suppressLineNumbers w:val="0"/>
-              <w:spacing w:line="250" w:lineRule="atLeast"/>
-              <w:jc w:val="left"/>
-              <w:rPr>
-                <w:rFonts w:hint="default" w:ascii="Segoe UI" w:hAnsi="Segoe UI" w:eastAsia="Segoe UI" w:cs="Segoe UI"/>
-                <w:i w:val="0"/>
-                <w:iCs w:val="0"/>
-                <w:caps w:val="0"/>
-                <w:color w:val="0F1115"/>
-                <w:spacing w:val="0"/>
-                <w:kern w:val="0"/>
-                <w:sz w:val="21"/>
-                <w:szCs w:val="21"/>
-                <w:lang w:val="en-US" w:eastAsia="zh-CN" w:bidi="ar"/>
-              </w:rPr>
-            </w:pPr>
-            <w:r>
-              <w:rPr>
-                <w:rFonts w:hint="default" w:ascii="Segoe UI" w:hAnsi="Segoe UI" w:eastAsia="Segoe UI" w:cs="Segoe UI"/>
-                <w:i w:val="0"/>
-                <w:iCs w:val="0"/>
-                <w:caps w:val="0"/>
-                <w:color w:val="0F1115"/>
-                <w:spacing w:val="0"/>
-                <w:kern w:val="0"/>
-                <w:sz w:val="21"/>
-                <w:szCs w:val="21"/>
-                <w:lang w:val="en-US" w:eastAsia="zh-CN" w:bidi="ar"/>
-              </w:rPr>
-              <w:t>继承 Room</w:t>
             </w:r>
           </w:p>
         </w:tc>
@@ -2223,7 +1676,7 @@
                 <w:szCs w:val="21"/>
                 <w:lang w:val="en-US" w:eastAsia="zh-CN" w:bidi="ar"/>
               </w:rPr>
-              <w:t>Customer</w:t>
+              <w:t>Room (抽象)</w:t>
             </w:r>
           </w:p>
         </w:tc>
@@ -2273,7 +1726,7 @@
                 <w:szCs w:val="21"/>
                 <w:lang w:val="en-US" w:eastAsia="zh-CN" w:bidi="ar"/>
               </w:rPr>
-              <w:t>顾客信息，可关联会员</w:t>
+              <w:t>房间基类，定义公共属性和抽象计费方法</w:t>
             </w:r>
           </w:p>
         </w:tc>
@@ -2323,7 +1776,7 @@
                 <w:szCs w:val="21"/>
                 <w:lang w:val="en-US" w:eastAsia="zh-CN" w:bidi="ar"/>
               </w:rPr>
-              <w:t>聚合 Member</w:t>
+              <w:t>被 StdRoom、VIPRoom 继承</w:t>
             </w:r>
           </w:p>
         </w:tc>
@@ -2392,7 +1845,7 @@
                 <w:szCs w:val="21"/>
                 <w:lang w:val="en-US" w:eastAsia="zh-CN" w:bidi="ar"/>
               </w:rPr>
-              <w:t>Member</w:t>
+              <w:t>StdRoom</w:t>
             </w:r>
           </w:p>
         </w:tc>
@@ -2442,7 +1895,7 @@
                 <w:szCs w:val="21"/>
                 <w:lang w:val="en-US" w:eastAsia="zh-CN" w:bidi="ar"/>
               </w:rPr>
-              <w:t>会员信息，包含等级和折扣率</w:t>
+              <w:t>标准间，实现普通计费</w:t>
             </w:r>
           </w:p>
         </w:tc>
@@ -2492,190 +1945,7 @@
                 <w:szCs w:val="21"/>
                 <w:lang w:val="en-US" w:eastAsia="zh-CN" w:bidi="ar"/>
               </w:rPr>
-              <w:t>被 Customer 引用</w:t>
-            </w:r>
-          </w:p>
-        </w:tc>
-      </w:tr>
-      <w:tr>
-        <w:tblPrEx>
-          <w:tblBorders>
-            <w:top w:val="none" w:color="auto" w:sz="0" w:space="0"/>
-            <w:left w:val="none" w:color="auto" w:sz="0" w:space="0"/>
-            <w:bottom w:val="none" w:color="auto" w:sz="0" w:space="0"/>
-            <w:right w:val="none" w:color="auto" w:sz="0" w:space="0"/>
-            <w:insideH w:val="none" w:color="auto" w:sz="0" w:space="0"/>
-            <w:insideV w:val="none" w:color="auto" w:sz="0" w:space="0"/>
-          </w:tblBorders>
-          <w:tblCellMar>
-            <w:top w:w="15" w:type="dxa"/>
-            <w:left w:w="15" w:type="dxa"/>
-            <w:bottom w:w="15" w:type="dxa"/>
-            <w:right w:w="15" w:type="dxa"/>
-          </w:tblCellMar>
-        </w:tblPrEx>
-        <w:tc>
-          <w:tcPr>
-            <w:tcW w:w="1890" w:type="dxa"/>
-            <w:shd w:val="clear" w:color="auto" w:fill="FFFFFF"/>
-            <w:tcMar>
-              <w:top w:w="100" w:type="dxa"/>
-              <w:left w:w="0" w:type="dxa"/>
-              <w:bottom w:w="100" w:type="dxa"/>
-              <w:right w:w="160" w:type="dxa"/>
-            </w:tcMar>
-            <w:vAlign w:val="center"/>
-          </w:tcPr>
-          <w:p>
-            <w:pPr>
-              <w:keepNext w:val="0"/>
-              <w:keepLines w:val="0"/>
-              <w:widowControl/>
-              <w:suppressLineNumbers w:val="0"/>
-              <w:spacing w:line="250" w:lineRule="atLeast"/>
-              <w:jc w:val="left"/>
-              <w:rPr>
-                <w:rFonts w:hint="default" w:ascii="Segoe UI" w:hAnsi="Segoe UI" w:eastAsia="Segoe UI" w:cs="Segoe UI"/>
-                <w:i w:val="0"/>
-                <w:iCs w:val="0"/>
-                <w:caps w:val="0"/>
-                <w:color w:val="0F1115"/>
-                <w:spacing w:val="0"/>
-                <w:kern w:val="0"/>
-                <w:sz w:val="21"/>
-                <w:szCs w:val="21"/>
-                <w:lang w:val="en-US" w:eastAsia="zh-CN" w:bidi="ar"/>
-              </w:rPr>
-            </w:pPr>
-            <w:r>
-              <w:rPr>
-                <w:rFonts w:hint="default" w:ascii="Segoe UI" w:hAnsi="Segoe UI" w:eastAsia="Segoe UI" w:cs="Segoe UI"/>
-                <w:i w:val="0"/>
-                <w:iCs w:val="0"/>
-                <w:caps w:val="0"/>
-                <w:color w:val="0F1115"/>
-                <w:spacing w:val="0"/>
-                <w:kern w:val="0"/>
-                <w:sz w:val="21"/>
-                <w:szCs w:val="21"/>
-                <w:lang w:val="en-US" w:eastAsia="zh-CN" w:bidi="ar"/>
-              </w:rPr>
-              <w:t>UsageRecord</w:t>
-            </w:r>
-          </w:p>
-        </w:tc>
-        <w:tc>
-          <w:tcPr>
-            <w:tcW w:w="3160" w:type="dxa"/>
-            <w:shd w:val="clear" w:color="auto" w:fill="FFFFFF"/>
-            <w:tcMar>
-              <w:top w:w="100" w:type="dxa"/>
-              <w:left w:w="160" w:type="dxa"/>
-              <w:bottom w:w="100" w:type="dxa"/>
-              <w:right w:w="160" w:type="dxa"/>
-            </w:tcMar>
-            <w:vAlign w:val="center"/>
-          </w:tcPr>
-          <w:p>
-            <w:pPr>
-              <w:keepNext w:val="0"/>
-              <w:keepLines w:val="0"/>
-              <w:widowControl/>
-              <w:suppressLineNumbers w:val="0"/>
-              <w:spacing w:line="250" w:lineRule="atLeast"/>
-              <w:jc w:val="left"/>
-              <w:rPr>
-                <w:rFonts w:hint="default" w:ascii="Segoe UI" w:hAnsi="Segoe UI" w:eastAsia="Segoe UI" w:cs="Segoe UI"/>
-                <w:i w:val="0"/>
-                <w:iCs w:val="0"/>
-                <w:caps w:val="0"/>
-                <w:color w:val="0F1115"/>
-                <w:spacing w:val="0"/>
-                <w:kern w:val="0"/>
-                <w:sz w:val="21"/>
-                <w:szCs w:val="21"/>
-                <w:lang w:val="en-US" w:eastAsia="zh-CN" w:bidi="ar"/>
-              </w:rPr>
-            </w:pPr>
-            <w:r>
-              <w:rPr>
-                <w:rFonts w:hint="default" w:ascii="Segoe UI" w:hAnsi="Segoe UI" w:eastAsia="Segoe UI" w:cs="Segoe UI"/>
-                <w:i w:val="0"/>
-                <w:iCs w:val="0"/>
-                <w:caps w:val="0"/>
-                <w:color w:val="0F1115"/>
-                <w:spacing w:val="0"/>
-                <w:kern w:val="0"/>
-                <w:sz w:val="21"/>
-                <w:szCs w:val="21"/>
-                <w:lang w:val="en-US" w:eastAsia="zh-CN" w:bidi="ar"/>
-              </w:rPr>
-              <w:t>使用记录，存储一次开台信息</w:t>
-            </w:r>
-          </w:p>
-        </w:tc>
-        <w:tc>
-          <w:tcPr>
-            <w:tcW w:w="4640" w:type="dxa"/>
-            <w:shd w:val="clear" w:color="auto" w:fill="FFFFFF"/>
-            <w:tcMar>
-              <w:top w:w="100" w:type="dxa"/>
-              <w:left w:w="160" w:type="dxa"/>
-              <w:bottom w:w="100" w:type="dxa"/>
-              <w:right w:w="0" w:type="dxa"/>
-            </w:tcMar>
-            <w:vAlign w:val="center"/>
-          </w:tcPr>
-          <w:p>
-            <w:pPr>
-              <w:keepNext w:val="0"/>
-              <w:keepLines w:val="0"/>
-              <w:widowControl/>
-              <w:suppressLineNumbers w:val="0"/>
-              <w:spacing w:line="250" w:lineRule="atLeast"/>
-              <w:jc w:val="left"/>
-              <w:rPr>
-                <w:rFonts w:hint="default" w:ascii="Segoe UI" w:hAnsi="Segoe UI" w:eastAsia="Segoe UI" w:cs="Segoe UI"/>
-                <w:i w:val="0"/>
-                <w:iCs w:val="0"/>
-                <w:caps w:val="0"/>
-                <w:color w:val="0F1115"/>
-                <w:spacing w:val="0"/>
-                <w:kern w:val="0"/>
-                <w:sz w:val="21"/>
-                <w:szCs w:val="21"/>
-                <w:lang w:val="en-US" w:eastAsia="zh-CN" w:bidi="ar"/>
-              </w:rPr>
-            </w:pPr>
-            <w:r>
-              <w:rPr>
-                <w:rFonts w:hint="eastAsia" w:ascii="Segoe UI" w:hAnsi="Segoe UI" w:eastAsia="Segoe UI" w:cs="Segoe UI"/>
-                <w:i w:val="0"/>
-                <w:iCs w:val="0"/>
-                <w:caps w:val="0"/>
-                <w:color w:val="0F1115"/>
-                <w:spacing w:val="0"/>
-                <w:kern w:val="0"/>
-                <w:sz w:val="21"/>
-                <w:szCs w:val="21"/>
-                <w:lang w:val="en-US" w:eastAsia="zh-CN" w:bidi="ar"/>
-              </w:rPr>
-              <w:t>关</w:t>
-            </w:r>
-            <w:r>
-              <w:rPr>
-                <w:rFonts w:hint="default" w:ascii="Segoe UI" w:hAnsi="Segoe UI" w:eastAsia="Segoe UI" w:cs="Segoe UI"/>
-                <w:i w:val="0"/>
-                <w:iCs w:val="0"/>
-                <w:caps w:val="0"/>
-                <w:color w:val="0F1115"/>
-                <w:spacing w:val="0"/>
-                <w:kern w:val="0"/>
-                <w:sz w:val="21"/>
-                <w:szCs w:val="21"/>
-                <w:lang w:val="en-US" w:eastAsia="zh-CN" w:bidi="ar"/>
-              </w:rPr>
-              <w:t>联 Room, Customer, PricingStrategy</w:t>
+              <w:t>继承 Room</w:t>
             </w:r>
           </w:p>
         </w:tc>
@@ -2744,7 +2014,7 @@
                 <w:szCs w:val="21"/>
                 <w:lang w:val="en-US" w:eastAsia="zh-CN" w:bidi="ar"/>
               </w:rPr>
-              <w:t>Reservation</w:t>
+              <w:t>VIPRoom</w:t>
             </w:r>
           </w:p>
         </w:tc>
@@ -2775,25 +2045,26 @@
                 <w:caps w:val="0"/>
                 <w:color w:val="0F1115"/>
                 <w:spacing w:val="0"/>
-                <w:sz w:val="21"/>
-                <w:szCs w:val="21"/>
-              </w:rPr>
-            </w:pPr>
-            <w:r>
-              <w:rPr>
-                <w:rFonts w:hint="default" w:ascii="Segoe UI" w:hAnsi="Segoe UI" w:eastAsia="Segoe UI" w:cs="Segoe UI"/>
-                <w:i w:val="0"/>
-                <w:iCs w:val="0"/>
-                <w:caps w:val="0"/>
-                <w:color w:val="0F1115"/>
-                <w:spacing w:val="0"/>
-                <w:kern w:val="0"/>
-                <w:sz w:val="21"/>
-                <w:szCs w:val="21"/>
-                <w:bdr w:val="none" w:color="auto" w:sz="0" w:space="0"/>
-                <w:lang w:val="en-US" w:eastAsia="zh-CN" w:bidi="ar"/>
-              </w:rPr>
-              <w:t>预约记录</w:t>
+                <w:kern w:val="0"/>
+                <w:sz w:val="21"/>
+                <w:szCs w:val="21"/>
+                <w:lang w:val="en-US" w:eastAsia="zh-CN" w:bidi="ar"/>
+              </w:rPr>
+            </w:pPr>
+            <w:r>
+              <w:rPr>
+                <w:rFonts w:hint="default" w:ascii="Segoe UI" w:hAnsi="Segoe UI" w:eastAsia="Segoe UI" w:cs="Segoe UI"/>
+                <w:i w:val="0"/>
+                <w:iCs w:val="0"/>
+                <w:caps w:val="0"/>
+                <w:color w:val="0F1115"/>
+                <w:spacing w:val="0"/>
+                <w:kern w:val="0"/>
+                <w:sz w:val="21"/>
+                <w:szCs w:val="21"/>
+                <w:lang w:val="en-US" w:eastAsia="zh-CN" w:bidi="ar"/>
+              </w:rPr>
+              <w:t>VIP 间，计费加收 20% 服务费</w:t>
             </w:r>
           </w:p>
         </w:tc>
@@ -2843,7 +2114,7 @@
                 <w:szCs w:val="21"/>
                 <w:lang w:val="en-US" w:eastAsia="zh-CN" w:bidi="ar"/>
               </w:rPr>
-              <w:t>关联 Room, Customer</w:t>
+              <w:t>继承 Room</w:t>
             </w:r>
           </w:p>
         </w:tc>
@@ -2912,7 +2183,7 @@
                 <w:szCs w:val="21"/>
                 <w:lang w:val="en-US" w:eastAsia="zh-CN" w:bidi="ar"/>
               </w:rPr>
-              <w:t>PricingStrategy (接口)</w:t>
+              <w:t>Customer</w:t>
             </w:r>
           </w:p>
         </w:tc>
@@ -2943,25 +2214,26 @@
                 <w:caps w:val="0"/>
                 <w:color w:val="0F1115"/>
                 <w:spacing w:val="0"/>
-                <w:sz w:val="21"/>
-                <w:szCs w:val="21"/>
-              </w:rPr>
-            </w:pPr>
-            <w:r>
-              <w:rPr>
-                <w:rFonts w:hint="default" w:ascii="Segoe UI" w:hAnsi="Segoe UI" w:eastAsia="Segoe UI" w:cs="Segoe UI"/>
-                <w:i w:val="0"/>
-                <w:iCs w:val="0"/>
-                <w:caps w:val="0"/>
-                <w:color w:val="0F1115"/>
-                <w:spacing w:val="0"/>
-                <w:kern w:val="0"/>
-                <w:sz w:val="21"/>
-                <w:szCs w:val="21"/>
-                <w:bdr w:val="none" w:color="auto" w:sz="0" w:space="0"/>
-                <w:lang w:val="en-US" w:eastAsia="zh-CN" w:bidi="ar"/>
-              </w:rPr>
-              <w:t>计费策略</w:t>
+                <w:kern w:val="0"/>
+                <w:sz w:val="21"/>
+                <w:szCs w:val="21"/>
+                <w:lang w:val="en-US" w:eastAsia="zh-CN" w:bidi="ar"/>
+              </w:rPr>
+            </w:pPr>
+            <w:r>
+              <w:rPr>
+                <w:rFonts w:hint="default" w:ascii="Segoe UI" w:hAnsi="Segoe UI" w:eastAsia="Segoe UI" w:cs="Segoe UI"/>
+                <w:i w:val="0"/>
+                <w:iCs w:val="0"/>
+                <w:caps w:val="0"/>
+                <w:color w:val="0F1115"/>
+                <w:spacing w:val="0"/>
+                <w:kern w:val="0"/>
+                <w:sz w:val="21"/>
+                <w:szCs w:val="21"/>
+                <w:lang w:val="en-US" w:eastAsia="zh-CN" w:bidi="ar"/>
+              </w:rPr>
+              <w:t>顾客信息，可关联会员</w:t>
             </w:r>
           </w:p>
         </w:tc>
@@ -3011,7 +2283,7 @@
                 <w:szCs w:val="21"/>
                 <w:lang w:val="en-US" w:eastAsia="zh-CN" w:bidi="ar"/>
               </w:rPr>
-              <w:t>被 NormalPricing, WeekendSurchargePricing, TimeSegmentDiscount 实现</w:t>
+              <w:t>聚合 Member</w:t>
             </w:r>
           </w:p>
         </w:tc>
@@ -3080,7 +2352,7 @@
                 <w:szCs w:val="21"/>
                 <w:lang w:val="en-US" w:eastAsia="zh-CN" w:bidi="ar"/>
               </w:rPr>
-              <w:t>DataPersistence (接口)</w:t>
+              <w:t>Member</w:t>
             </w:r>
           </w:p>
         </w:tc>
@@ -3111,25 +2383,26 @@
                 <w:caps w:val="0"/>
                 <w:color w:val="0F1115"/>
                 <w:spacing w:val="0"/>
-                <w:sz w:val="21"/>
-                <w:szCs w:val="21"/>
-              </w:rPr>
-            </w:pPr>
-            <w:r>
-              <w:rPr>
-                <w:rFonts w:hint="default" w:ascii="Segoe UI" w:hAnsi="Segoe UI" w:eastAsia="Segoe UI" w:cs="Segoe UI"/>
-                <w:i w:val="0"/>
-                <w:iCs w:val="0"/>
-                <w:caps w:val="0"/>
-                <w:color w:val="0F1115"/>
-                <w:spacing w:val="0"/>
-                <w:kern w:val="0"/>
-                <w:sz w:val="21"/>
-                <w:szCs w:val="21"/>
-                <w:bdr w:val="none" w:color="auto" w:sz="0" w:space="0"/>
-                <w:lang w:val="en-US" w:eastAsia="zh-CN" w:bidi="ar"/>
-              </w:rPr>
-              <w:t>数据持久化</w:t>
+                <w:kern w:val="0"/>
+                <w:sz w:val="21"/>
+                <w:szCs w:val="21"/>
+                <w:lang w:val="en-US" w:eastAsia="zh-CN" w:bidi="ar"/>
+              </w:rPr>
+            </w:pPr>
+            <w:r>
+              <w:rPr>
+                <w:rFonts w:hint="default" w:ascii="Segoe UI" w:hAnsi="Segoe UI" w:eastAsia="Segoe UI" w:cs="Segoe UI"/>
+                <w:i w:val="0"/>
+                <w:iCs w:val="0"/>
+                <w:caps w:val="0"/>
+                <w:color w:val="0F1115"/>
+                <w:spacing w:val="0"/>
+                <w:kern w:val="0"/>
+                <w:sz w:val="21"/>
+                <w:szCs w:val="21"/>
+                <w:lang w:val="en-US" w:eastAsia="zh-CN" w:bidi="ar"/>
+              </w:rPr>
+              <w:t>会员信息，包含等级和折扣率</w:t>
             </w:r>
           </w:p>
         </w:tc>
@@ -3179,7 +2452,7 @@
                 <w:szCs w:val="21"/>
                 <w:lang w:val="en-US" w:eastAsia="zh-CN" w:bidi="ar"/>
               </w:rPr>
-              <w:t>被 FileStorage 实现</w:t>
+              <w:t>被 Customer 引用</w:t>
             </w:r>
           </w:p>
         </w:tc>
@@ -3194,6 +2467,7 @@
             <w:insideH w:val="none" w:color="auto" w:sz="0" w:space="0"/>
             <w:insideV w:val="none" w:color="auto" w:sz="0" w:space="0"/>
           </w:tblBorders>
+          <w:shd w:val="clear" w:color="auto" w:fill="FFFFFF"/>
           <w:tblCellMar>
             <w:top w:w="15" w:type="dxa"/>
             <w:left w:w="15" w:type="dxa"/>
@@ -3247,6 +2521,691 @@
                 <w:szCs w:val="21"/>
                 <w:lang w:val="en-US" w:eastAsia="zh-CN" w:bidi="ar"/>
               </w:rPr>
+              <w:t>UsageRecord</w:t>
+            </w:r>
+          </w:p>
+        </w:tc>
+        <w:tc>
+          <w:tcPr>
+            <w:tcW w:w="3160" w:type="dxa"/>
+            <w:shd w:val="clear" w:color="auto" w:fill="FFFFFF"/>
+            <w:tcMar>
+              <w:top w:w="100" w:type="dxa"/>
+              <w:left w:w="160" w:type="dxa"/>
+              <w:bottom w:w="100" w:type="dxa"/>
+              <w:right w:w="160" w:type="dxa"/>
+            </w:tcMar>
+            <w:vAlign w:val="center"/>
+          </w:tcPr>
+          <w:p>
+            <w:pPr>
+              <w:keepNext w:val="0"/>
+              <w:keepLines w:val="0"/>
+              <w:widowControl/>
+              <w:suppressLineNumbers w:val="0"/>
+              <w:spacing w:line="250" w:lineRule="atLeast"/>
+              <w:jc w:val="left"/>
+              <w:rPr>
+                <w:rFonts w:hint="default" w:ascii="Segoe UI" w:hAnsi="Segoe UI" w:eastAsia="Segoe UI" w:cs="Segoe UI"/>
+                <w:i w:val="0"/>
+                <w:iCs w:val="0"/>
+                <w:caps w:val="0"/>
+                <w:color w:val="0F1115"/>
+                <w:spacing w:val="0"/>
+                <w:kern w:val="0"/>
+                <w:sz w:val="21"/>
+                <w:szCs w:val="21"/>
+                <w:lang w:val="en-US" w:eastAsia="zh-CN" w:bidi="ar"/>
+              </w:rPr>
+            </w:pPr>
+            <w:r>
+              <w:rPr>
+                <w:rFonts w:hint="default" w:ascii="Segoe UI" w:hAnsi="Segoe UI" w:eastAsia="Segoe UI" w:cs="Segoe UI"/>
+                <w:i w:val="0"/>
+                <w:iCs w:val="0"/>
+                <w:caps w:val="0"/>
+                <w:color w:val="0F1115"/>
+                <w:spacing w:val="0"/>
+                <w:kern w:val="0"/>
+                <w:sz w:val="21"/>
+                <w:szCs w:val="21"/>
+                <w:lang w:val="en-US" w:eastAsia="zh-CN" w:bidi="ar"/>
+              </w:rPr>
+              <w:t>使用记录，存储一次开台信息</w:t>
+            </w:r>
+          </w:p>
+        </w:tc>
+        <w:tc>
+          <w:tcPr>
+            <w:tcW w:w="4640" w:type="dxa"/>
+            <w:shd w:val="clear" w:color="auto" w:fill="FFFFFF"/>
+            <w:tcMar>
+              <w:top w:w="100" w:type="dxa"/>
+              <w:left w:w="160" w:type="dxa"/>
+              <w:bottom w:w="100" w:type="dxa"/>
+              <w:right w:w="0" w:type="dxa"/>
+            </w:tcMar>
+            <w:vAlign w:val="center"/>
+          </w:tcPr>
+          <w:p>
+            <w:pPr>
+              <w:keepNext w:val="0"/>
+              <w:keepLines w:val="0"/>
+              <w:widowControl/>
+              <w:suppressLineNumbers w:val="0"/>
+              <w:spacing w:line="250" w:lineRule="atLeast"/>
+              <w:jc w:val="left"/>
+              <w:rPr>
+                <w:rFonts w:hint="default" w:ascii="Segoe UI" w:hAnsi="Segoe UI" w:eastAsia="Segoe UI" w:cs="Segoe UI"/>
+                <w:i w:val="0"/>
+                <w:iCs w:val="0"/>
+                <w:caps w:val="0"/>
+                <w:color w:val="0F1115"/>
+                <w:spacing w:val="0"/>
+                <w:kern w:val="0"/>
+                <w:sz w:val="21"/>
+                <w:szCs w:val="21"/>
+                <w:lang w:val="en-US" w:eastAsia="zh-CN" w:bidi="ar"/>
+              </w:rPr>
+            </w:pPr>
+            <w:r>
+              <w:rPr>
+                <w:rFonts w:hint="eastAsia" w:ascii="Segoe UI" w:hAnsi="Segoe UI" w:eastAsia="Segoe UI" w:cs="Segoe UI"/>
+                <w:i w:val="0"/>
+                <w:iCs w:val="0"/>
+                <w:caps w:val="0"/>
+                <w:color w:val="0F1115"/>
+                <w:spacing w:val="0"/>
+                <w:kern w:val="0"/>
+                <w:sz w:val="21"/>
+                <w:szCs w:val="21"/>
+                <w:lang w:val="en-US" w:eastAsia="zh-CN" w:bidi="ar"/>
+              </w:rPr>
+              <w:t>关</w:t>
+            </w:r>
+            <w:r>
+              <w:rPr>
+                <w:rFonts w:hint="default" w:ascii="Segoe UI" w:hAnsi="Segoe UI" w:eastAsia="Segoe UI" w:cs="Segoe UI"/>
+                <w:i w:val="0"/>
+                <w:iCs w:val="0"/>
+                <w:caps w:val="0"/>
+                <w:color w:val="0F1115"/>
+                <w:spacing w:val="0"/>
+                <w:kern w:val="0"/>
+                <w:sz w:val="21"/>
+                <w:szCs w:val="21"/>
+                <w:lang w:val="en-US" w:eastAsia="zh-CN" w:bidi="ar"/>
+              </w:rPr>
+              <w:t>联 Room, Customer, PricingStrategy</w:t>
+            </w:r>
+          </w:p>
+        </w:tc>
+      </w:tr>
+      <w:tr>
+        <w:tblPrEx>
+          <w:tblBorders>
+            <w:top w:val="none" w:color="auto" w:sz="0" w:space="0"/>
+            <w:left w:val="none" w:color="auto" w:sz="0" w:space="0"/>
+            <w:bottom w:val="none" w:color="auto" w:sz="0" w:space="0"/>
+            <w:right w:val="none" w:color="auto" w:sz="0" w:space="0"/>
+            <w:insideH w:val="none" w:color="auto" w:sz="0" w:space="0"/>
+            <w:insideV w:val="none" w:color="auto" w:sz="0" w:space="0"/>
+          </w:tblBorders>
+          <w:shd w:val="clear" w:color="auto" w:fill="FFFFFF"/>
+          <w:tblCellMar>
+            <w:top w:w="15" w:type="dxa"/>
+            <w:left w:w="15" w:type="dxa"/>
+            <w:bottom w:w="15" w:type="dxa"/>
+            <w:right w:w="15" w:type="dxa"/>
+          </w:tblCellMar>
+        </w:tblPrEx>
+        <w:tc>
+          <w:tcPr>
+            <w:tcW w:w="1890" w:type="dxa"/>
+            <w:shd w:val="clear" w:color="auto" w:fill="FFFFFF"/>
+            <w:tcMar>
+              <w:top w:w="100" w:type="dxa"/>
+              <w:left w:w="0" w:type="dxa"/>
+              <w:bottom w:w="100" w:type="dxa"/>
+              <w:right w:w="160" w:type="dxa"/>
+            </w:tcMar>
+            <w:vAlign w:val="center"/>
+          </w:tcPr>
+          <w:p>
+            <w:pPr>
+              <w:keepNext w:val="0"/>
+              <w:keepLines w:val="0"/>
+              <w:widowControl/>
+              <w:suppressLineNumbers w:val="0"/>
+              <w:spacing w:line="250" w:lineRule="atLeast"/>
+              <w:jc w:val="left"/>
+              <w:rPr>
+                <w:rFonts w:hint="default" w:ascii="Segoe UI" w:hAnsi="Segoe UI" w:eastAsia="Segoe UI" w:cs="Segoe UI"/>
+                <w:i w:val="0"/>
+                <w:iCs w:val="0"/>
+                <w:caps w:val="0"/>
+                <w:color w:val="0F1115"/>
+                <w:spacing w:val="0"/>
+                <w:kern w:val="0"/>
+                <w:sz w:val="21"/>
+                <w:szCs w:val="21"/>
+                <w:lang w:val="en-US" w:eastAsia="zh-CN" w:bidi="ar"/>
+              </w:rPr>
+            </w:pPr>
+            <w:r>
+              <w:rPr>
+                <w:rFonts w:hint="default" w:ascii="Segoe UI" w:hAnsi="Segoe UI" w:eastAsia="Segoe UI" w:cs="Segoe UI"/>
+                <w:i w:val="0"/>
+                <w:iCs w:val="0"/>
+                <w:caps w:val="0"/>
+                <w:color w:val="0F1115"/>
+                <w:spacing w:val="0"/>
+                <w:kern w:val="0"/>
+                <w:sz w:val="21"/>
+                <w:szCs w:val="21"/>
+                <w:lang w:val="en-US" w:eastAsia="zh-CN" w:bidi="ar"/>
+              </w:rPr>
+              <w:t>Reservation</w:t>
+            </w:r>
+          </w:p>
+        </w:tc>
+        <w:tc>
+          <w:tcPr>
+            <w:tcW w:w="3160" w:type="dxa"/>
+            <w:shd w:val="clear" w:color="auto" w:fill="FFFFFF"/>
+            <w:tcMar>
+              <w:top w:w="100" w:type="dxa"/>
+              <w:left w:w="160" w:type="dxa"/>
+              <w:bottom w:w="100" w:type="dxa"/>
+              <w:right w:w="160" w:type="dxa"/>
+            </w:tcMar>
+            <w:vAlign w:val="center"/>
+          </w:tcPr>
+          <w:p>
+            <w:pPr>
+              <w:keepNext w:val="0"/>
+              <w:keepLines w:val="0"/>
+              <w:widowControl/>
+              <w:suppressLineNumbers w:val="0"/>
+              <w:spacing w:line="250" w:lineRule="atLeast"/>
+              <w:jc w:val="left"/>
+              <w:rPr>
+                <w:rFonts w:hint="default" w:ascii="Segoe UI" w:hAnsi="Segoe UI" w:eastAsia="Segoe UI" w:cs="Segoe UI"/>
+                <w:i w:val="0"/>
+                <w:iCs w:val="0"/>
+                <w:caps w:val="0"/>
+                <w:color w:val="0F1115"/>
+                <w:spacing w:val="0"/>
+                <w:sz w:val="21"/>
+                <w:szCs w:val="21"/>
+              </w:rPr>
+            </w:pPr>
+            <w:r>
+              <w:rPr>
+                <w:rFonts w:hint="default" w:ascii="Segoe UI" w:hAnsi="Segoe UI" w:eastAsia="Segoe UI" w:cs="Segoe UI"/>
+                <w:i w:val="0"/>
+                <w:iCs w:val="0"/>
+                <w:caps w:val="0"/>
+                <w:color w:val="0F1115"/>
+                <w:spacing w:val="0"/>
+                <w:kern w:val="0"/>
+                <w:sz w:val="21"/>
+                <w:szCs w:val="21"/>
+                <w:lang w:val="en-US" w:eastAsia="zh-CN" w:bidi="ar"/>
+              </w:rPr>
+              <w:t>预约记录</w:t>
+            </w:r>
+          </w:p>
+        </w:tc>
+        <w:tc>
+          <w:tcPr>
+            <w:tcW w:w="4640" w:type="dxa"/>
+            <w:shd w:val="clear" w:color="auto" w:fill="FFFFFF"/>
+            <w:tcMar>
+              <w:top w:w="100" w:type="dxa"/>
+              <w:left w:w="160" w:type="dxa"/>
+              <w:bottom w:w="100" w:type="dxa"/>
+              <w:right w:w="0" w:type="dxa"/>
+            </w:tcMar>
+            <w:vAlign w:val="center"/>
+          </w:tcPr>
+          <w:p>
+            <w:pPr>
+              <w:keepNext w:val="0"/>
+              <w:keepLines w:val="0"/>
+              <w:widowControl/>
+              <w:suppressLineNumbers w:val="0"/>
+              <w:spacing w:line="250" w:lineRule="atLeast"/>
+              <w:jc w:val="left"/>
+              <w:rPr>
+                <w:rFonts w:hint="default" w:ascii="Segoe UI" w:hAnsi="Segoe UI" w:eastAsia="Segoe UI" w:cs="Segoe UI"/>
+                <w:i w:val="0"/>
+                <w:iCs w:val="0"/>
+                <w:caps w:val="0"/>
+                <w:color w:val="0F1115"/>
+                <w:spacing w:val="0"/>
+                <w:kern w:val="0"/>
+                <w:sz w:val="21"/>
+                <w:szCs w:val="21"/>
+                <w:lang w:val="en-US" w:eastAsia="zh-CN" w:bidi="ar"/>
+              </w:rPr>
+            </w:pPr>
+            <w:r>
+              <w:rPr>
+                <w:rFonts w:hint="default" w:ascii="Segoe UI" w:hAnsi="Segoe UI" w:eastAsia="Segoe UI" w:cs="Segoe UI"/>
+                <w:i w:val="0"/>
+                <w:iCs w:val="0"/>
+                <w:caps w:val="0"/>
+                <w:color w:val="0F1115"/>
+                <w:spacing w:val="0"/>
+                <w:kern w:val="0"/>
+                <w:sz w:val="21"/>
+                <w:szCs w:val="21"/>
+                <w:lang w:val="en-US" w:eastAsia="zh-CN" w:bidi="ar"/>
+              </w:rPr>
+              <w:t>关联 Room, Customer</w:t>
+            </w:r>
+          </w:p>
+        </w:tc>
+      </w:tr>
+      <w:tr>
+        <w:tblPrEx>
+          <w:tblBorders>
+            <w:top w:val="none" w:color="auto" w:sz="0" w:space="0"/>
+            <w:left w:val="none" w:color="auto" w:sz="0" w:space="0"/>
+            <w:bottom w:val="none" w:color="auto" w:sz="0" w:space="0"/>
+            <w:right w:val="none" w:color="auto" w:sz="0" w:space="0"/>
+            <w:insideH w:val="none" w:color="auto" w:sz="0" w:space="0"/>
+            <w:insideV w:val="none" w:color="auto" w:sz="0" w:space="0"/>
+          </w:tblBorders>
+          <w:shd w:val="clear" w:color="auto" w:fill="FFFFFF"/>
+          <w:tblCellMar>
+            <w:top w:w="15" w:type="dxa"/>
+            <w:left w:w="15" w:type="dxa"/>
+            <w:bottom w:w="15" w:type="dxa"/>
+            <w:right w:w="15" w:type="dxa"/>
+          </w:tblCellMar>
+        </w:tblPrEx>
+        <w:tc>
+          <w:tcPr>
+            <w:tcW w:w="1890" w:type="dxa"/>
+            <w:shd w:val="clear" w:color="auto" w:fill="FFFFFF"/>
+            <w:tcMar>
+              <w:top w:w="100" w:type="dxa"/>
+              <w:left w:w="0" w:type="dxa"/>
+              <w:bottom w:w="100" w:type="dxa"/>
+              <w:right w:w="160" w:type="dxa"/>
+            </w:tcMar>
+            <w:vAlign w:val="center"/>
+          </w:tcPr>
+          <w:p>
+            <w:pPr>
+              <w:keepNext w:val="0"/>
+              <w:keepLines w:val="0"/>
+              <w:widowControl/>
+              <w:suppressLineNumbers w:val="0"/>
+              <w:spacing w:line="250" w:lineRule="atLeast"/>
+              <w:jc w:val="left"/>
+              <w:rPr>
+                <w:rFonts w:hint="default" w:ascii="Segoe UI" w:hAnsi="Segoe UI" w:eastAsia="Segoe UI" w:cs="Segoe UI"/>
+                <w:i w:val="0"/>
+                <w:iCs w:val="0"/>
+                <w:caps w:val="0"/>
+                <w:color w:val="0F1115"/>
+                <w:spacing w:val="0"/>
+                <w:kern w:val="0"/>
+                <w:sz w:val="21"/>
+                <w:szCs w:val="21"/>
+                <w:lang w:val="en-US" w:eastAsia="zh-CN" w:bidi="ar"/>
+              </w:rPr>
+            </w:pPr>
+            <w:r>
+              <w:rPr>
+                <w:rFonts w:hint="default" w:ascii="Segoe UI" w:hAnsi="Segoe UI" w:eastAsia="Segoe UI" w:cs="Segoe UI"/>
+                <w:i w:val="0"/>
+                <w:iCs w:val="0"/>
+                <w:caps w:val="0"/>
+                <w:color w:val="0F1115"/>
+                <w:spacing w:val="0"/>
+                <w:kern w:val="0"/>
+                <w:sz w:val="21"/>
+                <w:szCs w:val="21"/>
+                <w:lang w:val="en-US" w:eastAsia="zh-CN" w:bidi="ar"/>
+              </w:rPr>
+              <w:t>PricingStrategy (接口)</w:t>
+            </w:r>
+          </w:p>
+        </w:tc>
+        <w:tc>
+          <w:tcPr>
+            <w:tcW w:w="3160" w:type="dxa"/>
+            <w:shd w:val="clear" w:color="auto" w:fill="FFFFFF"/>
+            <w:tcMar>
+              <w:top w:w="100" w:type="dxa"/>
+              <w:left w:w="160" w:type="dxa"/>
+              <w:bottom w:w="100" w:type="dxa"/>
+              <w:right w:w="160" w:type="dxa"/>
+            </w:tcMar>
+            <w:vAlign w:val="center"/>
+          </w:tcPr>
+          <w:p>
+            <w:pPr>
+              <w:keepNext w:val="0"/>
+              <w:keepLines w:val="0"/>
+              <w:widowControl/>
+              <w:suppressLineNumbers w:val="0"/>
+              <w:spacing w:line="250" w:lineRule="atLeast"/>
+              <w:jc w:val="left"/>
+              <w:rPr>
+                <w:rFonts w:hint="default" w:ascii="Segoe UI" w:hAnsi="Segoe UI" w:eastAsia="Segoe UI" w:cs="Segoe UI"/>
+                <w:i w:val="0"/>
+                <w:iCs w:val="0"/>
+                <w:caps w:val="0"/>
+                <w:color w:val="0F1115"/>
+                <w:spacing w:val="0"/>
+                <w:sz w:val="21"/>
+                <w:szCs w:val="21"/>
+              </w:rPr>
+            </w:pPr>
+            <w:r>
+              <w:rPr>
+                <w:rFonts w:hint="default" w:ascii="Segoe UI" w:hAnsi="Segoe UI" w:eastAsia="Segoe UI" w:cs="Segoe UI"/>
+                <w:i w:val="0"/>
+                <w:iCs w:val="0"/>
+                <w:caps w:val="0"/>
+                <w:color w:val="0F1115"/>
+                <w:spacing w:val="0"/>
+                <w:kern w:val="0"/>
+                <w:sz w:val="21"/>
+                <w:szCs w:val="21"/>
+                <w:lang w:val="en-US" w:eastAsia="zh-CN" w:bidi="ar"/>
+              </w:rPr>
+              <w:t>计费策略</w:t>
+            </w:r>
+          </w:p>
+        </w:tc>
+        <w:tc>
+          <w:tcPr>
+            <w:tcW w:w="4640" w:type="dxa"/>
+            <w:shd w:val="clear" w:color="auto" w:fill="FFFFFF"/>
+            <w:tcMar>
+              <w:top w:w="100" w:type="dxa"/>
+              <w:left w:w="160" w:type="dxa"/>
+              <w:bottom w:w="100" w:type="dxa"/>
+              <w:right w:w="0" w:type="dxa"/>
+            </w:tcMar>
+            <w:vAlign w:val="center"/>
+          </w:tcPr>
+          <w:p>
+            <w:pPr>
+              <w:keepNext w:val="0"/>
+              <w:keepLines w:val="0"/>
+              <w:widowControl/>
+              <w:suppressLineNumbers w:val="0"/>
+              <w:spacing w:line="250" w:lineRule="atLeast"/>
+              <w:jc w:val="left"/>
+              <w:rPr>
+                <w:rFonts w:hint="default" w:ascii="Segoe UI" w:hAnsi="Segoe UI" w:eastAsia="Segoe UI" w:cs="Segoe UI"/>
+                <w:i w:val="0"/>
+                <w:iCs w:val="0"/>
+                <w:caps w:val="0"/>
+                <w:color w:val="0F1115"/>
+                <w:spacing w:val="0"/>
+                <w:kern w:val="0"/>
+                <w:sz w:val="21"/>
+                <w:szCs w:val="21"/>
+                <w:lang w:val="en-US" w:eastAsia="zh-CN" w:bidi="ar"/>
+              </w:rPr>
+            </w:pPr>
+            <w:r>
+              <w:rPr>
+                <w:rFonts w:hint="default" w:ascii="Segoe UI" w:hAnsi="Segoe UI" w:eastAsia="Segoe UI" w:cs="Segoe UI"/>
+                <w:i w:val="0"/>
+                <w:iCs w:val="0"/>
+                <w:caps w:val="0"/>
+                <w:color w:val="0F1115"/>
+                <w:spacing w:val="0"/>
+                <w:kern w:val="0"/>
+                <w:sz w:val="21"/>
+                <w:szCs w:val="21"/>
+                <w:lang w:val="en-US" w:eastAsia="zh-CN" w:bidi="ar"/>
+              </w:rPr>
+              <w:t>被 NormalPricing, WeekendSurchargePricing, TimeSegmentDiscount 实现</w:t>
+            </w:r>
+          </w:p>
+        </w:tc>
+      </w:tr>
+      <w:tr>
+        <w:tblPrEx>
+          <w:tblBorders>
+            <w:top w:val="none" w:color="auto" w:sz="0" w:space="0"/>
+            <w:left w:val="none" w:color="auto" w:sz="0" w:space="0"/>
+            <w:bottom w:val="none" w:color="auto" w:sz="0" w:space="0"/>
+            <w:right w:val="none" w:color="auto" w:sz="0" w:space="0"/>
+            <w:insideH w:val="none" w:color="auto" w:sz="0" w:space="0"/>
+            <w:insideV w:val="none" w:color="auto" w:sz="0" w:space="0"/>
+          </w:tblBorders>
+          <w:shd w:val="clear" w:color="auto" w:fill="FFFFFF"/>
+          <w:tblCellMar>
+            <w:top w:w="15" w:type="dxa"/>
+            <w:left w:w="15" w:type="dxa"/>
+            <w:bottom w:w="15" w:type="dxa"/>
+            <w:right w:w="15" w:type="dxa"/>
+          </w:tblCellMar>
+        </w:tblPrEx>
+        <w:tc>
+          <w:tcPr>
+            <w:tcW w:w="1890" w:type="dxa"/>
+            <w:shd w:val="clear" w:color="auto" w:fill="FFFFFF"/>
+            <w:tcMar>
+              <w:top w:w="100" w:type="dxa"/>
+              <w:left w:w="0" w:type="dxa"/>
+              <w:bottom w:w="100" w:type="dxa"/>
+              <w:right w:w="160" w:type="dxa"/>
+            </w:tcMar>
+            <w:vAlign w:val="center"/>
+          </w:tcPr>
+          <w:p>
+            <w:pPr>
+              <w:keepNext w:val="0"/>
+              <w:keepLines w:val="0"/>
+              <w:widowControl/>
+              <w:suppressLineNumbers w:val="0"/>
+              <w:spacing w:line="250" w:lineRule="atLeast"/>
+              <w:jc w:val="left"/>
+              <w:rPr>
+                <w:rFonts w:hint="default" w:ascii="Segoe UI" w:hAnsi="Segoe UI" w:eastAsia="Segoe UI" w:cs="Segoe UI"/>
+                <w:i w:val="0"/>
+                <w:iCs w:val="0"/>
+                <w:caps w:val="0"/>
+                <w:color w:val="0F1115"/>
+                <w:spacing w:val="0"/>
+                <w:kern w:val="0"/>
+                <w:sz w:val="21"/>
+                <w:szCs w:val="21"/>
+                <w:lang w:val="en-US" w:eastAsia="zh-CN" w:bidi="ar"/>
+              </w:rPr>
+            </w:pPr>
+            <w:r>
+              <w:rPr>
+                <w:rFonts w:hint="default" w:ascii="Segoe UI" w:hAnsi="Segoe UI" w:eastAsia="Segoe UI" w:cs="Segoe UI"/>
+                <w:i w:val="0"/>
+                <w:iCs w:val="0"/>
+                <w:caps w:val="0"/>
+                <w:color w:val="0F1115"/>
+                <w:spacing w:val="0"/>
+                <w:kern w:val="0"/>
+                <w:sz w:val="21"/>
+                <w:szCs w:val="21"/>
+                <w:lang w:val="en-US" w:eastAsia="zh-CN" w:bidi="ar"/>
+              </w:rPr>
+              <w:t>DataPersistence (接口)</w:t>
+            </w:r>
+          </w:p>
+        </w:tc>
+        <w:tc>
+          <w:tcPr>
+            <w:tcW w:w="3160" w:type="dxa"/>
+            <w:shd w:val="clear" w:color="auto" w:fill="FFFFFF"/>
+            <w:tcMar>
+              <w:top w:w="100" w:type="dxa"/>
+              <w:left w:w="160" w:type="dxa"/>
+              <w:bottom w:w="100" w:type="dxa"/>
+              <w:right w:w="160" w:type="dxa"/>
+            </w:tcMar>
+            <w:vAlign w:val="center"/>
+          </w:tcPr>
+          <w:p>
+            <w:pPr>
+              <w:keepNext w:val="0"/>
+              <w:keepLines w:val="0"/>
+              <w:widowControl/>
+              <w:suppressLineNumbers w:val="0"/>
+              <w:spacing w:line="250" w:lineRule="atLeast"/>
+              <w:jc w:val="left"/>
+              <w:rPr>
+                <w:rFonts w:hint="default" w:ascii="Segoe UI" w:hAnsi="Segoe UI" w:eastAsia="Segoe UI" w:cs="Segoe UI"/>
+                <w:i w:val="0"/>
+                <w:iCs w:val="0"/>
+                <w:caps w:val="0"/>
+                <w:color w:val="0F1115"/>
+                <w:spacing w:val="0"/>
+                <w:sz w:val="21"/>
+                <w:szCs w:val="21"/>
+              </w:rPr>
+            </w:pPr>
+            <w:r>
+              <w:rPr>
+                <w:rFonts w:hint="default" w:ascii="Segoe UI" w:hAnsi="Segoe UI" w:eastAsia="Segoe UI" w:cs="Segoe UI"/>
+                <w:i w:val="0"/>
+                <w:iCs w:val="0"/>
+                <w:caps w:val="0"/>
+                <w:color w:val="0F1115"/>
+                <w:spacing w:val="0"/>
+                <w:kern w:val="0"/>
+                <w:sz w:val="21"/>
+                <w:szCs w:val="21"/>
+                <w:lang w:val="en-US" w:eastAsia="zh-CN" w:bidi="ar"/>
+              </w:rPr>
+              <w:t>数据持久化</w:t>
+            </w:r>
+          </w:p>
+        </w:tc>
+        <w:tc>
+          <w:tcPr>
+            <w:tcW w:w="4640" w:type="dxa"/>
+            <w:shd w:val="clear" w:color="auto" w:fill="FFFFFF"/>
+            <w:tcMar>
+              <w:top w:w="100" w:type="dxa"/>
+              <w:left w:w="160" w:type="dxa"/>
+              <w:bottom w:w="100" w:type="dxa"/>
+              <w:right w:w="0" w:type="dxa"/>
+            </w:tcMar>
+            <w:vAlign w:val="center"/>
+          </w:tcPr>
+          <w:p>
+            <w:pPr>
+              <w:keepNext w:val="0"/>
+              <w:keepLines w:val="0"/>
+              <w:widowControl/>
+              <w:suppressLineNumbers w:val="0"/>
+              <w:spacing w:line="250" w:lineRule="atLeast"/>
+              <w:jc w:val="left"/>
+              <w:rPr>
+                <w:rFonts w:hint="default" w:ascii="Segoe UI" w:hAnsi="Segoe UI" w:eastAsia="Segoe UI" w:cs="Segoe UI"/>
+                <w:i w:val="0"/>
+                <w:iCs w:val="0"/>
+                <w:caps w:val="0"/>
+                <w:color w:val="0F1115"/>
+                <w:spacing w:val="0"/>
+                <w:kern w:val="0"/>
+                <w:sz w:val="21"/>
+                <w:szCs w:val="21"/>
+                <w:lang w:val="en-US" w:eastAsia="zh-CN" w:bidi="ar"/>
+              </w:rPr>
+            </w:pPr>
+            <w:r>
+              <w:rPr>
+                <w:rFonts w:hint="default" w:ascii="Segoe UI" w:hAnsi="Segoe UI" w:eastAsia="Segoe UI" w:cs="Segoe UI"/>
+                <w:i w:val="0"/>
+                <w:iCs w:val="0"/>
+                <w:caps w:val="0"/>
+                <w:color w:val="0F1115"/>
+                <w:spacing w:val="0"/>
+                <w:kern w:val="0"/>
+                <w:sz w:val="21"/>
+                <w:szCs w:val="21"/>
+                <w:lang w:val="en-US" w:eastAsia="zh-CN" w:bidi="ar"/>
+              </w:rPr>
+              <w:t>被 FileStorage 实现</w:t>
+            </w:r>
+          </w:p>
+        </w:tc>
+      </w:tr>
+      <w:tr>
+        <w:tblPrEx>
+          <w:tblBorders>
+            <w:top w:val="none" w:color="auto" w:sz="0" w:space="0"/>
+            <w:left w:val="none" w:color="auto" w:sz="0" w:space="0"/>
+            <w:bottom w:val="none" w:color="auto" w:sz="0" w:space="0"/>
+            <w:right w:val="none" w:color="auto" w:sz="0" w:space="0"/>
+            <w:insideH w:val="none" w:color="auto" w:sz="0" w:space="0"/>
+            <w:insideV w:val="none" w:color="auto" w:sz="0" w:space="0"/>
+          </w:tblBorders>
+          <w:shd w:val="clear" w:color="auto" w:fill="FFFFFF"/>
+          <w:tblCellMar>
+            <w:top w:w="15" w:type="dxa"/>
+            <w:left w:w="15" w:type="dxa"/>
+            <w:bottom w:w="15" w:type="dxa"/>
+            <w:right w:w="15" w:type="dxa"/>
+          </w:tblCellMar>
+        </w:tblPrEx>
+        <w:tc>
+          <w:tcPr>
+            <w:tcW w:w="1890" w:type="dxa"/>
+            <w:shd w:val="clear" w:color="auto" w:fill="FFFFFF"/>
+            <w:tcMar>
+              <w:top w:w="100" w:type="dxa"/>
+              <w:left w:w="0" w:type="dxa"/>
+              <w:bottom w:w="100" w:type="dxa"/>
+              <w:right w:w="160" w:type="dxa"/>
+            </w:tcMar>
+            <w:vAlign w:val="center"/>
+          </w:tcPr>
+          <w:p>
+            <w:pPr>
+              <w:keepNext w:val="0"/>
+              <w:keepLines w:val="0"/>
+              <w:widowControl/>
+              <w:suppressLineNumbers w:val="0"/>
+              <w:spacing w:line="250" w:lineRule="atLeast"/>
+              <w:jc w:val="left"/>
+              <w:rPr>
+                <w:rFonts w:hint="default" w:ascii="Segoe UI" w:hAnsi="Segoe UI" w:eastAsia="Segoe UI" w:cs="Segoe UI"/>
+                <w:i w:val="0"/>
+                <w:iCs w:val="0"/>
+                <w:caps w:val="0"/>
+                <w:color w:val="0F1115"/>
+                <w:spacing w:val="0"/>
+                <w:kern w:val="0"/>
+                <w:sz w:val="21"/>
+                <w:szCs w:val="21"/>
+                <w:lang w:val="en-US" w:eastAsia="zh-CN" w:bidi="ar"/>
+              </w:rPr>
+            </w:pPr>
+            <w:r>
+              <w:rPr>
+                <w:rFonts w:hint="default" w:ascii="Segoe UI" w:hAnsi="Segoe UI" w:eastAsia="Segoe UI" w:cs="Segoe UI"/>
+                <w:i w:val="0"/>
+                <w:iCs w:val="0"/>
+                <w:caps w:val="0"/>
+                <w:color w:val="0F1115"/>
+                <w:spacing w:val="0"/>
+                <w:kern w:val="0"/>
+                <w:sz w:val="21"/>
+                <w:szCs w:val="21"/>
+                <w:lang w:val="en-US" w:eastAsia="zh-CN" w:bidi="ar"/>
+              </w:rPr>
               <w:t>MainFrame</w:t>
             </w:r>
           </w:p>
@@ -3293,7 +3252,6 @@
                 <w:kern w:val="0"/>
                 <w:sz w:val="21"/>
                 <w:szCs w:val="21"/>
-                <w:bdr w:val="none" w:color="auto" w:sz="0" w:space="0"/>
                 <w:lang w:val="en-US" w:eastAsia="zh-CN" w:bidi="ar"/>
               </w:rPr>
               <w:t>主窗口，包含界面和业务逻辑协调</w:t>
@@ -3342,7 +3300,6 @@
                 <w:kern w:val="0"/>
                 <w:sz w:val="21"/>
                 <w:szCs w:val="21"/>
-                <w:bdr w:val="none" w:color="auto" w:sz="0" w:space="0"/>
                 <w:lang w:val="en-US" w:eastAsia="zh-CN" w:bidi="ar"/>
               </w:rPr>
               <w:t>聚合所有其他类</w:t>
@@ -3582,6 +3539,7 @@
         <w:keepLines w:val="0"/>
         <w:widowControl/>
         <w:numPr>
+          <w:ilvl w:val="0"/>
           <w:numId w:val="0"/>
         </w:numPr>
         <w:suppressLineNumbers w:val="0"/>
@@ -3677,6 +3635,7 @@
         <w:keepLines w:val="0"/>
         <w:widowControl/>
         <w:numPr>
+          <w:ilvl w:val="0"/>
           <w:numId w:val="0"/>
         </w:numPr>
         <w:suppressLineNumbers w:val="0"/>
@@ -3752,21 +3711,7 @@
           <w:szCs w:val="21"/>
           <w:shd w:val="clear" w:fill="FFFFFF"/>
         </w:rPr>
-        <w:t>图</w:t>
-      </w:r>
-      <w:r>
-        <w:rPr>
-          <w:rFonts w:ascii="Segoe UI" w:hAnsi="Segoe UI" w:eastAsia="Segoe UI" w:cs="Segoe UI"/>
-          <w:i w:val="0"/>
-          <w:iCs w:val="0"/>
-          <w:caps w:val="0"/>
-          <w:color w:val="61666B"/>
-          <w:spacing w:val="0"/>
-          <w:sz w:val="21"/>
-          <w:szCs w:val="21"/>
-          <w:shd w:val="clear" w:fill="FFFFFF"/>
-        </w:rPr>
-        <w:t>2：添加房间对话框</w:t>
+        <w:t>图2：添加房间对话框</w:t>
       </w:r>
     </w:p>
     <w:p>
@@ -3775,6 +3720,7 @@
         <w:keepLines w:val="0"/>
         <w:widowControl/>
         <w:numPr>
+          <w:ilvl w:val="0"/>
           <w:numId w:val="0"/>
         </w:numPr>
         <w:suppressLineNumbers w:val="0"/>
@@ -3981,6 +3927,7 @@
         <w:keepLines w:val="0"/>
         <w:widowControl/>
         <w:numPr>
+          <w:ilvl w:val="0"/>
           <w:numId w:val="0"/>
         </w:numPr>
         <w:suppressLineNumbers w:val="0"/>
@@ -4076,6 +4023,7 @@
         <w:keepLines w:val="0"/>
         <w:widowControl/>
         <w:numPr>
+          <w:ilvl w:val="0"/>
           <w:numId w:val="0"/>
         </w:numPr>
         <w:suppressLineNumbers w:val="0"/>
@@ -4085,7 +4033,6 @@
           <w:lang w:eastAsia="zh-CN"/>
         </w:rPr>
       </w:pPr>
-      <w:bookmarkStart w:id="0" w:name="_GoBack"/>
       <w:r>
         <w:rPr>
           <w:rFonts w:hint="eastAsia" w:eastAsiaTheme="minorEastAsia"/>
@@ -4129,7 +4076,6 @@
           </wp:inline>
         </w:drawing>
       </w:r>
-      <w:bookmarkEnd w:id="0"/>
     </w:p>
     <w:p>
       <w:pPr>
@@ -4220,6 +4166,7 @@
     </w:p>
     <w:tbl>
       <w:tblPr>
+        <w:tblStyle w:val="9"/>
         <w:tblW w:w="8648" w:type="dxa"/>
         <w:tblInd w:w="0" w:type="dxa"/>
         <w:tblBorders>
@@ -4435,6 +4382,7 @@
             <w:insideH w:val="none" w:color="auto" w:sz="0" w:space="0"/>
             <w:insideV w:val="none" w:color="auto" w:sz="0" w:space="0"/>
           </w:tblBorders>
+          <w:shd w:val="clear" w:color="auto" w:fill="FFFFFF"/>
           <w:tblCellMar>
             <w:top w:w="15" w:type="dxa"/>
             <w:left w:w="15" w:type="dxa"/>
@@ -4772,6 +4720,7 @@
             <w:insideH w:val="none" w:color="auto" w:sz="0" w:space="0"/>
             <w:insideV w:val="none" w:color="auto" w:sz="0" w:space="0"/>
           </w:tblBorders>
+          <w:shd w:val="clear" w:color="auto" w:fill="FFFFFF"/>
           <w:tblCellMar>
             <w:top w:w="15" w:type="dxa"/>
             <w:left w:w="15" w:type="dxa"/>
@@ -5129,7 +5078,8 @@
     </w:p>
     <w:tbl>
       <w:tblPr>
-        <w:tblW w:w="0" w:type="auto"/>
+        <w:tblStyle w:val="9"/>
+        <w:tblW w:w="8818" w:type="dxa"/>
         <w:tblInd w:w="0" w:type="dxa"/>
         <w:tblBorders>
           <w:top w:val="none" w:color="auto" w:sz="0" w:space="0"/>
@@ -5152,7 +5102,7 @@
         <w:gridCol w:w="1058"/>
         <w:gridCol w:w="2920"/>
         <w:gridCol w:w="3060"/>
-        <w:gridCol w:w="1428"/>
+        <w:gridCol w:w="1780"/>
       </w:tblGrid>
       <w:tr>
         <w:tblPrEx>
@@ -5335,7 +5285,7 @@
         </w:tc>
         <w:tc>
           <w:tcPr>
-            <w:tcW w:w="1428" w:type="dxa"/>
+            <w:tcW w:w="1780" w:type="dxa"/>
             <w:tcBorders>
               <w:top w:val="nil"/>
             </w:tcBorders>
@@ -5556,7 +5506,7 @@
         </w:tc>
         <w:tc>
           <w:tcPr>
-            <w:tcW w:w="1428" w:type="dxa"/>
+            <w:tcW w:w="1780" w:type="dxa"/>
             <w:shd w:val="clear" w:color="auto" w:fill="FFFFFF"/>
             <w:tcMar>
               <w:top w:w="100" w:type="dxa"/>
@@ -5601,878 +5551,6 @@
                 <w:lang w:val="en-US" w:eastAsia="zh-CN" w:bidi="ar"/>
               </w:rPr>
               <w:t>模拟现实世界中的房间、顾客、会员</w:t>
-            </w:r>
-          </w:p>
-        </w:tc>
-      </w:tr>
-      <w:tr>
-        <w:tblPrEx>
-          <w:tblBorders>
-            <w:top w:val="none" w:color="auto" w:sz="0" w:space="0"/>
-            <w:left w:val="none" w:color="auto" w:sz="0" w:space="0"/>
-            <w:bottom w:val="none" w:color="auto" w:sz="0" w:space="0"/>
-            <w:right w:val="none" w:color="auto" w:sz="0" w:space="0"/>
-            <w:insideH w:val="none" w:color="auto" w:sz="0" w:space="0"/>
-            <w:insideV w:val="none" w:color="auto" w:sz="0" w:space="0"/>
-          </w:tblBorders>
-          <w:tblCellMar>
-            <w:top w:w="15" w:type="dxa"/>
-            <w:left w:w="15" w:type="dxa"/>
-            <w:bottom w:w="15" w:type="dxa"/>
-            <w:right w:w="15" w:type="dxa"/>
-          </w:tblCellMar>
-        </w:tblPrEx>
-        <w:tc>
-          <w:tcPr>
-            <w:tcW w:w="1058" w:type="dxa"/>
-            <w:shd w:val="clear" w:color="auto" w:fill="FFFFFF"/>
-            <w:tcMar>
-              <w:top w:w="100" w:type="dxa"/>
-              <w:left w:w="0" w:type="dxa"/>
-              <w:bottom w:w="100" w:type="dxa"/>
-              <w:right w:w="160" w:type="dxa"/>
-            </w:tcMar>
-            <w:vAlign w:val="center"/>
-          </w:tcPr>
-          <w:p>
-            <w:pPr>
-              <w:keepNext w:val="0"/>
-              <w:keepLines w:val="0"/>
-              <w:widowControl/>
-              <w:suppressLineNumbers w:val="0"/>
-              <w:spacing w:line="250" w:lineRule="atLeast"/>
-              <w:jc w:val="left"/>
-              <w:rPr>
-                <w:rFonts w:hint="default" w:ascii="Segoe UI" w:hAnsi="Segoe UI" w:eastAsia="Segoe UI" w:cs="Segoe UI"/>
-                <w:i w:val="0"/>
-                <w:iCs w:val="0"/>
-                <w:caps w:val="0"/>
-                <w:color w:val="0F1115"/>
-                <w:spacing w:val="0"/>
-                <w:kern w:val="0"/>
-                <w:sz w:val="21"/>
-                <w:szCs w:val="21"/>
-                <w:lang w:val="en-US" w:eastAsia="zh-CN" w:bidi="ar"/>
-              </w:rPr>
-            </w:pPr>
-            <w:r>
-              <w:rPr>
-                <w:rFonts w:hint="default" w:ascii="Segoe UI" w:hAnsi="Segoe UI" w:eastAsia="Segoe UI" w:cs="Segoe UI"/>
-                <w:i w:val="0"/>
-                <w:iCs w:val="0"/>
-                <w:caps w:val="0"/>
-                <w:color w:val="0F1115"/>
-                <w:spacing w:val="0"/>
-                <w:kern w:val="0"/>
-                <w:sz w:val="21"/>
-                <w:szCs w:val="21"/>
-                <w:lang w:val="en-US" w:eastAsia="zh-CN" w:bidi="ar"/>
-              </w:rPr>
-              <w:t>封装</w:t>
-            </w:r>
-          </w:p>
-        </w:tc>
-        <w:tc>
-          <w:tcPr>
-            <w:tcW w:w="2920" w:type="dxa"/>
-            <w:shd w:val="clear" w:color="auto" w:fill="FFFFFF"/>
-            <w:tcMar>
-              <w:top w:w="100" w:type="dxa"/>
-              <w:left w:w="160" w:type="dxa"/>
-              <w:bottom w:w="100" w:type="dxa"/>
-              <w:right w:w="160" w:type="dxa"/>
-            </w:tcMar>
-            <w:vAlign w:val="center"/>
-          </w:tcPr>
-          <w:p>
-            <w:pPr>
-              <w:keepNext w:val="0"/>
-              <w:keepLines w:val="0"/>
-              <w:widowControl/>
-              <w:suppressLineNumbers w:val="0"/>
-              <w:spacing w:line="250" w:lineRule="atLeast"/>
-              <w:jc w:val="left"/>
-              <w:rPr>
-                <w:rFonts w:hint="default" w:ascii="Segoe UI" w:hAnsi="Segoe UI" w:eastAsia="Segoe UI" w:cs="Segoe UI"/>
-                <w:i w:val="0"/>
-                <w:iCs w:val="0"/>
-                <w:caps w:val="0"/>
-                <w:color w:val="0F1115"/>
-                <w:spacing w:val="0"/>
-                <w:kern w:val="0"/>
-                <w:sz w:val="21"/>
-                <w:szCs w:val="21"/>
-                <w:lang w:val="en-US" w:eastAsia="zh-CN" w:bidi="ar"/>
-              </w:rPr>
-            </w:pPr>
-            <w:r>
-              <w:rPr>
-                <w:rFonts w:hint="default" w:ascii="Segoe UI" w:hAnsi="Segoe UI" w:eastAsia="Segoe UI" w:cs="Segoe UI"/>
-                <w:i w:val="0"/>
-                <w:iCs w:val="0"/>
-                <w:caps w:val="0"/>
-                <w:color w:val="0F1115"/>
-                <w:spacing w:val="0"/>
-                <w:kern w:val="0"/>
-                <w:sz w:val="21"/>
-                <w:szCs w:val="21"/>
-                <w:lang w:val="en-US" w:eastAsia="zh-CN" w:bidi="ar"/>
-              </w:rPr>
-              <w:t>所有实体类</w:t>
-            </w:r>
-          </w:p>
-        </w:tc>
-        <w:tc>
-          <w:tcPr>
-            <w:tcW w:w="3060" w:type="dxa"/>
-            <w:shd w:val="clear" w:color="auto" w:fill="FFFFFF"/>
-            <w:tcMar>
-              <w:top w:w="100" w:type="dxa"/>
-              <w:left w:w="160" w:type="dxa"/>
-              <w:bottom w:w="100" w:type="dxa"/>
-              <w:right w:w="160" w:type="dxa"/>
-            </w:tcMar>
-            <w:vAlign w:val="center"/>
-          </w:tcPr>
-          <w:p>
-            <w:pPr>
-              <w:keepNext w:val="0"/>
-              <w:keepLines w:val="0"/>
-              <w:widowControl/>
-              <w:suppressLineNumbers w:val="0"/>
-              <w:spacing w:line="250" w:lineRule="atLeast"/>
-              <w:jc w:val="left"/>
-              <w:rPr>
-                <w:rFonts w:hint="default" w:ascii="Segoe UI" w:hAnsi="Segoe UI" w:eastAsia="Segoe UI" w:cs="Segoe UI"/>
-                <w:i w:val="0"/>
-                <w:iCs w:val="0"/>
-                <w:caps w:val="0"/>
-                <w:color w:val="0F1115"/>
-                <w:spacing w:val="0"/>
-                <w:kern w:val="0"/>
-                <w:sz w:val="21"/>
-                <w:szCs w:val="21"/>
-                <w:lang w:val="en-US" w:eastAsia="zh-CN" w:bidi="ar"/>
-              </w:rPr>
-            </w:pPr>
-            <w:r>
-              <w:rPr>
-                <w:rFonts w:hint="default" w:ascii="Segoe UI" w:hAnsi="Segoe UI" w:eastAsia="Segoe UI" w:cs="Segoe UI"/>
-                <w:i w:val="0"/>
-                <w:iCs w:val="0"/>
-                <w:caps w:val="0"/>
-                <w:color w:val="0F1115"/>
-                <w:spacing w:val="0"/>
-                <w:kern w:val="0"/>
-                <w:sz w:val="21"/>
-                <w:szCs w:val="21"/>
-                <w:lang w:val="en-US" w:eastAsia="zh-CN" w:bidi="ar"/>
-              </w:rPr>
-              <w:t>属性均为 private，通过 getter/setter 访问</w:t>
-            </w:r>
-          </w:p>
-        </w:tc>
-        <w:tc>
-          <w:tcPr>
-            <w:tcW w:w="1428" w:type="dxa"/>
-            <w:shd w:val="clear" w:color="auto" w:fill="FFFFFF"/>
-            <w:tcMar>
-              <w:top w:w="100" w:type="dxa"/>
-              <w:left w:w="160" w:type="dxa"/>
-              <w:bottom w:w="100" w:type="dxa"/>
-              <w:right w:w="0" w:type="dxa"/>
-            </w:tcMar>
-            <w:vAlign w:val="center"/>
-          </w:tcPr>
-          <w:p>
-            <w:pPr>
-              <w:keepNext w:val="0"/>
-              <w:keepLines w:val="0"/>
-              <w:widowControl/>
-              <w:suppressLineNumbers w:val="0"/>
-              <w:spacing w:line="250" w:lineRule="atLeast"/>
-              <w:jc w:val="left"/>
-              <w:rPr>
-                <w:rFonts w:hint="default" w:ascii="Segoe UI" w:hAnsi="Segoe UI" w:eastAsia="Segoe UI" w:cs="Segoe UI"/>
-                <w:i w:val="0"/>
-                <w:iCs w:val="0"/>
-                <w:caps w:val="0"/>
-                <w:color w:val="0F1115"/>
-                <w:spacing w:val="0"/>
-                <w:kern w:val="0"/>
-                <w:sz w:val="21"/>
-                <w:szCs w:val="21"/>
-                <w:lang w:val="en-US" w:eastAsia="zh-CN" w:bidi="ar"/>
-              </w:rPr>
-            </w:pPr>
-            <w:r>
-              <w:rPr>
-                <w:rFonts w:hint="default" w:ascii="Segoe UI" w:hAnsi="Segoe UI" w:eastAsia="Segoe UI" w:cs="Segoe UI"/>
-                <w:i w:val="0"/>
-                <w:iCs w:val="0"/>
-                <w:caps w:val="0"/>
-                <w:color w:val="0F1115"/>
-                <w:spacing w:val="0"/>
-                <w:kern w:val="0"/>
-                <w:sz w:val="21"/>
-                <w:szCs w:val="21"/>
-                <w:lang w:val="en-US" w:eastAsia="zh-CN" w:bidi="ar"/>
-              </w:rPr>
-              <w:t>隐藏内部实现，控制数据修改</w:t>
-            </w:r>
-          </w:p>
-        </w:tc>
-      </w:tr>
-      <w:tr>
-        <w:tblPrEx>
-          <w:tblBorders>
-            <w:top w:val="none" w:color="auto" w:sz="0" w:space="0"/>
-            <w:left w:val="none" w:color="auto" w:sz="0" w:space="0"/>
-            <w:bottom w:val="none" w:color="auto" w:sz="0" w:space="0"/>
-            <w:right w:val="none" w:color="auto" w:sz="0" w:space="0"/>
-            <w:insideH w:val="none" w:color="auto" w:sz="0" w:space="0"/>
-            <w:insideV w:val="none" w:color="auto" w:sz="0" w:space="0"/>
-          </w:tblBorders>
-          <w:tblCellMar>
-            <w:top w:w="15" w:type="dxa"/>
-            <w:left w:w="15" w:type="dxa"/>
-            <w:bottom w:w="15" w:type="dxa"/>
-            <w:right w:w="15" w:type="dxa"/>
-          </w:tblCellMar>
-        </w:tblPrEx>
-        <w:tc>
-          <w:tcPr>
-            <w:tcW w:w="1058" w:type="dxa"/>
-            <w:shd w:val="clear" w:color="auto" w:fill="FFFFFF"/>
-            <w:tcMar>
-              <w:top w:w="100" w:type="dxa"/>
-              <w:left w:w="0" w:type="dxa"/>
-              <w:bottom w:w="100" w:type="dxa"/>
-              <w:right w:w="160" w:type="dxa"/>
-            </w:tcMar>
-            <w:vAlign w:val="center"/>
-          </w:tcPr>
-          <w:p>
-            <w:pPr>
-              <w:keepNext w:val="0"/>
-              <w:keepLines w:val="0"/>
-              <w:widowControl/>
-              <w:suppressLineNumbers w:val="0"/>
-              <w:spacing w:line="250" w:lineRule="atLeast"/>
-              <w:jc w:val="left"/>
-              <w:rPr>
-                <w:rFonts w:hint="default" w:ascii="Segoe UI" w:hAnsi="Segoe UI" w:eastAsia="Segoe UI" w:cs="Segoe UI"/>
-                <w:i w:val="0"/>
-                <w:iCs w:val="0"/>
-                <w:caps w:val="0"/>
-                <w:color w:val="0F1115"/>
-                <w:spacing w:val="0"/>
-                <w:kern w:val="0"/>
-                <w:sz w:val="21"/>
-                <w:szCs w:val="21"/>
-                <w:lang w:val="en-US" w:eastAsia="zh-CN" w:bidi="ar"/>
-              </w:rPr>
-            </w:pPr>
-            <w:r>
-              <w:rPr>
-                <w:rFonts w:hint="default" w:ascii="Segoe UI" w:hAnsi="Segoe UI" w:eastAsia="Segoe UI" w:cs="Segoe UI"/>
-                <w:i w:val="0"/>
-                <w:iCs w:val="0"/>
-                <w:caps w:val="0"/>
-                <w:color w:val="0F1115"/>
-                <w:spacing w:val="0"/>
-                <w:kern w:val="0"/>
-                <w:sz w:val="21"/>
-                <w:szCs w:val="21"/>
-                <w:lang w:val="en-US" w:eastAsia="zh-CN" w:bidi="ar"/>
-              </w:rPr>
-              <w:t>继承</w:t>
-            </w:r>
-          </w:p>
-        </w:tc>
-        <w:tc>
-          <w:tcPr>
-            <w:tcW w:w="2920" w:type="dxa"/>
-            <w:shd w:val="clear" w:color="auto" w:fill="FFFFFF"/>
-            <w:tcMar>
-              <w:top w:w="100" w:type="dxa"/>
-              <w:left w:w="160" w:type="dxa"/>
-              <w:bottom w:w="100" w:type="dxa"/>
-              <w:right w:w="160" w:type="dxa"/>
-            </w:tcMar>
-            <w:vAlign w:val="center"/>
-          </w:tcPr>
-          <w:p>
-            <w:pPr>
-              <w:keepNext w:val="0"/>
-              <w:keepLines w:val="0"/>
-              <w:widowControl/>
-              <w:suppressLineNumbers w:val="0"/>
-              <w:spacing w:line="250" w:lineRule="atLeast"/>
-              <w:jc w:val="left"/>
-              <w:rPr>
-                <w:rFonts w:hint="default" w:ascii="Segoe UI" w:hAnsi="Segoe UI" w:eastAsia="Segoe UI" w:cs="Segoe UI"/>
-                <w:i w:val="0"/>
-                <w:iCs w:val="0"/>
-                <w:caps w:val="0"/>
-                <w:color w:val="0F1115"/>
-                <w:spacing w:val="0"/>
-                <w:kern w:val="0"/>
-                <w:sz w:val="21"/>
-                <w:szCs w:val="21"/>
-                <w:lang w:val="en-US" w:eastAsia="zh-CN" w:bidi="ar"/>
-              </w:rPr>
-            </w:pPr>
-            <w:r>
-              <w:rPr>
-                <w:rFonts w:hint="default" w:ascii="Segoe UI" w:hAnsi="Segoe UI" w:eastAsia="Segoe UI" w:cs="Segoe UI"/>
-                <w:i w:val="0"/>
-                <w:iCs w:val="0"/>
-                <w:caps w:val="0"/>
-                <w:color w:val="0F1115"/>
-                <w:spacing w:val="0"/>
-                <w:kern w:val="0"/>
-                <w:sz w:val="21"/>
-                <w:szCs w:val="21"/>
-                <w:lang w:val="en-US" w:eastAsia="zh-CN" w:bidi="ar"/>
-              </w:rPr>
-              <w:t>StdRoom, VIPRoom 继承 Room</w:t>
-            </w:r>
-          </w:p>
-        </w:tc>
-        <w:tc>
-          <w:tcPr>
-            <w:tcW w:w="3060" w:type="dxa"/>
-            <w:shd w:val="clear" w:color="auto" w:fill="FFFFFF"/>
-            <w:tcMar>
-              <w:top w:w="100" w:type="dxa"/>
-              <w:left w:w="160" w:type="dxa"/>
-              <w:bottom w:w="100" w:type="dxa"/>
-              <w:right w:w="160" w:type="dxa"/>
-            </w:tcMar>
-            <w:vAlign w:val="center"/>
-          </w:tcPr>
-          <w:p>
-            <w:pPr>
-              <w:keepNext w:val="0"/>
-              <w:keepLines w:val="0"/>
-              <w:widowControl/>
-              <w:suppressLineNumbers w:val="0"/>
-              <w:spacing w:line="250" w:lineRule="atLeast"/>
-              <w:jc w:val="left"/>
-              <w:rPr>
-                <w:rFonts w:hint="default" w:ascii="Segoe UI" w:hAnsi="Segoe UI" w:eastAsia="Segoe UI" w:cs="Segoe UI"/>
-                <w:i w:val="0"/>
-                <w:iCs w:val="0"/>
-                <w:caps w:val="0"/>
-                <w:color w:val="0F1115"/>
-                <w:spacing w:val="0"/>
-                <w:kern w:val="0"/>
-                <w:sz w:val="21"/>
-                <w:szCs w:val="21"/>
-                <w:lang w:val="en-US" w:eastAsia="zh-CN" w:bidi="ar"/>
-              </w:rPr>
-            </w:pPr>
-            <w:r>
-              <w:rPr>
-                <w:rFonts w:hint="default" w:ascii="Segoe UI" w:hAnsi="Segoe UI" w:eastAsia="Segoe UI" w:cs="Segoe UI"/>
-                <w:i w:val="0"/>
-                <w:iCs w:val="0"/>
-                <w:caps w:val="0"/>
-                <w:color w:val="0F1115"/>
-                <w:spacing w:val="0"/>
-                <w:kern w:val="0"/>
-                <w:sz w:val="21"/>
-                <w:szCs w:val="21"/>
-                <w:lang w:val="en-US" w:eastAsia="zh-CN" w:bidi="ar"/>
-              </w:rPr>
-              <w:t>子类复用父类属性，并重写 calculateCost</w:t>
-            </w:r>
-          </w:p>
-        </w:tc>
-        <w:tc>
-          <w:tcPr>
-            <w:tcW w:w="1428" w:type="dxa"/>
-            <w:shd w:val="clear" w:color="auto" w:fill="FFFFFF"/>
-            <w:tcMar>
-              <w:top w:w="100" w:type="dxa"/>
-              <w:left w:w="160" w:type="dxa"/>
-              <w:bottom w:w="100" w:type="dxa"/>
-              <w:right w:w="0" w:type="dxa"/>
-            </w:tcMar>
-            <w:vAlign w:val="center"/>
-          </w:tcPr>
-          <w:p>
-            <w:pPr>
-              <w:keepNext w:val="0"/>
-              <w:keepLines w:val="0"/>
-              <w:widowControl/>
-              <w:suppressLineNumbers w:val="0"/>
-              <w:spacing w:line="250" w:lineRule="atLeast"/>
-              <w:jc w:val="left"/>
-              <w:rPr>
-                <w:rFonts w:hint="default" w:ascii="Segoe UI" w:hAnsi="Segoe UI" w:eastAsia="Segoe UI" w:cs="Segoe UI"/>
-                <w:i w:val="0"/>
-                <w:iCs w:val="0"/>
-                <w:caps w:val="0"/>
-                <w:color w:val="0F1115"/>
-                <w:spacing w:val="0"/>
-                <w:kern w:val="0"/>
-                <w:sz w:val="21"/>
-                <w:szCs w:val="21"/>
-                <w:lang w:val="en-US" w:eastAsia="zh-CN" w:bidi="ar"/>
-              </w:rPr>
-            </w:pPr>
-            <w:r>
-              <w:rPr>
-                <w:rFonts w:hint="default" w:ascii="Segoe UI" w:hAnsi="Segoe UI" w:eastAsia="Segoe UI" w:cs="Segoe UI"/>
-                <w:i w:val="0"/>
-                <w:iCs w:val="0"/>
-                <w:caps w:val="0"/>
-                <w:color w:val="0F1115"/>
-                <w:spacing w:val="0"/>
-                <w:kern w:val="0"/>
-                <w:sz w:val="21"/>
-                <w:szCs w:val="21"/>
-                <w:lang w:val="en-US" w:eastAsia="zh-CN" w:bidi="ar"/>
-              </w:rPr>
-              <w:t>实现不同房间类型的计费差异</w:t>
-            </w:r>
-          </w:p>
-        </w:tc>
-      </w:tr>
-      <w:tr>
-        <w:tblPrEx>
-          <w:tblBorders>
-            <w:top w:val="none" w:color="auto" w:sz="0" w:space="0"/>
-            <w:left w:val="none" w:color="auto" w:sz="0" w:space="0"/>
-            <w:bottom w:val="none" w:color="auto" w:sz="0" w:space="0"/>
-            <w:right w:val="none" w:color="auto" w:sz="0" w:space="0"/>
-            <w:insideH w:val="none" w:color="auto" w:sz="0" w:space="0"/>
-            <w:insideV w:val="none" w:color="auto" w:sz="0" w:space="0"/>
-          </w:tblBorders>
-          <w:tblCellMar>
-            <w:top w:w="15" w:type="dxa"/>
-            <w:left w:w="15" w:type="dxa"/>
-            <w:bottom w:w="15" w:type="dxa"/>
-            <w:right w:w="15" w:type="dxa"/>
-          </w:tblCellMar>
-        </w:tblPrEx>
-        <w:tc>
-          <w:tcPr>
-            <w:tcW w:w="1058" w:type="dxa"/>
-            <w:shd w:val="clear" w:color="auto" w:fill="FFFFFF"/>
-            <w:tcMar>
-              <w:top w:w="100" w:type="dxa"/>
-              <w:left w:w="0" w:type="dxa"/>
-              <w:bottom w:w="100" w:type="dxa"/>
-              <w:right w:w="160" w:type="dxa"/>
-            </w:tcMar>
-            <w:vAlign w:val="center"/>
-          </w:tcPr>
-          <w:p>
-            <w:pPr>
-              <w:keepNext w:val="0"/>
-              <w:keepLines w:val="0"/>
-              <w:widowControl/>
-              <w:suppressLineNumbers w:val="0"/>
-              <w:spacing w:line="250" w:lineRule="atLeast"/>
-              <w:jc w:val="left"/>
-              <w:rPr>
-                <w:rFonts w:hint="default" w:ascii="Segoe UI" w:hAnsi="Segoe UI" w:eastAsia="Segoe UI" w:cs="Segoe UI"/>
-                <w:i w:val="0"/>
-                <w:iCs w:val="0"/>
-                <w:caps w:val="0"/>
-                <w:color w:val="0F1115"/>
-                <w:spacing w:val="0"/>
-                <w:kern w:val="0"/>
-                <w:sz w:val="21"/>
-                <w:szCs w:val="21"/>
-                <w:lang w:val="en-US" w:eastAsia="zh-CN" w:bidi="ar"/>
-              </w:rPr>
-            </w:pPr>
-            <w:r>
-              <w:rPr>
-                <w:rFonts w:hint="default" w:ascii="Segoe UI" w:hAnsi="Segoe UI" w:eastAsia="Segoe UI" w:cs="Segoe UI"/>
-                <w:i w:val="0"/>
-                <w:iCs w:val="0"/>
-                <w:caps w:val="0"/>
-                <w:color w:val="0F1115"/>
-                <w:spacing w:val="0"/>
-                <w:kern w:val="0"/>
-                <w:sz w:val="21"/>
-                <w:szCs w:val="21"/>
-                <w:lang w:val="en-US" w:eastAsia="zh-CN" w:bidi="ar"/>
-              </w:rPr>
-              <w:t>多态</w:t>
-            </w:r>
-          </w:p>
-        </w:tc>
-        <w:tc>
-          <w:tcPr>
-            <w:tcW w:w="2920" w:type="dxa"/>
-            <w:shd w:val="clear" w:color="auto" w:fill="FFFFFF"/>
-            <w:tcMar>
-              <w:top w:w="100" w:type="dxa"/>
-              <w:left w:w="160" w:type="dxa"/>
-              <w:bottom w:w="100" w:type="dxa"/>
-              <w:right w:w="160" w:type="dxa"/>
-            </w:tcMar>
-            <w:vAlign w:val="center"/>
-          </w:tcPr>
-          <w:p>
-            <w:pPr>
-              <w:keepNext w:val="0"/>
-              <w:keepLines w:val="0"/>
-              <w:widowControl/>
-              <w:suppressLineNumbers w:val="0"/>
-              <w:spacing w:line="250" w:lineRule="atLeast"/>
-              <w:jc w:val="left"/>
-              <w:rPr>
-                <w:rFonts w:hint="default" w:ascii="Segoe UI" w:hAnsi="Segoe UI" w:eastAsia="Segoe UI" w:cs="Segoe UI"/>
-                <w:i w:val="0"/>
-                <w:iCs w:val="0"/>
-                <w:caps w:val="0"/>
-                <w:color w:val="0F1115"/>
-                <w:spacing w:val="0"/>
-                <w:kern w:val="0"/>
-                <w:sz w:val="21"/>
-                <w:szCs w:val="21"/>
-                <w:lang w:val="en-US" w:eastAsia="zh-CN" w:bidi="ar"/>
-              </w:rPr>
-            </w:pPr>
-            <w:r>
-              <w:rPr>
-                <w:rFonts w:hint="default" w:ascii="Segoe UI" w:hAnsi="Segoe UI" w:eastAsia="Segoe UI" w:cs="Segoe UI"/>
-                <w:i w:val="0"/>
-                <w:iCs w:val="0"/>
-                <w:caps w:val="0"/>
-                <w:color w:val="0F1115"/>
-                <w:spacing w:val="0"/>
-                <w:kern w:val="0"/>
-                <w:sz w:val="21"/>
-                <w:szCs w:val="21"/>
-                <w:lang w:val="en-US" w:eastAsia="zh-CN" w:bidi="ar"/>
-              </w:rPr>
-              <w:t>PricingStrategy 接口及其实现类</w:t>
-            </w:r>
-          </w:p>
-        </w:tc>
-        <w:tc>
-          <w:tcPr>
-            <w:tcW w:w="3060" w:type="dxa"/>
-            <w:shd w:val="clear" w:color="auto" w:fill="FFFFFF"/>
-            <w:tcMar>
-              <w:top w:w="100" w:type="dxa"/>
-              <w:left w:w="160" w:type="dxa"/>
-              <w:bottom w:w="100" w:type="dxa"/>
-              <w:right w:w="160" w:type="dxa"/>
-            </w:tcMar>
-            <w:vAlign w:val="center"/>
-          </w:tcPr>
-          <w:p>
-            <w:pPr>
-              <w:keepNext w:val="0"/>
-              <w:keepLines w:val="0"/>
-              <w:widowControl/>
-              <w:suppressLineNumbers w:val="0"/>
-              <w:spacing w:line="250" w:lineRule="atLeast"/>
-              <w:jc w:val="left"/>
-              <w:rPr>
-                <w:rFonts w:hint="default" w:ascii="Segoe UI" w:hAnsi="Segoe UI" w:eastAsia="Segoe UI" w:cs="Segoe UI"/>
-                <w:i w:val="0"/>
-                <w:iCs w:val="0"/>
-                <w:caps w:val="0"/>
-                <w:color w:val="0F1115"/>
-                <w:spacing w:val="0"/>
-                <w:kern w:val="0"/>
-                <w:sz w:val="21"/>
-                <w:szCs w:val="21"/>
-                <w:lang w:val="en-US" w:eastAsia="zh-CN" w:bidi="ar"/>
-              </w:rPr>
-            </w:pPr>
-            <w:r>
-              <w:rPr>
-                <w:rFonts w:hint="default" w:ascii="Segoe UI" w:hAnsi="Segoe UI" w:eastAsia="Segoe UI" w:cs="Segoe UI"/>
-                <w:i w:val="0"/>
-                <w:iCs w:val="0"/>
-                <w:caps w:val="0"/>
-                <w:color w:val="0F1115"/>
-                <w:spacing w:val="0"/>
-                <w:kern w:val="0"/>
-                <w:sz w:val="21"/>
-                <w:szCs w:val="21"/>
-                <w:lang w:val="en-US" w:eastAsia="zh-CN" w:bidi="ar"/>
-              </w:rPr>
-              <w:t>UsageRecord.endUsage() 中调用 pricingStrategy.calculate()</w:t>
-            </w:r>
-          </w:p>
-        </w:tc>
-        <w:tc>
-          <w:tcPr>
-            <w:tcW w:w="1428" w:type="dxa"/>
-            <w:shd w:val="clear" w:color="auto" w:fill="FFFFFF"/>
-            <w:tcMar>
-              <w:top w:w="100" w:type="dxa"/>
-              <w:left w:w="160" w:type="dxa"/>
-              <w:bottom w:w="100" w:type="dxa"/>
-              <w:right w:w="0" w:type="dxa"/>
-            </w:tcMar>
-            <w:vAlign w:val="center"/>
-          </w:tcPr>
-          <w:p>
-            <w:pPr>
-              <w:keepNext w:val="0"/>
-              <w:keepLines w:val="0"/>
-              <w:widowControl/>
-              <w:suppressLineNumbers w:val="0"/>
-              <w:spacing w:line="250" w:lineRule="atLeast"/>
-              <w:jc w:val="left"/>
-              <w:rPr>
-                <w:rFonts w:hint="default" w:ascii="Segoe UI" w:hAnsi="Segoe UI" w:eastAsia="Segoe UI" w:cs="Segoe UI"/>
-                <w:i w:val="0"/>
-                <w:iCs w:val="0"/>
-                <w:caps w:val="0"/>
-                <w:color w:val="0F1115"/>
-                <w:spacing w:val="0"/>
-                <w:kern w:val="0"/>
-                <w:sz w:val="21"/>
-                <w:szCs w:val="21"/>
-                <w:lang w:val="en-US" w:eastAsia="zh-CN" w:bidi="ar"/>
-              </w:rPr>
-            </w:pPr>
-            <w:r>
-              <w:rPr>
-                <w:rFonts w:hint="default" w:ascii="Segoe UI" w:hAnsi="Segoe UI" w:eastAsia="Segoe UI" w:cs="Segoe UI"/>
-                <w:i w:val="0"/>
-                <w:iCs w:val="0"/>
-                <w:caps w:val="0"/>
-                <w:color w:val="0F1115"/>
-                <w:spacing w:val="0"/>
-                <w:kern w:val="0"/>
-                <w:sz w:val="21"/>
-                <w:szCs w:val="21"/>
-                <w:lang w:val="en-US" w:eastAsia="zh-CN" w:bidi="ar"/>
-              </w:rPr>
-              <w:t>运行时根据选择的策略计算费用</w:t>
-            </w:r>
-          </w:p>
-        </w:tc>
-      </w:tr>
-      <w:tr>
-        <w:tblPrEx>
-          <w:tblBorders>
-            <w:top w:val="none" w:color="auto" w:sz="0" w:space="0"/>
-            <w:left w:val="none" w:color="auto" w:sz="0" w:space="0"/>
-            <w:bottom w:val="none" w:color="auto" w:sz="0" w:space="0"/>
-            <w:right w:val="none" w:color="auto" w:sz="0" w:space="0"/>
-            <w:insideH w:val="none" w:color="auto" w:sz="0" w:space="0"/>
-            <w:insideV w:val="none" w:color="auto" w:sz="0" w:space="0"/>
-          </w:tblBorders>
-          <w:tblCellMar>
-            <w:top w:w="15" w:type="dxa"/>
-            <w:left w:w="15" w:type="dxa"/>
-            <w:bottom w:w="15" w:type="dxa"/>
-            <w:right w:w="15" w:type="dxa"/>
-          </w:tblCellMar>
-        </w:tblPrEx>
-        <w:tc>
-          <w:tcPr>
-            <w:tcW w:w="1058" w:type="dxa"/>
-            <w:shd w:val="clear" w:color="auto" w:fill="FFFFFF"/>
-            <w:tcMar>
-              <w:top w:w="100" w:type="dxa"/>
-              <w:left w:w="0" w:type="dxa"/>
-              <w:bottom w:w="100" w:type="dxa"/>
-              <w:right w:w="160" w:type="dxa"/>
-            </w:tcMar>
-            <w:vAlign w:val="center"/>
-          </w:tcPr>
-          <w:p>
-            <w:pPr>
-              <w:keepNext w:val="0"/>
-              <w:keepLines w:val="0"/>
-              <w:widowControl/>
-              <w:suppressLineNumbers w:val="0"/>
-              <w:spacing w:line="250" w:lineRule="atLeast"/>
-              <w:jc w:val="left"/>
-              <w:rPr>
-                <w:rFonts w:hint="default" w:ascii="Segoe UI" w:hAnsi="Segoe UI" w:eastAsia="Segoe UI" w:cs="Segoe UI"/>
-                <w:i w:val="0"/>
-                <w:iCs w:val="0"/>
-                <w:caps w:val="0"/>
-                <w:color w:val="0F1115"/>
-                <w:spacing w:val="0"/>
-                <w:kern w:val="0"/>
-                <w:sz w:val="21"/>
-                <w:szCs w:val="21"/>
-                <w:lang w:val="en-US" w:eastAsia="zh-CN" w:bidi="ar"/>
-              </w:rPr>
-            </w:pPr>
-            <w:r>
-              <w:rPr>
-                <w:rFonts w:hint="default" w:ascii="Segoe UI" w:hAnsi="Segoe UI" w:eastAsia="Segoe UI" w:cs="Segoe UI"/>
-                <w:i w:val="0"/>
-                <w:iCs w:val="0"/>
-                <w:caps w:val="0"/>
-                <w:color w:val="0F1115"/>
-                <w:spacing w:val="0"/>
-                <w:kern w:val="0"/>
-                <w:sz w:val="21"/>
-                <w:szCs w:val="21"/>
-                <w:lang w:val="en-US" w:eastAsia="zh-CN" w:bidi="ar"/>
-              </w:rPr>
-              <w:t>抽象类</w:t>
-            </w:r>
-          </w:p>
-        </w:tc>
-        <w:tc>
-          <w:tcPr>
-            <w:tcW w:w="2920" w:type="dxa"/>
-            <w:shd w:val="clear" w:color="auto" w:fill="FFFFFF"/>
-            <w:tcMar>
-              <w:top w:w="100" w:type="dxa"/>
-              <w:left w:w="160" w:type="dxa"/>
-              <w:bottom w:w="100" w:type="dxa"/>
-              <w:right w:w="160" w:type="dxa"/>
-            </w:tcMar>
-            <w:vAlign w:val="center"/>
-          </w:tcPr>
-          <w:p>
-            <w:pPr>
-              <w:keepNext w:val="0"/>
-              <w:keepLines w:val="0"/>
-              <w:widowControl/>
-              <w:suppressLineNumbers w:val="0"/>
-              <w:spacing w:line="250" w:lineRule="atLeast"/>
-              <w:jc w:val="left"/>
-              <w:rPr>
-                <w:rFonts w:hint="default" w:ascii="Segoe UI" w:hAnsi="Segoe UI" w:eastAsia="Segoe UI" w:cs="Segoe UI"/>
-                <w:i w:val="0"/>
-                <w:iCs w:val="0"/>
-                <w:caps w:val="0"/>
-                <w:color w:val="0F1115"/>
-                <w:spacing w:val="0"/>
-                <w:kern w:val="0"/>
-                <w:sz w:val="21"/>
-                <w:szCs w:val="21"/>
-                <w:lang w:val="en-US" w:eastAsia="zh-CN" w:bidi="ar"/>
-              </w:rPr>
-            </w:pPr>
-            <w:r>
-              <w:rPr>
-                <w:rFonts w:hint="default" w:ascii="Segoe UI" w:hAnsi="Segoe UI" w:eastAsia="Segoe UI" w:cs="Segoe UI"/>
-                <w:i w:val="0"/>
-                <w:iCs w:val="0"/>
-                <w:caps w:val="0"/>
-                <w:color w:val="0F1115"/>
-                <w:spacing w:val="0"/>
-                <w:kern w:val="0"/>
-                <w:sz w:val="21"/>
-                <w:szCs w:val="21"/>
-                <w:lang w:val="en-US" w:eastAsia="zh-CN" w:bidi="ar"/>
-              </w:rPr>
-              <w:t>Room</w:t>
-            </w:r>
-          </w:p>
-        </w:tc>
-        <w:tc>
-          <w:tcPr>
-            <w:tcW w:w="3060" w:type="dxa"/>
-            <w:shd w:val="clear" w:color="auto" w:fill="FFFFFF"/>
-            <w:tcMar>
-              <w:top w:w="100" w:type="dxa"/>
-              <w:left w:w="160" w:type="dxa"/>
-              <w:bottom w:w="100" w:type="dxa"/>
-              <w:right w:w="160" w:type="dxa"/>
-            </w:tcMar>
-            <w:vAlign w:val="center"/>
-          </w:tcPr>
-          <w:p>
-            <w:pPr>
-              <w:keepNext w:val="0"/>
-              <w:keepLines w:val="0"/>
-              <w:widowControl/>
-              <w:suppressLineNumbers w:val="0"/>
-              <w:spacing w:line="250" w:lineRule="atLeast"/>
-              <w:jc w:val="left"/>
-              <w:rPr>
-                <w:rFonts w:hint="default" w:ascii="Segoe UI" w:hAnsi="Segoe UI" w:eastAsia="Segoe UI" w:cs="Segoe UI"/>
-                <w:i w:val="0"/>
-                <w:iCs w:val="0"/>
-                <w:caps w:val="0"/>
-                <w:color w:val="0F1115"/>
-                <w:spacing w:val="0"/>
-                <w:kern w:val="0"/>
-                <w:sz w:val="21"/>
-                <w:szCs w:val="21"/>
-                <w:lang w:val="en-US" w:eastAsia="zh-CN" w:bidi="ar"/>
-              </w:rPr>
-            </w:pPr>
-            <w:r>
-              <w:rPr>
-                <w:rFonts w:hint="default" w:ascii="Segoe UI" w:hAnsi="Segoe UI" w:eastAsia="Segoe UI" w:cs="Segoe UI"/>
-                <w:i w:val="0"/>
-                <w:iCs w:val="0"/>
-                <w:caps w:val="0"/>
-                <w:color w:val="0F1115"/>
-                <w:spacing w:val="0"/>
-                <w:kern w:val="0"/>
-                <w:sz w:val="21"/>
-                <w:szCs w:val="21"/>
-                <w:lang w:val="en-US" w:eastAsia="zh-CN" w:bidi="ar"/>
-              </w:rPr>
-              <w:t>声明抽象方法 calculateCost</w:t>
-            </w:r>
-          </w:p>
-        </w:tc>
-        <w:tc>
-          <w:tcPr>
-            <w:tcW w:w="1428" w:type="dxa"/>
-            <w:shd w:val="clear" w:color="auto" w:fill="FFFFFF"/>
-            <w:tcMar>
-              <w:top w:w="100" w:type="dxa"/>
-              <w:left w:w="160" w:type="dxa"/>
-              <w:bottom w:w="100" w:type="dxa"/>
-              <w:right w:w="0" w:type="dxa"/>
-            </w:tcMar>
-            <w:vAlign w:val="center"/>
-          </w:tcPr>
-          <w:p>
-            <w:pPr>
-              <w:keepNext w:val="0"/>
-              <w:keepLines w:val="0"/>
-              <w:widowControl/>
-              <w:suppressLineNumbers w:val="0"/>
-              <w:spacing w:line="250" w:lineRule="atLeast"/>
-              <w:jc w:val="left"/>
-              <w:rPr>
-                <w:rFonts w:hint="default" w:ascii="Segoe UI" w:hAnsi="Segoe UI" w:eastAsia="Segoe UI" w:cs="Segoe UI"/>
-                <w:i w:val="0"/>
-                <w:iCs w:val="0"/>
-                <w:caps w:val="0"/>
-                <w:color w:val="0F1115"/>
-                <w:spacing w:val="0"/>
-                <w:kern w:val="0"/>
-                <w:sz w:val="21"/>
-                <w:szCs w:val="21"/>
-                <w:lang w:val="en-US" w:eastAsia="zh-CN" w:bidi="ar"/>
-              </w:rPr>
-            </w:pPr>
-            <w:r>
-              <w:rPr>
-                <w:rFonts w:hint="default" w:ascii="Segoe UI" w:hAnsi="Segoe UI" w:eastAsia="Segoe UI" w:cs="Segoe UI"/>
-                <w:i w:val="0"/>
-                <w:iCs w:val="0"/>
-                <w:caps w:val="0"/>
-                <w:color w:val="0F1115"/>
-                <w:spacing w:val="0"/>
-                <w:kern w:val="0"/>
-                <w:sz w:val="21"/>
-                <w:szCs w:val="21"/>
-                <w:lang w:val="en-US" w:eastAsia="zh-CN" w:bidi="ar"/>
-              </w:rPr>
-              <w:t>强制子类提供计费逻辑</w:t>
             </w:r>
           </w:p>
         </w:tc>
@@ -6541,7 +5619,7 @@
                 <w:szCs w:val="21"/>
                 <w:lang w:val="en-US" w:eastAsia="zh-CN" w:bidi="ar"/>
               </w:rPr>
-              <w:t>接口</w:t>
+              <w:t>封装</w:t>
             </w:r>
           </w:p>
         </w:tc>
@@ -6591,7 +5669,7 @@
                 <w:szCs w:val="21"/>
                 <w:lang w:val="en-US" w:eastAsia="zh-CN" w:bidi="ar"/>
               </w:rPr>
-              <w:t>DataPersistence, PricingStrategy</w:t>
+              <w:t>所有实体类</w:t>
             </w:r>
           </w:p>
         </w:tc>
@@ -6641,13 +5719,13 @@
                 <w:szCs w:val="21"/>
                 <w:lang w:val="en-US" w:eastAsia="zh-CN" w:bidi="ar"/>
               </w:rPr>
-              <w:t>定义标准，由不同类实现</w:t>
-            </w:r>
-          </w:p>
-        </w:tc>
-        <w:tc>
-          <w:tcPr>
-            <w:tcW w:w="1428" w:type="dxa"/>
+              <w:t>属性均为 private，通过 getter/setter 访问</w:t>
+            </w:r>
+          </w:p>
+        </w:tc>
+        <w:tc>
+          <w:tcPr>
+            <w:tcW w:w="1780" w:type="dxa"/>
             <w:shd w:val="clear" w:color="auto" w:fill="FFFFFF"/>
             <w:tcMar>
               <w:top w:w="100" w:type="dxa"/>
@@ -6691,7 +5769,7 @@
                 <w:szCs w:val="21"/>
                 <w:lang w:val="en-US" w:eastAsia="zh-CN" w:bidi="ar"/>
               </w:rPr>
-              <w:t>解耦具体实现，便于扩展</w:t>
+              <w:t>隐藏内部实现，控制数据修改</w:t>
             </w:r>
           </w:p>
         </w:tc>
@@ -6759,7 +5837,7 @@
                 <w:szCs w:val="21"/>
                 <w:lang w:val="en-US" w:eastAsia="zh-CN" w:bidi="ar"/>
               </w:rPr>
-              <w:t>集合</w:t>
+              <w:t>继承</w:t>
             </w:r>
           </w:p>
         </w:tc>
@@ -6809,7 +5887,7 @@
                 <w:szCs w:val="21"/>
                 <w:lang w:val="en-US" w:eastAsia="zh-CN" w:bidi="ar"/>
               </w:rPr>
-              <w:t>List&lt;Room&gt;, List&lt;UsageRecord&gt; 等</w:t>
+              <w:t>StdRoom, VIPRoom 继承 Room</w:t>
             </w:r>
           </w:p>
         </w:tc>
@@ -6859,13 +5937,13 @@
                 <w:szCs w:val="21"/>
                 <w:lang w:val="en-US" w:eastAsia="zh-CN" w:bidi="ar"/>
               </w:rPr>
-              <w:t>使用 ArrayList 存储房间、记录等</w:t>
-            </w:r>
-          </w:p>
-        </w:tc>
-        <w:tc>
-          <w:tcPr>
-            <w:tcW w:w="1428" w:type="dxa"/>
+              <w:t>子类复用父类属性，并重写 calculateCost</w:t>
+            </w:r>
+          </w:p>
+        </w:tc>
+        <w:tc>
+          <w:tcPr>
+            <w:tcW w:w="1780" w:type="dxa"/>
             <w:shd w:val="clear" w:color="auto" w:fill="FFFFFF"/>
             <w:tcMar>
               <w:top w:w="100" w:type="dxa"/>
@@ -6909,7 +5987,7 @@
                 <w:szCs w:val="21"/>
                 <w:lang w:val="en-US" w:eastAsia="zh-CN" w:bidi="ar"/>
               </w:rPr>
-              <w:t>动态管理数据</w:t>
+              <w:t>实现不同房间类型的计费差异</w:t>
             </w:r>
           </w:p>
         </w:tc>
@@ -6978,7 +6056,7 @@
                 <w:szCs w:val="21"/>
                 <w:lang w:val="en-US" w:eastAsia="zh-CN" w:bidi="ar"/>
               </w:rPr>
-              <w:t>图形界面控件</w:t>
+              <w:t>多态</w:t>
             </w:r>
           </w:p>
         </w:tc>
@@ -7028,7 +6106,7 @@
                 <w:szCs w:val="21"/>
                 <w:lang w:val="en-US" w:eastAsia="zh-CN" w:bidi="ar"/>
               </w:rPr>
-              <w:t>JFrame, JDialog, JButton, JList, JTextArea, JComboBox</w:t>
+              <w:t>PricingStrategy 接口及其实现类</w:t>
             </w:r>
           </w:p>
         </w:tc>
@@ -7078,13 +6156,13 @@
                 <w:szCs w:val="21"/>
                 <w:lang w:val="en-US" w:eastAsia="zh-CN" w:bidi="ar"/>
               </w:rPr>
-              <w:t>用于构建窗口、按钮、列表等</w:t>
-            </w:r>
-          </w:p>
-        </w:tc>
-        <w:tc>
-          <w:tcPr>
-            <w:tcW w:w="1428" w:type="dxa"/>
+              <w:t>UsageRecord.endUsage() 中调用 pricingStrategy.calculate()</w:t>
+            </w:r>
+          </w:p>
+        </w:tc>
+        <w:tc>
+          <w:tcPr>
+            <w:tcW w:w="1780" w:type="dxa"/>
             <w:shd w:val="clear" w:color="auto" w:fill="FFFFFF"/>
             <w:tcMar>
               <w:top w:w="100" w:type="dxa"/>
@@ -7128,7 +6206,7 @@
                 <w:szCs w:val="21"/>
                 <w:lang w:val="en-US" w:eastAsia="zh-CN" w:bidi="ar"/>
               </w:rPr>
-              <w:t>提供可视化交互</w:t>
+              <w:t>运行时根据选择的策略计算费用</w:t>
             </w:r>
           </w:p>
         </w:tc>
@@ -7197,7 +6275,7 @@
                 <w:szCs w:val="21"/>
                 <w:lang w:val="en-US" w:eastAsia="zh-CN" w:bidi="ar"/>
               </w:rPr>
-              <w:t>布局管理器</w:t>
+              <w:t>抽象类</w:t>
             </w:r>
           </w:p>
         </w:tc>
@@ -7247,7 +6325,7 @@
                 <w:szCs w:val="21"/>
                 <w:lang w:val="en-US" w:eastAsia="zh-CN" w:bidi="ar"/>
               </w:rPr>
-              <w:t>BorderLayout, GridLayout, FlowLayout</w:t>
+              <w:t>Room</w:t>
             </w:r>
           </w:p>
         </w:tc>
@@ -7297,13 +6375,13 @@
                 <w:szCs w:val="21"/>
                 <w:lang w:val="en-US" w:eastAsia="zh-CN" w:bidi="ar"/>
               </w:rPr>
-              <w:t>主界面使用 BorderLayout，按钮面板用 GridLayout</w:t>
-            </w:r>
-          </w:p>
-        </w:tc>
-        <w:tc>
-          <w:tcPr>
-            <w:tcW w:w="1428" w:type="dxa"/>
+              <w:t>声明抽象方法 calculateCost</w:t>
+            </w:r>
+          </w:p>
+        </w:tc>
+        <w:tc>
+          <w:tcPr>
+            <w:tcW w:w="1780" w:type="dxa"/>
             <w:shd w:val="clear" w:color="auto" w:fill="FFFFFF"/>
             <w:tcMar>
               <w:top w:w="100" w:type="dxa"/>
@@ -7347,7 +6425,7 @@
                 <w:szCs w:val="21"/>
                 <w:lang w:val="en-US" w:eastAsia="zh-CN" w:bidi="ar"/>
               </w:rPr>
-              <w:t>控制组件排列</w:t>
+              <w:t>强制子类提供计费逻辑</w:t>
             </w:r>
           </w:p>
         </w:tc>
@@ -7415,7 +6493,7 @@
                 <w:szCs w:val="21"/>
                 <w:lang w:val="en-US" w:eastAsia="zh-CN" w:bidi="ar"/>
               </w:rPr>
-              <w:t>事件监听</w:t>
+              <w:t>接口</w:t>
             </w:r>
           </w:p>
         </w:tc>
@@ -7465,7 +6543,7 @@
                 <w:szCs w:val="21"/>
                 <w:lang w:val="en-US" w:eastAsia="zh-CN" w:bidi="ar"/>
               </w:rPr>
-              <w:t>ActionListener, ListSelectionListener</w:t>
+              <w:t>DataPersistence, PricingStrategy</w:t>
             </w:r>
           </w:p>
         </w:tc>
@@ -7515,13 +6593,13 @@
                 <w:szCs w:val="21"/>
                 <w:lang w:val="en-US" w:eastAsia="zh-CN" w:bidi="ar"/>
               </w:rPr>
-              <w:t>按钮点击、列表选择事件</w:t>
-            </w:r>
-          </w:p>
-        </w:tc>
-        <w:tc>
-          <w:tcPr>
-            <w:tcW w:w="1428" w:type="dxa"/>
+              <w:t>定义标准，由不同类实现</w:t>
+            </w:r>
+          </w:p>
+        </w:tc>
+        <w:tc>
+          <w:tcPr>
+            <w:tcW w:w="1780" w:type="dxa"/>
             <w:shd w:val="clear" w:color="auto" w:fill="FFFFFF"/>
             <w:tcMar>
               <w:top w:w="100" w:type="dxa"/>
@@ -7565,225 +6643,7 @@
                 <w:szCs w:val="21"/>
                 <w:lang w:val="en-US" w:eastAsia="zh-CN" w:bidi="ar"/>
               </w:rPr>
-              <w:t>响应用户操作</w:t>
-            </w:r>
-          </w:p>
-        </w:tc>
-      </w:tr>
-      <w:tr>
-        <w:tblPrEx>
-          <w:tblBorders>
-            <w:top w:val="none" w:color="auto" w:sz="0" w:space="0"/>
-            <w:left w:val="none" w:color="auto" w:sz="0" w:space="0"/>
-            <w:bottom w:val="none" w:color="auto" w:sz="0" w:space="0"/>
-            <w:right w:val="none" w:color="auto" w:sz="0" w:space="0"/>
-            <w:insideH w:val="none" w:color="auto" w:sz="0" w:space="0"/>
-            <w:insideV w:val="none" w:color="auto" w:sz="0" w:space="0"/>
-          </w:tblBorders>
-          <w:tblCellMar>
-            <w:top w:w="15" w:type="dxa"/>
-            <w:left w:w="15" w:type="dxa"/>
-            <w:bottom w:w="15" w:type="dxa"/>
-            <w:right w:w="15" w:type="dxa"/>
-          </w:tblCellMar>
-        </w:tblPrEx>
-        <w:tc>
-          <w:tcPr>
-            <w:tcW w:w="1058" w:type="dxa"/>
-            <w:shd w:val="clear" w:color="auto" w:fill="FFFFFF"/>
-            <w:tcMar>
-              <w:top w:w="100" w:type="dxa"/>
-              <w:left w:w="0" w:type="dxa"/>
-              <w:bottom w:w="100" w:type="dxa"/>
-              <w:right w:w="160" w:type="dxa"/>
-            </w:tcMar>
-            <w:vAlign w:val="center"/>
-          </w:tcPr>
-          <w:p>
-            <w:pPr>
-              <w:keepNext w:val="0"/>
-              <w:keepLines w:val="0"/>
-              <w:widowControl/>
-              <w:suppressLineNumbers w:val="0"/>
-              <w:spacing w:line="250" w:lineRule="atLeast"/>
-              <w:jc w:val="left"/>
-              <w:rPr>
-                <w:rFonts w:hint="default" w:ascii="Segoe UI" w:hAnsi="Segoe UI" w:eastAsia="Segoe UI" w:cs="Segoe UI"/>
-                <w:i w:val="0"/>
-                <w:iCs w:val="0"/>
-                <w:caps w:val="0"/>
-                <w:color w:val="0F1115"/>
-                <w:spacing w:val="0"/>
-                <w:kern w:val="0"/>
-                <w:sz w:val="21"/>
-                <w:szCs w:val="21"/>
-                <w:lang w:val="en-US" w:eastAsia="zh-CN" w:bidi="ar"/>
-              </w:rPr>
-            </w:pPr>
-            <w:r>
-              <w:rPr>
-                <w:rFonts w:hint="default" w:ascii="Segoe UI" w:hAnsi="Segoe UI" w:eastAsia="Segoe UI" w:cs="Segoe UI"/>
-                <w:i w:val="0"/>
-                <w:iCs w:val="0"/>
-                <w:caps w:val="0"/>
-                <w:color w:val="0F1115"/>
-                <w:spacing w:val="0"/>
-                <w:kern w:val="0"/>
-                <w:sz w:val="21"/>
-                <w:szCs w:val="21"/>
-                <w:lang w:val="en-US" w:eastAsia="zh-CN" w:bidi="ar"/>
-              </w:rPr>
-              <w:t>异常处理</w:t>
-            </w:r>
-          </w:p>
-        </w:tc>
-        <w:tc>
-          <w:tcPr>
-            <w:tcW w:w="2920" w:type="dxa"/>
-            <w:shd w:val="clear" w:color="auto" w:fill="FFFFFF"/>
-            <w:tcMar>
-              <w:top w:w="100" w:type="dxa"/>
-              <w:left w:w="160" w:type="dxa"/>
-              <w:bottom w:w="100" w:type="dxa"/>
-              <w:right w:w="160" w:type="dxa"/>
-            </w:tcMar>
-            <w:vAlign w:val="center"/>
-          </w:tcPr>
-          <w:p>
-            <w:pPr>
-              <w:keepNext w:val="0"/>
-              <w:keepLines w:val="0"/>
-              <w:widowControl/>
-              <w:suppressLineNumbers w:val="0"/>
-              <w:spacing w:line="250" w:lineRule="atLeast"/>
-              <w:jc w:val="left"/>
-              <w:rPr>
-                <w:rFonts w:hint="default" w:ascii="Segoe UI" w:hAnsi="Segoe UI" w:eastAsia="Segoe UI" w:cs="Segoe UI"/>
-                <w:i w:val="0"/>
-                <w:iCs w:val="0"/>
-                <w:caps w:val="0"/>
-                <w:color w:val="0F1115"/>
-                <w:spacing w:val="0"/>
-                <w:kern w:val="0"/>
-                <w:sz w:val="21"/>
-                <w:szCs w:val="21"/>
-                <w:lang w:val="en-US" w:eastAsia="zh-CN" w:bidi="ar"/>
-              </w:rPr>
-            </w:pPr>
-            <w:r>
-              <w:rPr>
-                <w:rFonts w:hint="default" w:ascii="Segoe UI" w:hAnsi="Segoe UI" w:eastAsia="Segoe UI" w:cs="Segoe UI"/>
-                <w:i w:val="0"/>
-                <w:iCs w:val="0"/>
-                <w:caps w:val="0"/>
-                <w:color w:val="0F1115"/>
-                <w:spacing w:val="0"/>
-                <w:kern w:val="0"/>
-                <w:sz w:val="21"/>
-                <w:szCs w:val="21"/>
-                <w:lang w:val="en-US" w:eastAsia="zh-CN" w:bidi="ar"/>
-              </w:rPr>
-              <w:t>try-catch</w:t>
-            </w:r>
-          </w:p>
-        </w:tc>
-        <w:tc>
-          <w:tcPr>
-            <w:tcW w:w="3060" w:type="dxa"/>
-            <w:shd w:val="clear" w:color="auto" w:fill="FFFFFF"/>
-            <w:tcMar>
-              <w:top w:w="100" w:type="dxa"/>
-              <w:left w:w="160" w:type="dxa"/>
-              <w:bottom w:w="100" w:type="dxa"/>
-              <w:right w:w="160" w:type="dxa"/>
-            </w:tcMar>
-            <w:vAlign w:val="center"/>
-          </w:tcPr>
-          <w:p>
-            <w:pPr>
-              <w:keepNext w:val="0"/>
-              <w:keepLines w:val="0"/>
-              <w:widowControl/>
-              <w:suppressLineNumbers w:val="0"/>
-              <w:spacing w:line="250" w:lineRule="atLeast"/>
-              <w:jc w:val="left"/>
-              <w:rPr>
-                <w:rFonts w:hint="default" w:ascii="Segoe UI" w:hAnsi="Segoe UI" w:eastAsia="Segoe UI" w:cs="Segoe UI"/>
-                <w:i w:val="0"/>
-                <w:iCs w:val="0"/>
-                <w:caps w:val="0"/>
-                <w:color w:val="0F1115"/>
-                <w:spacing w:val="0"/>
-                <w:kern w:val="0"/>
-                <w:sz w:val="21"/>
-                <w:szCs w:val="21"/>
-                <w:lang w:val="en-US" w:eastAsia="zh-CN" w:bidi="ar"/>
-              </w:rPr>
-            </w:pPr>
-            <w:r>
-              <w:rPr>
-                <w:rFonts w:hint="default" w:ascii="Segoe UI" w:hAnsi="Segoe UI" w:eastAsia="Segoe UI" w:cs="Segoe UI"/>
-                <w:i w:val="0"/>
-                <w:iCs w:val="0"/>
-                <w:caps w:val="0"/>
-                <w:color w:val="0F1115"/>
-                <w:spacing w:val="0"/>
-                <w:kern w:val="0"/>
-                <w:sz w:val="21"/>
-                <w:szCs w:val="21"/>
-                <w:lang w:val="en-US" w:eastAsia="zh-CN" w:bidi="ar"/>
-              </w:rPr>
-              <w:t>房间号重复、价格非数字、日期格式错误等</w:t>
-            </w:r>
-          </w:p>
-        </w:tc>
-        <w:tc>
-          <w:tcPr>
-            <w:tcW w:w="1428" w:type="dxa"/>
-            <w:shd w:val="clear" w:color="auto" w:fill="FFFFFF"/>
-            <w:tcMar>
-              <w:top w:w="100" w:type="dxa"/>
-              <w:left w:w="160" w:type="dxa"/>
-              <w:bottom w:w="100" w:type="dxa"/>
-              <w:right w:w="0" w:type="dxa"/>
-            </w:tcMar>
-            <w:vAlign w:val="center"/>
-          </w:tcPr>
-          <w:p>
-            <w:pPr>
-              <w:keepNext w:val="0"/>
-              <w:keepLines w:val="0"/>
-              <w:widowControl/>
-              <w:suppressLineNumbers w:val="0"/>
-              <w:spacing w:line="250" w:lineRule="atLeast"/>
-              <w:jc w:val="left"/>
-              <w:rPr>
-                <w:rFonts w:hint="default" w:ascii="Segoe UI" w:hAnsi="Segoe UI" w:eastAsia="Segoe UI" w:cs="Segoe UI"/>
-                <w:i w:val="0"/>
-                <w:iCs w:val="0"/>
-                <w:caps w:val="0"/>
-                <w:color w:val="0F1115"/>
-                <w:spacing w:val="0"/>
-                <w:kern w:val="0"/>
-                <w:sz w:val="21"/>
-                <w:szCs w:val="21"/>
-                <w:lang w:val="en-US" w:eastAsia="zh-CN" w:bidi="ar"/>
-              </w:rPr>
-            </w:pPr>
-            <w:r>
-              <w:rPr>
-                <w:rFonts w:hint="default" w:ascii="Segoe UI" w:hAnsi="Segoe UI" w:eastAsia="Segoe UI" w:cs="Segoe UI"/>
-                <w:i w:val="0"/>
-                <w:iCs w:val="0"/>
-                <w:caps w:val="0"/>
-                <w:color w:val="0F1115"/>
-                <w:spacing w:val="0"/>
-                <w:kern w:val="0"/>
-                <w:sz w:val="21"/>
-                <w:szCs w:val="21"/>
-                <w:lang w:val="en-US" w:eastAsia="zh-CN" w:bidi="ar"/>
-              </w:rPr>
-              <w:t>保证程序健壮性</w:t>
+              <w:t>解耦具体实现，便于扩展</w:t>
             </w:r>
           </w:p>
         </w:tc>
@@ -7852,7 +6712,7 @@
                 <w:szCs w:val="21"/>
                 <w:lang w:val="en-US" w:eastAsia="zh-CN" w:bidi="ar"/>
               </w:rPr>
-              <w:t>文件读写</w:t>
+              <w:t>集合</w:t>
             </w:r>
           </w:p>
         </w:tc>
@@ -7902,7 +6762,7 @@
                 <w:szCs w:val="21"/>
                 <w:lang w:val="en-US" w:eastAsia="zh-CN" w:bidi="ar"/>
               </w:rPr>
-              <w:t>FileStorage 类</w:t>
+              <w:t>List&lt;Room&gt;, List&lt;UsageRecord&gt; 等</w:t>
             </w:r>
           </w:p>
         </w:tc>
@@ -7952,13 +6812,13 @@
                 <w:szCs w:val="21"/>
                 <w:lang w:val="en-US" w:eastAsia="zh-CN" w:bidi="ar"/>
               </w:rPr>
-              <w:t>使用 FileWriter/FileReader 和 Gson 读写 JSON</w:t>
-            </w:r>
-          </w:p>
-        </w:tc>
-        <w:tc>
-          <w:tcPr>
-            <w:tcW w:w="1428" w:type="dxa"/>
+              <w:t>使用 ArrayList 存储房间、记录等</w:t>
+            </w:r>
+          </w:p>
+        </w:tc>
+        <w:tc>
+          <w:tcPr>
+            <w:tcW w:w="1780" w:type="dxa"/>
             <w:shd w:val="clear" w:color="auto" w:fill="FFFFFF"/>
             <w:tcMar>
               <w:top w:w="100" w:type="dxa"/>
@@ -8002,7 +6862,226 @@
                 <w:szCs w:val="21"/>
                 <w:lang w:val="en-US" w:eastAsia="zh-CN" w:bidi="ar"/>
               </w:rPr>
-              <w:t>实现数据持久化</w:t>
+              <w:t>动态管理数据</w:t>
+            </w:r>
+          </w:p>
+        </w:tc>
+      </w:tr>
+      <w:tr>
+        <w:tblPrEx>
+          <w:tblBorders>
+            <w:top w:val="none" w:color="auto" w:sz="0" w:space="0"/>
+            <w:left w:val="none" w:color="auto" w:sz="0" w:space="0"/>
+            <w:bottom w:val="none" w:color="auto" w:sz="0" w:space="0"/>
+            <w:right w:val="none" w:color="auto" w:sz="0" w:space="0"/>
+            <w:insideH w:val="none" w:color="auto" w:sz="0" w:space="0"/>
+            <w:insideV w:val="none" w:color="auto" w:sz="0" w:space="0"/>
+          </w:tblBorders>
+          <w:shd w:val="clear" w:color="auto" w:fill="FFFFFF"/>
+          <w:tblCellMar>
+            <w:top w:w="15" w:type="dxa"/>
+            <w:left w:w="15" w:type="dxa"/>
+            <w:bottom w:w="15" w:type="dxa"/>
+            <w:right w:w="15" w:type="dxa"/>
+          </w:tblCellMar>
+        </w:tblPrEx>
+        <w:tc>
+          <w:tcPr>
+            <w:tcW w:w="1058" w:type="dxa"/>
+            <w:shd w:val="clear" w:color="auto" w:fill="FFFFFF"/>
+            <w:tcMar>
+              <w:top w:w="100" w:type="dxa"/>
+              <w:left w:w="0" w:type="dxa"/>
+              <w:bottom w:w="100" w:type="dxa"/>
+              <w:right w:w="160" w:type="dxa"/>
+            </w:tcMar>
+            <w:vAlign w:val="center"/>
+          </w:tcPr>
+          <w:p>
+            <w:pPr>
+              <w:keepNext w:val="0"/>
+              <w:keepLines w:val="0"/>
+              <w:widowControl/>
+              <w:suppressLineNumbers w:val="0"/>
+              <w:spacing w:line="250" w:lineRule="atLeast"/>
+              <w:jc w:val="left"/>
+              <w:rPr>
+                <w:rFonts w:hint="default" w:ascii="Segoe UI" w:hAnsi="Segoe UI" w:eastAsia="Segoe UI" w:cs="Segoe UI"/>
+                <w:i w:val="0"/>
+                <w:iCs w:val="0"/>
+                <w:caps w:val="0"/>
+                <w:color w:val="0F1115"/>
+                <w:spacing w:val="0"/>
+                <w:kern w:val="0"/>
+                <w:sz w:val="21"/>
+                <w:szCs w:val="21"/>
+                <w:lang w:val="en-US" w:eastAsia="zh-CN" w:bidi="ar"/>
+              </w:rPr>
+            </w:pPr>
+            <w:r>
+              <w:rPr>
+                <w:rFonts w:hint="default" w:ascii="Segoe UI" w:hAnsi="Segoe UI" w:eastAsia="Segoe UI" w:cs="Segoe UI"/>
+                <w:i w:val="0"/>
+                <w:iCs w:val="0"/>
+                <w:caps w:val="0"/>
+                <w:color w:val="0F1115"/>
+                <w:spacing w:val="0"/>
+                <w:kern w:val="0"/>
+                <w:sz w:val="21"/>
+                <w:szCs w:val="21"/>
+                <w:lang w:val="en-US" w:eastAsia="zh-CN" w:bidi="ar"/>
+              </w:rPr>
+              <w:t>图形界面控件</w:t>
+            </w:r>
+          </w:p>
+        </w:tc>
+        <w:tc>
+          <w:tcPr>
+            <w:tcW w:w="2920" w:type="dxa"/>
+            <w:shd w:val="clear" w:color="auto" w:fill="FFFFFF"/>
+            <w:tcMar>
+              <w:top w:w="100" w:type="dxa"/>
+              <w:left w:w="160" w:type="dxa"/>
+              <w:bottom w:w="100" w:type="dxa"/>
+              <w:right w:w="160" w:type="dxa"/>
+            </w:tcMar>
+            <w:vAlign w:val="center"/>
+          </w:tcPr>
+          <w:p>
+            <w:pPr>
+              <w:keepNext w:val="0"/>
+              <w:keepLines w:val="0"/>
+              <w:widowControl/>
+              <w:suppressLineNumbers w:val="0"/>
+              <w:spacing w:line="250" w:lineRule="atLeast"/>
+              <w:jc w:val="left"/>
+              <w:rPr>
+                <w:rFonts w:hint="default" w:ascii="Segoe UI" w:hAnsi="Segoe UI" w:eastAsia="Segoe UI" w:cs="Segoe UI"/>
+                <w:i w:val="0"/>
+                <w:iCs w:val="0"/>
+                <w:caps w:val="0"/>
+                <w:color w:val="0F1115"/>
+                <w:spacing w:val="0"/>
+                <w:kern w:val="0"/>
+                <w:sz w:val="21"/>
+                <w:szCs w:val="21"/>
+                <w:lang w:val="en-US" w:eastAsia="zh-CN" w:bidi="ar"/>
+              </w:rPr>
+            </w:pPr>
+            <w:r>
+              <w:rPr>
+                <w:rFonts w:hint="default" w:ascii="Segoe UI" w:hAnsi="Segoe UI" w:eastAsia="Segoe UI" w:cs="Segoe UI"/>
+                <w:i w:val="0"/>
+                <w:iCs w:val="0"/>
+                <w:caps w:val="0"/>
+                <w:color w:val="0F1115"/>
+                <w:spacing w:val="0"/>
+                <w:kern w:val="0"/>
+                <w:sz w:val="21"/>
+                <w:szCs w:val="21"/>
+                <w:lang w:val="en-US" w:eastAsia="zh-CN" w:bidi="ar"/>
+              </w:rPr>
+              <w:t>JFrame, JDialog, JButton, JList, JTextArea, JComboBox</w:t>
+            </w:r>
+          </w:p>
+        </w:tc>
+        <w:tc>
+          <w:tcPr>
+            <w:tcW w:w="3060" w:type="dxa"/>
+            <w:shd w:val="clear" w:color="auto" w:fill="FFFFFF"/>
+            <w:tcMar>
+              <w:top w:w="100" w:type="dxa"/>
+              <w:left w:w="160" w:type="dxa"/>
+              <w:bottom w:w="100" w:type="dxa"/>
+              <w:right w:w="160" w:type="dxa"/>
+            </w:tcMar>
+            <w:vAlign w:val="center"/>
+          </w:tcPr>
+          <w:p>
+            <w:pPr>
+              <w:keepNext w:val="0"/>
+              <w:keepLines w:val="0"/>
+              <w:widowControl/>
+              <w:suppressLineNumbers w:val="0"/>
+              <w:spacing w:line="250" w:lineRule="atLeast"/>
+              <w:jc w:val="left"/>
+              <w:rPr>
+                <w:rFonts w:hint="default" w:ascii="Segoe UI" w:hAnsi="Segoe UI" w:eastAsia="Segoe UI" w:cs="Segoe UI"/>
+                <w:i w:val="0"/>
+                <w:iCs w:val="0"/>
+                <w:caps w:val="0"/>
+                <w:color w:val="0F1115"/>
+                <w:spacing w:val="0"/>
+                <w:kern w:val="0"/>
+                <w:sz w:val="21"/>
+                <w:szCs w:val="21"/>
+                <w:lang w:val="en-US" w:eastAsia="zh-CN" w:bidi="ar"/>
+              </w:rPr>
+            </w:pPr>
+            <w:r>
+              <w:rPr>
+                <w:rFonts w:hint="default" w:ascii="Segoe UI" w:hAnsi="Segoe UI" w:eastAsia="Segoe UI" w:cs="Segoe UI"/>
+                <w:i w:val="0"/>
+                <w:iCs w:val="0"/>
+                <w:caps w:val="0"/>
+                <w:color w:val="0F1115"/>
+                <w:spacing w:val="0"/>
+                <w:kern w:val="0"/>
+                <w:sz w:val="21"/>
+                <w:szCs w:val="21"/>
+                <w:lang w:val="en-US" w:eastAsia="zh-CN" w:bidi="ar"/>
+              </w:rPr>
+              <w:t>用于构建窗口、按钮、列表等</w:t>
+            </w:r>
+          </w:p>
+        </w:tc>
+        <w:tc>
+          <w:tcPr>
+            <w:tcW w:w="1780" w:type="dxa"/>
+            <w:shd w:val="clear" w:color="auto" w:fill="FFFFFF"/>
+            <w:tcMar>
+              <w:top w:w="100" w:type="dxa"/>
+              <w:left w:w="160" w:type="dxa"/>
+              <w:bottom w:w="100" w:type="dxa"/>
+              <w:right w:w="0" w:type="dxa"/>
+            </w:tcMar>
+            <w:vAlign w:val="center"/>
+          </w:tcPr>
+          <w:p>
+            <w:pPr>
+              <w:keepNext w:val="0"/>
+              <w:keepLines w:val="0"/>
+              <w:widowControl/>
+              <w:suppressLineNumbers w:val="0"/>
+              <w:spacing w:line="250" w:lineRule="atLeast"/>
+              <w:jc w:val="left"/>
+              <w:rPr>
+                <w:rFonts w:hint="default" w:ascii="Segoe UI" w:hAnsi="Segoe UI" w:eastAsia="Segoe UI" w:cs="Segoe UI"/>
+                <w:i w:val="0"/>
+                <w:iCs w:val="0"/>
+                <w:caps w:val="0"/>
+                <w:color w:val="0F1115"/>
+                <w:spacing w:val="0"/>
+                <w:kern w:val="0"/>
+                <w:sz w:val="21"/>
+                <w:szCs w:val="21"/>
+                <w:lang w:val="en-US" w:eastAsia="zh-CN" w:bidi="ar"/>
+              </w:rPr>
+            </w:pPr>
+            <w:r>
+              <w:rPr>
+                <w:rFonts w:hint="default" w:ascii="Segoe UI" w:hAnsi="Segoe UI" w:eastAsia="Segoe UI" w:cs="Segoe UI"/>
+                <w:i w:val="0"/>
+                <w:iCs w:val="0"/>
+                <w:caps w:val="0"/>
+                <w:color w:val="0F1115"/>
+                <w:spacing w:val="0"/>
+                <w:kern w:val="0"/>
+                <w:sz w:val="21"/>
+                <w:szCs w:val="21"/>
+                <w:lang w:val="en-US" w:eastAsia="zh-CN" w:bidi="ar"/>
+              </w:rPr>
+              <w:t>提供可视化交互</w:t>
             </w:r>
           </w:p>
         </w:tc>
@@ -8070,6 +7149,881 @@
                 <w:szCs w:val="21"/>
                 <w:lang w:val="en-US" w:eastAsia="zh-CN" w:bidi="ar"/>
               </w:rPr>
+              <w:t>布局管理器</w:t>
+            </w:r>
+          </w:p>
+        </w:tc>
+        <w:tc>
+          <w:tcPr>
+            <w:tcW w:w="2920" w:type="dxa"/>
+            <w:shd w:val="clear" w:color="auto" w:fill="FFFFFF"/>
+            <w:tcMar>
+              <w:top w:w="100" w:type="dxa"/>
+              <w:left w:w="160" w:type="dxa"/>
+              <w:bottom w:w="100" w:type="dxa"/>
+              <w:right w:w="160" w:type="dxa"/>
+            </w:tcMar>
+            <w:vAlign w:val="center"/>
+          </w:tcPr>
+          <w:p>
+            <w:pPr>
+              <w:keepNext w:val="0"/>
+              <w:keepLines w:val="0"/>
+              <w:widowControl/>
+              <w:suppressLineNumbers w:val="0"/>
+              <w:spacing w:line="250" w:lineRule="atLeast"/>
+              <w:jc w:val="left"/>
+              <w:rPr>
+                <w:rFonts w:hint="default" w:ascii="Segoe UI" w:hAnsi="Segoe UI" w:eastAsia="Segoe UI" w:cs="Segoe UI"/>
+                <w:i w:val="0"/>
+                <w:iCs w:val="0"/>
+                <w:caps w:val="0"/>
+                <w:color w:val="0F1115"/>
+                <w:spacing w:val="0"/>
+                <w:kern w:val="0"/>
+                <w:sz w:val="21"/>
+                <w:szCs w:val="21"/>
+                <w:lang w:val="en-US" w:eastAsia="zh-CN" w:bidi="ar"/>
+              </w:rPr>
+            </w:pPr>
+            <w:r>
+              <w:rPr>
+                <w:rFonts w:hint="default" w:ascii="Segoe UI" w:hAnsi="Segoe UI" w:eastAsia="Segoe UI" w:cs="Segoe UI"/>
+                <w:i w:val="0"/>
+                <w:iCs w:val="0"/>
+                <w:caps w:val="0"/>
+                <w:color w:val="0F1115"/>
+                <w:spacing w:val="0"/>
+                <w:kern w:val="0"/>
+                <w:sz w:val="21"/>
+                <w:szCs w:val="21"/>
+                <w:lang w:val="en-US" w:eastAsia="zh-CN" w:bidi="ar"/>
+              </w:rPr>
+              <w:t>BorderLayout, GridLayout, FlowLayout</w:t>
+            </w:r>
+          </w:p>
+        </w:tc>
+        <w:tc>
+          <w:tcPr>
+            <w:tcW w:w="3060" w:type="dxa"/>
+            <w:shd w:val="clear" w:color="auto" w:fill="FFFFFF"/>
+            <w:tcMar>
+              <w:top w:w="100" w:type="dxa"/>
+              <w:left w:w="160" w:type="dxa"/>
+              <w:bottom w:w="100" w:type="dxa"/>
+              <w:right w:w="160" w:type="dxa"/>
+            </w:tcMar>
+            <w:vAlign w:val="center"/>
+          </w:tcPr>
+          <w:p>
+            <w:pPr>
+              <w:keepNext w:val="0"/>
+              <w:keepLines w:val="0"/>
+              <w:widowControl/>
+              <w:suppressLineNumbers w:val="0"/>
+              <w:spacing w:line="250" w:lineRule="atLeast"/>
+              <w:jc w:val="left"/>
+              <w:rPr>
+                <w:rFonts w:hint="default" w:ascii="Segoe UI" w:hAnsi="Segoe UI" w:eastAsia="Segoe UI" w:cs="Segoe UI"/>
+                <w:i w:val="0"/>
+                <w:iCs w:val="0"/>
+                <w:caps w:val="0"/>
+                <w:color w:val="0F1115"/>
+                <w:spacing w:val="0"/>
+                <w:kern w:val="0"/>
+                <w:sz w:val="21"/>
+                <w:szCs w:val="21"/>
+                <w:lang w:val="en-US" w:eastAsia="zh-CN" w:bidi="ar"/>
+              </w:rPr>
+            </w:pPr>
+            <w:r>
+              <w:rPr>
+                <w:rFonts w:hint="default" w:ascii="Segoe UI" w:hAnsi="Segoe UI" w:eastAsia="Segoe UI" w:cs="Segoe UI"/>
+                <w:i w:val="0"/>
+                <w:iCs w:val="0"/>
+                <w:caps w:val="0"/>
+                <w:color w:val="0F1115"/>
+                <w:spacing w:val="0"/>
+                <w:kern w:val="0"/>
+                <w:sz w:val="21"/>
+                <w:szCs w:val="21"/>
+                <w:lang w:val="en-US" w:eastAsia="zh-CN" w:bidi="ar"/>
+              </w:rPr>
+              <w:t>主界面使用 BorderLayout，按钮面板用 GridLayout</w:t>
+            </w:r>
+          </w:p>
+        </w:tc>
+        <w:tc>
+          <w:tcPr>
+            <w:tcW w:w="1780" w:type="dxa"/>
+            <w:shd w:val="clear" w:color="auto" w:fill="FFFFFF"/>
+            <w:tcMar>
+              <w:top w:w="100" w:type="dxa"/>
+              <w:left w:w="160" w:type="dxa"/>
+              <w:bottom w:w="100" w:type="dxa"/>
+              <w:right w:w="0" w:type="dxa"/>
+            </w:tcMar>
+            <w:vAlign w:val="center"/>
+          </w:tcPr>
+          <w:p>
+            <w:pPr>
+              <w:keepNext w:val="0"/>
+              <w:keepLines w:val="0"/>
+              <w:widowControl/>
+              <w:suppressLineNumbers w:val="0"/>
+              <w:spacing w:line="250" w:lineRule="atLeast"/>
+              <w:jc w:val="left"/>
+              <w:rPr>
+                <w:rFonts w:hint="default" w:ascii="Segoe UI" w:hAnsi="Segoe UI" w:eastAsia="Segoe UI" w:cs="Segoe UI"/>
+                <w:i w:val="0"/>
+                <w:iCs w:val="0"/>
+                <w:caps w:val="0"/>
+                <w:color w:val="0F1115"/>
+                <w:spacing w:val="0"/>
+                <w:kern w:val="0"/>
+                <w:sz w:val="21"/>
+                <w:szCs w:val="21"/>
+                <w:lang w:val="en-US" w:eastAsia="zh-CN" w:bidi="ar"/>
+              </w:rPr>
+            </w:pPr>
+            <w:r>
+              <w:rPr>
+                <w:rFonts w:hint="default" w:ascii="Segoe UI" w:hAnsi="Segoe UI" w:eastAsia="Segoe UI" w:cs="Segoe UI"/>
+                <w:i w:val="0"/>
+                <w:iCs w:val="0"/>
+                <w:caps w:val="0"/>
+                <w:color w:val="0F1115"/>
+                <w:spacing w:val="0"/>
+                <w:kern w:val="0"/>
+                <w:sz w:val="21"/>
+                <w:szCs w:val="21"/>
+                <w:lang w:val="en-US" w:eastAsia="zh-CN" w:bidi="ar"/>
+              </w:rPr>
+              <w:t>控制组件排列</w:t>
+            </w:r>
+          </w:p>
+        </w:tc>
+      </w:tr>
+      <w:tr>
+        <w:tblPrEx>
+          <w:tblBorders>
+            <w:top w:val="none" w:color="auto" w:sz="0" w:space="0"/>
+            <w:left w:val="none" w:color="auto" w:sz="0" w:space="0"/>
+            <w:bottom w:val="none" w:color="auto" w:sz="0" w:space="0"/>
+            <w:right w:val="none" w:color="auto" w:sz="0" w:space="0"/>
+            <w:insideH w:val="none" w:color="auto" w:sz="0" w:space="0"/>
+            <w:insideV w:val="none" w:color="auto" w:sz="0" w:space="0"/>
+          </w:tblBorders>
+          <w:tblCellMar>
+            <w:top w:w="15" w:type="dxa"/>
+            <w:left w:w="15" w:type="dxa"/>
+            <w:bottom w:w="15" w:type="dxa"/>
+            <w:right w:w="15" w:type="dxa"/>
+          </w:tblCellMar>
+        </w:tblPrEx>
+        <w:tc>
+          <w:tcPr>
+            <w:tcW w:w="1058" w:type="dxa"/>
+            <w:shd w:val="clear" w:color="auto" w:fill="FFFFFF"/>
+            <w:tcMar>
+              <w:top w:w="100" w:type="dxa"/>
+              <w:left w:w="0" w:type="dxa"/>
+              <w:bottom w:w="100" w:type="dxa"/>
+              <w:right w:w="160" w:type="dxa"/>
+            </w:tcMar>
+            <w:vAlign w:val="center"/>
+          </w:tcPr>
+          <w:p>
+            <w:pPr>
+              <w:keepNext w:val="0"/>
+              <w:keepLines w:val="0"/>
+              <w:widowControl/>
+              <w:suppressLineNumbers w:val="0"/>
+              <w:spacing w:line="250" w:lineRule="atLeast"/>
+              <w:jc w:val="left"/>
+              <w:rPr>
+                <w:rFonts w:hint="default" w:ascii="Segoe UI" w:hAnsi="Segoe UI" w:eastAsia="Segoe UI" w:cs="Segoe UI"/>
+                <w:i w:val="0"/>
+                <w:iCs w:val="0"/>
+                <w:caps w:val="0"/>
+                <w:color w:val="0F1115"/>
+                <w:spacing w:val="0"/>
+                <w:kern w:val="0"/>
+                <w:sz w:val="21"/>
+                <w:szCs w:val="21"/>
+                <w:lang w:val="en-US" w:eastAsia="zh-CN" w:bidi="ar"/>
+              </w:rPr>
+            </w:pPr>
+            <w:r>
+              <w:rPr>
+                <w:rFonts w:hint="default" w:ascii="Segoe UI" w:hAnsi="Segoe UI" w:eastAsia="Segoe UI" w:cs="Segoe UI"/>
+                <w:i w:val="0"/>
+                <w:iCs w:val="0"/>
+                <w:caps w:val="0"/>
+                <w:color w:val="0F1115"/>
+                <w:spacing w:val="0"/>
+                <w:kern w:val="0"/>
+                <w:sz w:val="21"/>
+                <w:szCs w:val="21"/>
+                <w:lang w:val="en-US" w:eastAsia="zh-CN" w:bidi="ar"/>
+              </w:rPr>
+              <w:t>事件监听</w:t>
+            </w:r>
+          </w:p>
+        </w:tc>
+        <w:tc>
+          <w:tcPr>
+            <w:tcW w:w="2920" w:type="dxa"/>
+            <w:shd w:val="clear" w:color="auto" w:fill="FFFFFF"/>
+            <w:tcMar>
+              <w:top w:w="100" w:type="dxa"/>
+              <w:left w:w="160" w:type="dxa"/>
+              <w:bottom w:w="100" w:type="dxa"/>
+              <w:right w:w="160" w:type="dxa"/>
+            </w:tcMar>
+            <w:vAlign w:val="center"/>
+          </w:tcPr>
+          <w:p>
+            <w:pPr>
+              <w:keepNext w:val="0"/>
+              <w:keepLines w:val="0"/>
+              <w:widowControl/>
+              <w:suppressLineNumbers w:val="0"/>
+              <w:spacing w:line="250" w:lineRule="atLeast"/>
+              <w:jc w:val="left"/>
+              <w:rPr>
+                <w:rFonts w:hint="default" w:ascii="Segoe UI" w:hAnsi="Segoe UI" w:eastAsia="Segoe UI" w:cs="Segoe UI"/>
+                <w:i w:val="0"/>
+                <w:iCs w:val="0"/>
+                <w:caps w:val="0"/>
+                <w:color w:val="0F1115"/>
+                <w:spacing w:val="0"/>
+                <w:kern w:val="0"/>
+                <w:sz w:val="21"/>
+                <w:szCs w:val="21"/>
+                <w:lang w:val="en-US" w:eastAsia="zh-CN" w:bidi="ar"/>
+              </w:rPr>
+            </w:pPr>
+            <w:r>
+              <w:rPr>
+                <w:rFonts w:hint="default" w:ascii="Segoe UI" w:hAnsi="Segoe UI" w:eastAsia="Segoe UI" w:cs="Segoe UI"/>
+                <w:i w:val="0"/>
+                <w:iCs w:val="0"/>
+                <w:caps w:val="0"/>
+                <w:color w:val="0F1115"/>
+                <w:spacing w:val="0"/>
+                <w:kern w:val="0"/>
+                <w:sz w:val="21"/>
+                <w:szCs w:val="21"/>
+                <w:lang w:val="en-US" w:eastAsia="zh-CN" w:bidi="ar"/>
+              </w:rPr>
+              <w:t>ActionListener, ListSelectionListener</w:t>
+            </w:r>
+          </w:p>
+        </w:tc>
+        <w:tc>
+          <w:tcPr>
+            <w:tcW w:w="3060" w:type="dxa"/>
+            <w:shd w:val="clear" w:color="auto" w:fill="FFFFFF"/>
+            <w:tcMar>
+              <w:top w:w="100" w:type="dxa"/>
+              <w:left w:w="160" w:type="dxa"/>
+              <w:bottom w:w="100" w:type="dxa"/>
+              <w:right w:w="160" w:type="dxa"/>
+            </w:tcMar>
+            <w:vAlign w:val="center"/>
+          </w:tcPr>
+          <w:p>
+            <w:pPr>
+              <w:keepNext w:val="0"/>
+              <w:keepLines w:val="0"/>
+              <w:widowControl/>
+              <w:suppressLineNumbers w:val="0"/>
+              <w:spacing w:line="250" w:lineRule="atLeast"/>
+              <w:jc w:val="left"/>
+              <w:rPr>
+                <w:rFonts w:hint="default" w:ascii="Segoe UI" w:hAnsi="Segoe UI" w:eastAsia="Segoe UI" w:cs="Segoe UI"/>
+                <w:i w:val="0"/>
+                <w:iCs w:val="0"/>
+                <w:caps w:val="0"/>
+                <w:color w:val="0F1115"/>
+                <w:spacing w:val="0"/>
+                <w:kern w:val="0"/>
+                <w:sz w:val="21"/>
+                <w:szCs w:val="21"/>
+                <w:lang w:val="en-US" w:eastAsia="zh-CN" w:bidi="ar"/>
+              </w:rPr>
+            </w:pPr>
+            <w:r>
+              <w:rPr>
+                <w:rFonts w:hint="default" w:ascii="Segoe UI" w:hAnsi="Segoe UI" w:eastAsia="Segoe UI" w:cs="Segoe UI"/>
+                <w:i w:val="0"/>
+                <w:iCs w:val="0"/>
+                <w:caps w:val="0"/>
+                <w:color w:val="0F1115"/>
+                <w:spacing w:val="0"/>
+                <w:kern w:val="0"/>
+                <w:sz w:val="21"/>
+                <w:szCs w:val="21"/>
+                <w:lang w:val="en-US" w:eastAsia="zh-CN" w:bidi="ar"/>
+              </w:rPr>
+              <w:t>按钮点击、列表选择事件</w:t>
+            </w:r>
+          </w:p>
+        </w:tc>
+        <w:tc>
+          <w:tcPr>
+            <w:tcW w:w="1780" w:type="dxa"/>
+            <w:shd w:val="clear" w:color="auto" w:fill="FFFFFF"/>
+            <w:tcMar>
+              <w:top w:w="100" w:type="dxa"/>
+              <w:left w:w="160" w:type="dxa"/>
+              <w:bottom w:w="100" w:type="dxa"/>
+              <w:right w:w="0" w:type="dxa"/>
+            </w:tcMar>
+            <w:vAlign w:val="center"/>
+          </w:tcPr>
+          <w:p>
+            <w:pPr>
+              <w:keepNext w:val="0"/>
+              <w:keepLines w:val="0"/>
+              <w:widowControl/>
+              <w:suppressLineNumbers w:val="0"/>
+              <w:spacing w:line="250" w:lineRule="atLeast"/>
+              <w:jc w:val="left"/>
+              <w:rPr>
+                <w:rFonts w:hint="default" w:ascii="Segoe UI" w:hAnsi="Segoe UI" w:eastAsia="Segoe UI" w:cs="Segoe UI"/>
+                <w:i w:val="0"/>
+                <w:iCs w:val="0"/>
+                <w:caps w:val="0"/>
+                <w:color w:val="0F1115"/>
+                <w:spacing w:val="0"/>
+                <w:kern w:val="0"/>
+                <w:sz w:val="21"/>
+                <w:szCs w:val="21"/>
+                <w:lang w:val="en-US" w:eastAsia="zh-CN" w:bidi="ar"/>
+              </w:rPr>
+            </w:pPr>
+            <w:r>
+              <w:rPr>
+                <w:rFonts w:hint="default" w:ascii="Segoe UI" w:hAnsi="Segoe UI" w:eastAsia="Segoe UI" w:cs="Segoe UI"/>
+                <w:i w:val="0"/>
+                <w:iCs w:val="0"/>
+                <w:caps w:val="0"/>
+                <w:color w:val="0F1115"/>
+                <w:spacing w:val="0"/>
+                <w:kern w:val="0"/>
+                <w:sz w:val="21"/>
+                <w:szCs w:val="21"/>
+                <w:lang w:val="en-US" w:eastAsia="zh-CN" w:bidi="ar"/>
+              </w:rPr>
+              <w:t>响应用户操作</w:t>
+            </w:r>
+          </w:p>
+        </w:tc>
+      </w:tr>
+      <w:tr>
+        <w:tblPrEx>
+          <w:tblBorders>
+            <w:top w:val="none" w:color="auto" w:sz="0" w:space="0"/>
+            <w:left w:val="none" w:color="auto" w:sz="0" w:space="0"/>
+            <w:bottom w:val="none" w:color="auto" w:sz="0" w:space="0"/>
+            <w:right w:val="none" w:color="auto" w:sz="0" w:space="0"/>
+            <w:insideH w:val="none" w:color="auto" w:sz="0" w:space="0"/>
+            <w:insideV w:val="none" w:color="auto" w:sz="0" w:space="0"/>
+          </w:tblBorders>
+          <w:shd w:val="clear" w:color="auto" w:fill="FFFFFF"/>
+          <w:tblCellMar>
+            <w:top w:w="15" w:type="dxa"/>
+            <w:left w:w="15" w:type="dxa"/>
+            <w:bottom w:w="15" w:type="dxa"/>
+            <w:right w:w="15" w:type="dxa"/>
+          </w:tblCellMar>
+        </w:tblPrEx>
+        <w:tc>
+          <w:tcPr>
+            <w:tcW w:w="1058" w:type="dxa"/>
+            <w:shd w:val="clear" w:color="auto" w:fill="FFFFFF"/>
+            <w:tcMar>
+              <w:top w:w="100" w:type="dxa"/>
+              <w:left w:w="0" w:type="dxa"/>
+              <w:bottom w:w="100" w:type="dxa"/>
+              <w:right w:w="160" w:type="dxa"/>
+            </w:tcMar>
+            <w:vAlign w:val="center"/>
+          </w:tcPr>
+          <w:p>
+            <w:pPr>
+              <w:keepNext w:val="0"/>
+              <w:keepLines w:val="0"/>
+              <w:widowControl/>
+              <w:suppressLineNumbers w:val="0"/>
+              <w:spacing w:line="250" w:lineRule="atLeast"/>
+              <w:jc w:val="left"/>
+              <w:rPr>
+                <w:rFonts w:hint="default" w:ascii="Segoe UI" w:hAnsi="Segoe UI" w:eastAsia="Segoe UI" w:cs="Segoe UI"/>
+                <w:i w:val="0"/>
+                <w:iCs w:val="0"/>
+                <w:caps w:val="0"/>
+                <w:color w:val="0F1115"/>
+                <w:spacing w:val="0"/>
+                <w:kern w:val="0"/>
+                <w:sz w:val="21"/>
+                <w:szCs w:val="21"/>
+                <w:lang w:val="en-US" w:eastAsia="zh-CN" w:bidi="ar"/>
+              </w:rPr>
+            </w:pPr>
+            <w:r>
+              <w:rPr>
+                <w:rFonts w:hint="default" w:ascii="Segoe UI" w:hAnsi="Segoe UI" w:eastAsia="Segoe UI" w:cs="Segoe UI"/>
+                <w:i w:val="0"/>
+                <w:iCs w:val="0"/>
+                <w:caps w:val="0"/>
+                <w:color w:val="0F1115"/>
+                <w:spacing w:val="0"/>
+                <w:kern w:val="0"/>
+                <w:sz w:val="21"/>
+                <w:szCs w:val="21"/>
+                <w:lang w:val="en-US" w:eastAsia="zh-CN" w:bidi="ar"/>
+              </w:rPr>
+              <w:t>异常处理</w:t>
+            </w:r>
+          </w:p>
+        </w:tc>
+        <w:tc>
+          <w:tcPr>
+            <w:tcW w:w="2920" w:type="dxa"/>
+            <w:shd w:val="clear" w:color="auto" w:fill="FFFFFF"/>
+            <w:tcMar>
+              <w:top w:w="100" w:type="dxa"/>
+              <w:left w:w="160" w:type="dxa"/>
+              <w:bottom w:w="100" w:type="dxa"/>
+              <w:right w:w="160" w:type="dxa"/>
+            </w:tcMar>
+            <w:vAlign w:val="center"/>
+          </w:tcPr>
+          <w:p>
+            <w:pPr>
+              <w:keepNext w:val="0"/>
+              <w:keepLines w:val="0"/>
+              <w:widowControl/>
+              <w:suppressLineNumbers w:val="0"/>
+              <w:spacing w:line="250" w:lineRule="atLeast"/>
+              <w:jc w:val="left"/>
+              <w:rPr>
+                <w:rFonts w:hint="default" w:ascii="Segoe UI" w:hAnsi="Segoe UI" w:eastAsia="Segoe UI" w:cs="Segoe UI"/>
+                <w:i w:val="0"/>
+                <w:iCs w:val="0"/>
+                <w:caps w:val="0"/>
+                <w:color w:val="0F1115"/>
+                <w:spacing w:val="0"/>
+                <w:kern w:val="0"/>
+                <w:sz w:val="21"/>
+                <w:szCs w:val="21"/>
+                <w:lang w:val="en-US" w:eastAsia="zh-CN" w:bidi="ar"/>
+              </w:rPr>
+            </w:pPr>
+            <w:r>
+              <w:rPr>
+                <w:rFonts w:hint="default" w:ascii="Segoe UI" w:hAnsi="Segoe UI" w:eastAsia="Segoe UI" w:cs="Segoe UI"/>
+                <w:i w:val="0"/>
+                <w:iCs w:val="0"/>
+                <w:caps w:val="0"/>
+                <w:color w:val="0F1115"/>
+                <w:spacing w:val="0"/>
+                <w:kern w:val="0"/>
+                <w:sz w:val="21"/>
+                <w:szCs w:val="21"/>
+                <w:lang w:val="en-US" w:eastAsia="zh-CN" w:bidi="ar"/>
+              </w:rPr>
+              <w:t>try-catch</w:t>
+            </w:r>
+          </w:p>
+        </w:tc>
+        <w:tc>
+          <w:tcPr>
+            <w:tcW w:w="3060" w:type="dxa"/>
+            <w:shd w:val="clear" w:color="auto" w:fill="FFFFFF"/>
+            <w:tcMar>
+              <w:top w:w="100" w:type="dxa"/>
+              <w:left w:w="160" w:type="dxa"/>
+              <w:bottom w:w="100" w:type="dxa"/>
+              <w:right w:w="160" w:type="dxa"/>
+            </w:tcMar>
+            <w:vAlign w:val="center"/>
+          </w:tcPr>
+          <w:p>
+            <w:pPr>
+              <w:keepNext w:val="0"/>
+              <w:keepLines w:val="0"/>
+              <w:widowControl/>
+              <w:suppressLineNumbers w:val="0"/>
+              <w:spacing w:line="250" w:lineRule="atLeast"/>
+              <w:jc w:val="left"/>
+              <w:rPr>
+                <w:rFonts w:hint="default" w:ascii="Segoe UI" w:hAnsi="Segoe UI" w:eastAsia="Segoe UI" w:cs="Segoe UI"/>
+                <w:i w:val="0"/>
+                <w:iCs w:val="0"/>
+                <w:caps w:val="0"/>
+                <w:color w:val="0F1115"/>
+                <w:spacing w:val="0"/>
+                <w:kern w:val="0"/>
+                <w:sz w:val="21"/>
+                <w:szCs w:val="21"/>
+                <w:lang w:val="en-US" w:eastAsia="zh-CN" w:bidi="ar"/>
+              </w:rPr>
+            </w:pPr>
+            <w:r>
+              <w:rPr>
+                <w:rFonts w:hint="default" w:ascii="Segoe UI" w:hAnsi="Segoe UI" w:eastAsia="Segoe UI" w:cs="Segoe UI"/>
+                <w:i w:val="0"/>
+                <w:iCs w:val="0"/>
+                <w:caps w:val="0"/>
+                <w:color w:val="0F1115"/>
+                <w:spacing w:val="0"/>
+                <w:kern w:val="0"/>
+                <w:sz w:val="21"/>
+                <w:szCs w:val="21"/>
+                <w:lang w:val="en-US" w:eastAsia="zh-CN" w:bidi="ar"/>
+              </w:rPr>
+              <w:t>房间号重复、价格非数字、日期格式错误等</w:t>
+            </w:r>
+          </w:p>
+        </w:tc>
+        <w:tc>
+          <w:tcPr>
+            <w:tcW w:w="1780" w:type="dxa"/>
+            <w:shd w:val="clear" w:color="auto" w:fill="FFFFFF"/>
+            <w:tcMar>
+              <w:top w:w="100" w:type="dxa"/>
+              <w:left w:w="160" w:type="dxa"/>
+              <w:bottom w:w="100" w:type="dxa"/>
+              <w:right w:w="0" w:type="dxa"/>
+            </w:tcMar>
+            <w:vAlign w:val="center"/>
+          </w:tcPr>
+          <w:p>
+            <w:pPr>
+              <w:keepNext w:val="0"/>
+              <w:keepLines w:val="0"/>
+              <w:widowControl/>
+              <w:suppressLineNumbers w:val="0"/>
+              <w:spacing w:line="250" w:lineRule="atLeast"/>
+              <w:jc w:val="left"/>
+              <w:rPr>
+                <w:rFonts w:hint="default" w:ascii="Segoe UI" w:hAnsi="Segoe UI" w:eastAsia="Segoe UI" w:cs="Segoe UI"/>
+                <w:i w:val="0"/>
+                <w:iCs w:val="0"/>
+                <w:caps w:val="0"/>
+                <w:color w:val="0F1115"/>
+                <w:spacing w:val="0"/>
+                <w:kern w:val="0"/>
+                <w:sz w:val="21"/>
+                <w:szCs w:val="21"/>
+                <w:lang w:val="en-US" w:eastAsia="zh-CN" w:bidi="ar"/>
+              </w:rPr>
+            </w:pPr>
+            <w:r>
+              <w:rPr>
+                <w:rFonts w:hint="default" w:ascii="Segoe UI" w:hAnsi="Segoe UI" w:eastAsia="Segoe UI" w:cs="Segoe UI"/>
+                <w:i w:val="0"/>
+                <w:iCs w:val="0"/>
+                <w:caps w:val="0"/>
+                <w:color w:val="0F1115"/>
+                <w:spacing w:val="0"/>
+                <w:kern w:val="0"/>
+                <w:sz w:val="21"/>
+                <w:szCs w:val="21"/>
+                <w:lang w:val="en-US" w:eastAsia="zh-CN" w:bidi="ar"/>
+              </w:rPr>
+              <w:t>保证程序健壮性</w:t>
+            </w:r>
+          </w:p>
+        </w:tc>
+      </w:tr>
+      <w:tr>
+        <w:tblPrEx>
+          <w:tblBorders>
+            <w:top w:val="none" w:color="auto" w:sz="0" w:space="0"/>
+            <w:left w:val="none" w:color="auto" w:sz="0" w:space="0"/>
+            <w:bottom w:val="none" w:color="auto" w:sz="0" w:space="0"/>
+            <w:right w:val="none" w:color="auto" w:sz="0" w:space="0"/>
+            <w:insideH w:val="none" w:color="auto" w:sz="0" w:space="0"/>
+            <w:insideV w:val="none" w:color="auto" w:sz="0" w:space="0"/>
+          </w:tblBorders>
+          <w:shd w:val="clear" w:color="auto" w:fill="FFFFFF"/>
+          <w:tblCellMar>
+            <w:top w:w="15" w:type="dxa"/>
+            <w:left w:w="15" w:type="dxa"/>
+            <w:bottom w:w="15" w:type="dxa"/>
+            <w:right w:w="15" w:type="dxa"/>
+          </w:tblCellMar>
+        </w:tblPrEx>
+        <w:tc>
+          <w:tcPr>
+            <w:tcW w:w="1058" w:type="dxa"/>
+            <w:shd w:val="clear" w:color="auto" w:fill="FFFFFF"/>
+            <w:tcMar>
+              <w:top w:w="100" w:type="dxa"/>
+              <w:left w:w="0" w:type="dxa"/>
+              <w:bottom w:w="100" w:type="dxa"/>
+              <w:right w:w="160" w:type="dxa"/>
+            </w:tcMar>
+            <w:vAlign w:val="center"/>
+          </w:tcPr>
+          <w:p>
+            <w:pPr>
+              <w:keepNext w:val="0"/>
+              <w:keepLines w:val="0"/>
+              <w:widowControl/>
+              <w:suppressLineNumbers w:val="0"/>
+              <w:spacing w:line="250" w:lineRule="atLeast"/>
+              <w:jc w:val="left"/>
+              <w:rPr>
+                <w:rFonts w:hint="default" w:ascii="Segoe UI" w:hAnsi="Segoe UI" w:eastAsia="Segoe UI" w:cs="Segoe UI"/>
+                <w:i w:val="0"/>
+                <w:iCs w:val="0"/>
+                <w:caps w:val="0"/>
+                <w:color w:val="0F1115"/>
+                <w:spacing w:val="0"/>
+                <w:kern w:val="0"/>
+                <w:sz w:val="21"/>
+                <w:szCs w:val="21"/>
+                <w:lang w:val="en-US" w:eastAsia="zh-CN" w:bidi="ar"/>
+              </w:rPr>
+            </w:pPr>
+            <w:r>
+              <w:rPr>
+                <w:rFonts w:hint="default" w:ascii="Segoe UI" w:hAnsi="Segoe UI" w:eastAsia="Segoe UI" w:cs="Segoe UI"/>
+                <w:i w:val="0"/>
+                <w:iCs w:val="0"/>
+                <w:caps w:val="0"/>
+                <w:color w:val="0F1115"/>
+                <w:spacing w:val="0"/>
+                <w:kern w:val="0"/>
+                <w:sz w:val="21"/>
+                <w:szCs w:val="21"/>
+                <w:lang w:val="en-US" w:eastAsia="zh-CN" w:bidi="ar"/>
+              </w:rPr>
+              <w:t>文件读写</w:t>
+            </w:r>
+          </w:p>
+        </w:tc>
+        <w:tc>
+          <w:tcPr>
+            <w:tcW w:w="2920" w:type="dxa"/>
+            <w:shd w:val="clear" w:color="auto" w:fill="FFFFFF"/>
+            <w:tcMar>
+              <w:top w:w="100" w:type="dxa"/>
+              <w:left w:w="160" w:type="dxa"/>
+              <w:bottom w:w="100" w:type="dxa"/>
+              <w:right w:w="160" w:type="dxa"/>
+            </w:tcMar>
+            <w:vAlign w:val="center"/>
+          </w:tcPr>
+          <w:p>
+            <w:pPr>
+              <w:keepNext w:val="0"/>
+              <w:keepLines w:val="0"/>
+              <w:widowControl/>
+              <w:suppressLineNumbers w:val="0"/>
+              <w:spacing w:line="250" w:lineRule="atLeast"/>
+              <w:jc w:val="left"/>
+              <w:rPr>
+                <w:rFonts w:hint="default" w:ascii="Segoe UI" w:hAnsi="Segoe UI" w:eastAsia="Segoe UI" w:cs="Segoe UI"/>
+                <w:i w:val="0"/>
+                <w:iCs w:val="0"/>
+                <w:caps w:val="0"/>
+                <w:color w:val="0F1115"/>
+                <w:spacing w:val="0"/>
+                <w:kern w:val="0"/>
+                <w:sz w:val="21"/>
+                <w:szCs w:val="21"/>
+                <w:lang w:val="en-US" w:eastAsia="zh-CN" w:bidi="ar"/>
+              </w:rPr>
+            </w:pPr>
+            <w:r>
+              <w:rPr>
+                <w:rFonts w:hint="default" w:ascii="Segoe UI" w:hAnsi="Segoe UI" w:eastAsia="Segoe UI" w:cs="Segoe UI"/>
+                <w:i w:val="0"/>
+                <w:iCs w:val="0"/>
+                <w:caps w:val="0"/>
+                <w:color w:val="0F1115"/>
+                <w:spacing w:val="0"/>
+                <w:kern w:val="0"/>
+                <w:sz w:val="21"/>
+                <w:szCs w:val="21"/>
+                <w:lang w:val="en-US" w:eastAsia="zh-CN" w:bidi="ar"/>
+              </w:rPr>
+              <w:t>FileStorage 类</w:t>
+            </w:r>
+          </w:p>
+        </w:tc>
+        <w:tc>
+          <w:tcPr>
+            <w:tcW w:w="3060" w:type="dxa"/>
+            <w:shd w:val="clear" w:color="auto" w:fill="FFFFFF"/>
+            <w:tcMar>
+              <w:top w:w="100" w:type="dxa"/>
+              <w:left w:w="160" w:type="dxa"/>
+              <w:bottom w:w="100" w:type="dxa"/>
+              <w:right w:w="160" w:type="dxa"/>
+            </w:tcMar>
+            <w:vAlign w:val="center"/>
+          </w:tcPr>
+          <w:p>
+            <w:pPr>
+              <w:keepNext w:val="0"/>
+              <w:keepLines w:val="0"/>
+              <w:widowControl/>
+              <w:suppressLineNumbers w:val="0"/>
+              <w:spacing w:line="250" w:lineRule="atLeast"/>
+              <w:jc w:val="left"/>
+              <w:rPr>
+                <w:rFonts w:hint="default" w:ascii="Segoe UI" w:hAnsi="Segoe UI" w:eastAsia="Segoe UI" w:cs="Segoe UI"/>
+                <w:i w:val="0"/>
+                <w:iCs w:val="0"/>
+                <w:caps w:val="0"/>
+                <w:color w:val="0F1115"/>
+                <w:spacing w:val="0"/>
+                <w:kern w:val="0"/>
+                <w:sz w:val="21"/>
+                <w:szCs w:val="21"/>
+                <w:lang w:val="en-US" w:eastAsia="zh-CN" w:bidi="ar"/>
+              </w:rPr>
+            </w:pPr>
+            <w:r>
+              <w:rPr>
+                <w:rFonts w:hint="default" w:ascii="Segoe UI" w:hAnsi="Segoe UI" w:eastAsia="Segoe UI" w:cs="Segoe UI"/>
+                <w:i w:val="0"/>
+                <w:iCs w:val="0"/>
+                <w:caps w:val="0"/>
+                <w:color w:val="0F1115"/>
+                <w:spacing w:val="0"/>
+                <w:kern w:val="0"/>
+                <w:sz w:val="21"/>
+                <w:szCs w:val="21"/>
+                <w:lang w:val="en-US" w:eastAsia="zh-CN" w:bidi="ar"/>
+              </w:rPr>
+              <w:t>使用 FileWriter/FileReader 和 Gson 读写 JSON</w:t>
+            </w:r>
+          </w:p>
+        </w:tc>
+        <w:tc>
+          <w:tcPr>
+            <w:tcW w:w="1780" w:type="dxa"/>
+            <w:shd w:val="clear" w:color="auto" w:fill="FFFFFF"/>
+            <w:tcMar>
+              <w:top w:w="100" w:type="dxa"/>
+              <w:left w:w="160" w:type="dxa"/>
+              <w:bottom w:w="100" w:type="dxa"/>
+              <w:right w:w="0" w:type="dxa"/>
+            </w:tcMar>
+            <w:vAlign w:val="center"/>
+          </w:tcPr>
+          <w:p>
+            <w:pPr>
+              <w:keepNext w:val="0"/>
+              <w:keepLines w:val="0"/>
+              <w:widowControl/>
+              <w:suppressLineNumbers w:val="0"/>
+              <w:spacing w:line="250" w:lineRule="atLeast"/>
+              <w:jc w:val="left"/>
+              <w:rPr>
+                <w:rFonts w:hint="default" w:ascii="Segoe UI" w:hAnsi="Segoe UI" w:eastAsia="Segoe UI" w:cs="Segoe UI"/>
+                <w:i w:val="0"/>
+                <w:iCs w:val="0"/>
+                <w:caps w:val="0"/>
+                <w:color w:val="0F1115"/>
+                <w:spacing w:val="0"/>
+                <w:kern w:val="0"/>
+                <w:sz w:val="21"/>
+                <w:szCs w:val="21"/>
+                <w:lang w:val="en-US" w:eastAsia="zh-CN" w:bidi="ar"/>
+              </w:rPr>
+            </w:pPr>
+            <w:r>
+              <w:rPr>
+                <w:rFonts w:hint="default" w:ascii="Segoe UI" w:hAnsi="Segoe UI" w:eastAsia="Segoe UI" w:cs="Segoe UI"/>
+                <w:i w:val="0"/>
+                <w:iCs w:val="0"/>
+                <w:caps w:val="0"/>
+                <w:color w:val="0F1115"/>
+                <w:spacing w:val="0"/>
+                <w:kern w:val="0"/>
+                <w:sz w:val="21"/>
+                <w:szCs w:val="21"/>
+                <w:lang w:val="en-US" w:eastAsia="zh-CN" w:bidi="ar"/>
+              </w:rPr>
+              <w:t>实现数据持久化</w:t>
+            </w:r>
+          </w:p>
+        </w:tc>
+      </w:tr>
+      <w:tr>
+        <w:tblPrEx>
+          <w:tblBorders>
+            <w:top w:val="none" w:color="auto" w:sz="0" w:space="0"/>
+            <w:left w:val="none" w:color="auto" w:sz="0" w:space="0"/>
+            <w:bottom w:val="none" w:color="auto" w:sz="0" w:space="0"/>
+            <w:right w:val="none" w:color="auto" w:sz="0" w:space="0"/>
+            <w:insideH w:val="none" w:color="auto" w:sz="0" w:space="0"/>
+            <w:insideV w:val="none" w:color="auto" w:sz="0" w:space="0"/>
+          </w:tblBorders>
+          <w:shd w:val="clear" w:color="auto" w:fill="FFFFFF"/>
+          <w:tblCellMar>
+            <w:top w:w="15" w:type="dxa"/>
+            <w:left w:w="15" w:type="dxa"/>
+            <w:bottom w:w="15" w:type="dxa"/>
+            <w:right w:w="15" w:type="dxa"/>
+          </w:tblCellMar>
+        </w:tblPrEx>
+        <w:tc>
+          <w:tcPr>
+            <w:tcW w:w="1058" w:type="dxa"/>
+            <w:shd w:val="clear" w:color="auto" w:fill="FFFFFF"/>
+            <w:tcMar>
+              <w:top w:w="100" w:type="dxa"/>
+              <w:left w:w="0" w:type="dxa"/>
+              <w:bottom w:w="100" w:type="dxa"/>
+              <w:right w:w="160" w:type="dxa"/>
+            </w:tcMar>
+            <w:vAlign w:val="center"/>
+          </w:tcPr>
+          <w:p>
+            <w:pPr>
+              <w:keepNext w:val="0"/>
+              <w:keepLines w:val="0"/>
+              <w:widowControl/>
+              <w:suppressLineNumbers w:val="0"/>
+              <w:spacing w:line="250" w:lineRule="atLeast"/>
+              <w:jc w:val="left"/>
+              <w:rPr>
+                <w:rFonts w:hint="default" w:ascii="Segoe UI" w:hAnsi="Segoe UI" w:eastAsia="Segoe UI" w:cs="Segoe UI"/>
+                <w:i w:val="0"/>
+                <w:iCs w:val="0"/>
+                <w:caps w:val="0"/>
+                <w:color w:val="0F1115"/>
+                <w:spacing w:val="0"/>
+                <w:kern w:val="0"/>
+                <w:sz w:val="21"/>
+                <w:szCs w:val="21"/>
+                <w:lang w:val="en-US" w:eastAsia="zh-CN" w:bidi="ar"/>
+              </w:rPr>
+            </w:pPr>
+            <w:r>
+              <w:rPr>
+                <w:rFonts w:hint="default" w:ascii="Segoe UI" w:hAnsi="Segoe UI" w:eastAsia="Segoe UI" w:cs="Segoe UI"/>
+                <w:i w:val="0"/>
+                <w:iCs w:val="0"/>
+                <w:caps w:val="0"/>
+                <w:color w:val="0F1115"/>
+                <w:spacing w:val="0"/>
+                <w:kern w:val="0"/>
+                <w:sz w:val="21"/>
+                <w:szCs w:val="21"/>
+                <w:lang w:val="en-US" w:eastAsia="zh-CN" w:bidi="ar"/>
+              </w:rPr>
               <w:t>多线程</w:t>
             </w:r>
           </w:p>
@@ -8176,7 +8130,7 @@
         </w:tc>
         <w:tc>
           <w:tcPr>
-            <w:tcW w:w="1428" w:type="dxa"/>
+            <w:tcW w:w="1780" w:type="dxa"/>
             <w:shd w:val="clear" w:color="auto" w:fill="FFFFFF"/>
             <w:tcMar>
               <w:top w:w="100" w:type="dxa"/>
@@ -8631,7 +8585,7 @@
           <w:szCs w:val="21"/>
           <w:lang w:val="en-US" w:eastAsia="zh-CN" w:bidi="ar"/>
         </w:rPr>
-        <w:t>本组在开发过程中使用了 AI 工具辅助代码生成、调试和文档撰写。AI 帮助生成了大部分类的骨架代码，提供了 Gson 序列化多态的解决方案，并协助编写了测试用例。通过 AI 的实时反馈，我们快速定位了空指针异常和模块访问问题。</w:t>
+        <w:t>本组在开发过程中使用了 AI 工具辅助调试和文档撰写。AI 提供了 Gson 序列化多态的解决方案，并协助编写了测试用例。通过 AI 的实时反馈，我们快速定位了空指针异常和模块访问问题。</w:t>
       </w:r>
     </w:p>
     <w:p>
@@ -8673,6 +8627,7 @@
     </w:p>
     <w:tbl>
       <w:tblPr>
+        <w:tblStyle w:val="9"/>
         <w:tblW w:w="8388" w:type="dxa"/>
         <w:tblInd w:w="0" w:type="dxa"/>
         <w:tblBorders>
@@ -8683,7 +8638,7 @@
           <w:insideH w:val="none" w:color="auto" w:sz="0" w:space="0"/>
           <w:insideV w:val="none" w:color="auto" w:sz="0" w:space="0"/>
         </w:tblBorders>
-        <w:shd w:val="clear"/>
+        <w:shd w:val="clear" w:color="auto" w:fill="auto"/>
         <w:tblLayout w:type="autofit"/>
         <w:tblCellMar>
           <w:top w:w="15" w:type="dxa"/>
@@ -8707,6 +8662,7 @@
             <w:insideH w:val="none" w:color="auto" w:sz="0" w:space="0"/>
             <w:insideV w:val="none" w:color="auto" w:sz="0" w:space="0"/>
           </w:tblBorders>
+          <w:shd w:val="clear" w:color="auto" w:fill="auto"/>
           <w:tblCellMar>
             <w:top w:w="15" w:type="dxa"/>
             <w:left w:w="15" w:type="dxa"/>
@@ -8723,7 +8679,7 @@
             <w:tcBorders>
               <w:top w:val="nil"/>
             </w:tcBorders>
-            <w:shd w:val="clear"/>
+            <w:shd w:val="clear" w:color="auto" w:fill="auto"/>
             <w:tcMar>
               <w:top w:w="100" w:type="dxa"/>
               <w:left w:w="0" w:type="dxa"/>
@@ -8776,7 +8732,7 @@
             <w:tcBorders>
               <w:top w:val="nil"/>
             </w:tcBorders>
-            <w:shd w:val="clear"/>
+            <w:shd w:val="clear" w:color="auto" w:fill="auto"/>
             <w:tcMar>
               <w:top w:w="100" w:type="dxa"/>
               <w:left w:w="160" w:type="dxa"/>
@@ -8829,7 +8785,7 @@
             <w:tcBorders>
               <w:top w:val="nil"/>
             </w:tcBorders>
-            <w:shd w:val="clear"/>
+            <w:shd w:val="clear" w:color="auto" w:fill="auto"/>
             <w:tcMar>
               <w:top w:w="100" w:type="dxa"/>
               <w:left w:w="160" w:type="dxa"/>
@@ -8887,7 +8843,7 @@
             <w:insideH w:val="none" w:color="auto" w:sz="0" w:space="0"/>
             <w:insideV w:val="none" w:color="auto" w:sz="0" w:space="0"/>
           </w:tblBorders>
-          <w:shd w:val="clear"/>
+          <w:shd w:val="clear" w:color="auto" w:fill="auto"/>
           <w:tblCellMar>
             <w:top w:w="15" w:type="dxa"/>
             <w:left w:w="15" w:type="dxa"/>
@@ -8898,7 +8854,7 @@
         <w:tc>
           <w:tcPr>
             <w:tcW w:w="818" w:type="dxa"/>
-            <w:shd w:val="clear"/>
+            <w:shd w:val="clear" w:color="auto" w:fill="auto"/>
             <w:tcMar>
               <w:top w:w="100" w:type="dxa"/>
               <w:left w:w="0" w:type="dxa"/>
@@ -8930,25 +8886,25 @@
             </w:pPr>
             <w:r>
               <w:rPr>
-                <w:rFonts w:hint="default" w:ascii="Segoe UI" w:hAnsi="Segoe UI" w:eastAsia="Segoe UI" w:cs="Segoe UI"/>
-                <w:i w:val="0"/>
-                <w:iCs w:val="0"/>
-                <w:caps w:val="0"/>
-                <w:color w:val="0F1115"/>
-                <w:spacing w:val="0"/>
-                <w:kern w:val="0"/>
-                <w:sz w:val="21"/>
-                <w:szCs w:val="21"/>
-                <w:lang w:val="en-US" w:eastAsia="zh-CN" w:bidi="ar"/>
-              </w:rPr>
-              <w:t>成员A</w:t>
+                <w:rFonts w:hint="eastAsia" w:ascii="Segoe UI" w:hAnsi="Segoe UI" w:eastAsia="Segoe UI" w:cs="Segoe UI"/>
+                <w:i w:val="0"/>
+                <w:iCs w:val="0"/>
+                <w:caps w:val="0"/>
+                <w:color w:val="0F1115"/>
+                <w:spacing w:val="0"/>
+                <w:kern w:val="0"/>
+                <w:sz w:val="21"/>
+                <w:szCs w:val="21"/>
+                <w:lang w:val="en-US" w:eastAsia="zh-CN" w:bidi="ar"/>
+              </w:rPr>
+              <w:t>冯美娟</w:t>
             </w:r>
           </w:p>
         </w:tc>
         <w:tc>
           <w:tcPr>
             <w:tcW w:w="6130" w:type="dxa"/>
-            <w:shd w:val="clear"/>
+            <w:shd w:val="clear" w:color="auto" w:fill="auto"/>
             <w:tcMar>
               <w:top w:w="100" w:type="dxa"/>
               <w:left w:w="160" w:type="dxa"/>
@@ -8998,7 +8954,7 @@
         <w:tc>
           <w:tcPr>
             <w:tcW w:w="1440" w:type="dxa"/>
-            <w:shd w:val="clear"/>
+            <w:shd w:val="clear" w:color="auto" w:fill="auto"/>
             <w:tcMar>
               <w:top w:w="100" w:type="dxa"/>
               <w:left w:w="160" w:type="dxa"/>
@@ -9056,7 +9012,6 @@
             <w:insideH w:val="none" w:color="auto" w:sz="0" w:space="0"/>
             <w:insideV w:val="none" w:color="auto" w:sz="0" w:space="0"/>
           </w:tblBorders>
-          <w:shd w:val="clear"/>
           <w:tblCellMar>
             <w:top w:w="15" w:type="dxa"/>
             <w:left w:w="15" w:type="dxa"/>
@@ -9067,7 +9022,7 @@
         <w:tc>
           <w:tcPr>
             <w:tcW w:w="818" w:type="dxa"/>
-            <w:shd w:val="clear"/>
+            <w:shd w:val="clear" w:color="auto" w:fill="auto"/>
             <w:tcMar>
               <w:top w:w="100" w:type="dxa"/>
               <w:left w:w="0" w:type="dxa"/>
@@ -9099,25 +9054,25 @@
             </w:pPr>
             <w:r>
               <w:rPr>
-                <w:rFonts w:hint="default" w:ascii="Segoe UI" w:hAnsi="Segoe UI" w:eastAsia="Segoe UI" w:cs="Segoe UI"/>
-                <w:i w:val="0"/>
-                <w:iCs w:val="0"/>
-                <w:caps w:val="0"/>
-                <w:color w:val="0F1115"/>
-                <w:spacing w:val="0"/>
-                <w:kern w:val="0"/>
-                <w:sz w:val="21"/>
-                <w:szCs w:val="21"/>
-                <w:lang w:val="en-US" w:eastAsia="zh-CN" w:bidi="ar"/>
-              </w:rPr>
-              <w:t>成员B</w:t>
+                <w:rFonts w:hint="eastAsia" w:ascii="Segoe UI" w:hAnsi="Segoe UI" w:eastAsia="Segoe UI" w:cs="Segoe UI"/>
+                <w:i w:val="0"/>
+                <w:iCs w:val="0"/>
+                <w:caps w:val="0"/>
+                <w:color w:val="0F1115"/>
+                <w:spacing w:val="0"/>
+                <w:kern w:val="0"/>
+                <w:sz w:val="21"/>
+                <w:szCs w:val="21"/>
+                <w:lang w:val="en-US" w:eastAsia="zh-CN" w:bidi="ar"/>
+              </w:rPr>
+              <w:t>夏涵欣</w:t>
             </w:r>
           </w:p>
         </w:tc>
         <w:tc>
           <w:tcPr>
             <w:tcW w:w="6130" w:type="dxa"/>
-            <w:shd w:val="clear"/>
+            <w:shd w:val="clear" w:color="auto" w:fill="auto"/>
             <w:tcMar>
               <w:top w:w="100" w:type="dxa"/>
               <w:left w:w="160" w:type="dxa"/>
@@ -9167,7 +9122,7 @@
         <w:tc>
           <w:tcPr>
             <w:tcW w:w="1440" w:type="dxa"/>
-            <w:shd w:val="clear"/>
+            <w:shd w:val="clear" w:color="auto" w:fill="auto"/>
             <w:tcMar>
               <w:top w:w="100" w:type="dxa"/>
               <w:left w:w="160" w:type="dxa"/>
@@ -9261,6 +9216,8 @@
           <w:szCs w:val="24"/>
         </w:rPr>
       </w:pPr>
+      <w:bookmarkStart w:id="0" w:name="_GoBack"/>
+      <w:bookmarkEnd w:id="0"/>
     </w:p>
     <w:sectPr>
       <w:pgSz w:w="11906" w:h="16838"/>
@@ -9315,14 +9272,14 @@
     <w:lsdException w:uiPriority="99" w:name="footnote text"/>
     <w:lsdException w:uiPriority="99" w:name="annotation text"/>
     <w:lsdException w:uiPriority="99" w:semiHidden="0" w:name="header"/>
-    <w:lsdException w:uiPriority="99" w:semiHidden="0" w:name="footer"/>
+    <w:lsdException w:qFormat="1" w:uiPriority="99" w:semiHidden="0" w:name="footer"/>
     <w:lsdException w:uiPriority="99" w:name="index heading"/>
     <w:lsdException w:qFormat="1" w:uiPriority="35" w:name="caption"/>
     <w:lsdException w:uiPriority="99" w:name="table of figures"/>
     <w:lsdException w:uiPriority="99" w:name="envelope address"/>
     <w:lsdException w:uiPriority="99" w:name="envelope return"/>
     <w:lsdException w:uiPriority="99" w:name="footnote reference"/>
-    <w:lsdException w:uiPriority="99" w:name="annotation reference"/>
+    <w:lsdException w:qFormat="1" w:uiPriority="99" w:name="annotation reference"/>
     <w:lsdException w:uiPriority="99" w:name="line number"/>
     <w:lsdException w:uiPriority="99" w:name="page number"/>
     <w:lsdException w:uiPriority="99" w:name="endnote reference"/>
@@ -9386,7 +9343,7 @@
     <w:lsdException w:uiPriority="99" w:name="HTML Sample"/>
     <w:lsdException w:uiPriority="99" w:name="HTML Typewriter"/>
     <w:lsdException w:uiPriority="99" w:name="HTML Variable"/>
-    <w:lsdException w:uiPriority="99" w:name="Normal Table"/>
+    <w:lsdException w:qFormat="1" w:uiPriority="99" w:name="Normal Table"/>
     <w:lsdException w:qFormat="1" w:uiPriority="99" w:name="annotation subject"/>
     <w:lsdException w:uiPriority="99" w:name="Table Simple 1"/>
     <w:lsdException w:uiPriority="99" w:name="Table Simple 2"/>
@@ -9580,6 +9537,7 @@
     <w:name w:val="Normal Table"/>
     <w:semiHidden/>
     <w:unhideWhenUsed/>
+    <w:qFormat/>
     <w:uiPriority w:val="99"/>
     <w:tblPr>
       <w:tblCellMar>
@@ -9619,6 +9577,7 @@
     <w:basedOn w:val="1"/>
     <w:link w:val="14"/>
     <w:unhideWhenUsed/>
+    <w:qFormat/>
     <w:uiPriority w:val="99"/>
     <w:pPr>
       <w:tabs>
@@ -9695,6 +9654,7 @@
     <w:basedOn w:val="10"/>
     <w:semiHidden/>
     <w:unhideWhenUsed/>
+    <w:qFormat/>
     <w:uiPriority w:val="99"/>
     <w:rPr>
       <w:sz w:val="21"/>
